--- a/5_semester/ЭВМ/ЭВМ-2.docx
+++ b/5_semester/ЭВМ/ЭВМ-2.docx
@@ -1866,8 +1866,8 @@
           <w:szCs w:val="28"/>
         </w:rPr>
       </w:pPr>
-      <w:bookmarkStart w:id="4" w:name="_Toc145966786"/>
-      <w:bookmarkStart w:id="5" w:name="_Toc211849679"/>
+      <w:bookmarkStart w:id="4" w:name="_Toc211849679"/>
+      <w:bookmarkStart w:id="5" w:name="_Toc145966786"/>
       <w:r>
         <w:rPr>
           <w:b/>
@@ -1887,7 +1887,7 @@
         </w:rPr>
         <w:t>Задание</w:t>
       </w:r>
-      <w:bookmarkEnd w:id="5"/>
+      <w:bookmarkEnd w:id="4"/>
     </w:p>
     <w:p>
       <w:pPr>
@@ -2186,7 +2186,7 @@
       </w:r>
       <w:bookmarkEnd w:id="6"/>
     </w:p>
-    <w:bookmarkEnd w:id="4"/>
+    <w:bookmarkEnd w:id="5"/>
     <w:p>
       <w:pPr>
         <w:spacing w:line="360" w:lineRule="auto"/>
@@ -2347,38 +2347,46 @@
       <w:pPr>
         <w:spacing w:line="360" w:lineRule="auto"/>
         <w:jc w:val="both"/>
-        <w:rPr>
-          <w:sz w:val="28"/>
-          <w:szCs w:val="28"/>
-        </w:rPr>
-      </w:pPr>
-      <w:r>
-        <w:rPr>
-          <w:sz w:val="28"/>
-          <w:szCs w:val="28"/>
+        <w:outlineLvl w:val="0"/>
+        <w:rPr>
+          <w:sz w:val="28"/>
+          <w:szCs w:val="28"/>
+          <w:lang w:val="en-US"/>
+        </w:rPr>
+      </w:pPr>
+      <w:r>
+        <w:rPr>
+          <w:sz w:val="28"/>
+          <w:szCs w:val="28"/>
+          <w:lang w:val="en-US"/>
         </w:rPr>
         <w:t xml:space="preserve">; </w:t>
       </w:r>
-      <w:r>
-        <w:rPr>
-          <w:sz w:val="28"/>
-          <w:szCs w:val="28"/>
-        </w:rPr>
-        <w:t>Код р</w:t>
-      </w:r>
-      <w:r>
-        <w:rPr>
-          <w:sz w:val="28"/>
-          <w:szCs w:val="28"/>
-        </w:rPr>
-        <w:t>еализует:</w:t>
-      </w:r>
-    </w:p>
-    <w:p>
-      <w:pPr>
-        <w:spacing w:line="360" w:lineRule="auto"/>
-        <w:ind w:firstLine="709"/>
-        <w:jc w:val="both"/>
+      <w:proofErr w:type="spellStart"/>
+      <w:r>
+        <w:rPr>
+          <w:sz w:val="28"/>
+          <w:szCs w:val="28"/>
+          <w:lang w:val="en-US"/>
+        </w:rPr>
+        <w:t>Реализует</w:t>
+      </w:r>
+      <w:proofErr w:type="spellEnd"/>
+      <w:r>
+        <w:rPr>
+          <w:sz w:val="28"/>
+          <w:szCs w:val="28"/>
+          <w:lang w:val="en-US"/>
+        </w:rPr>
+        <w:t>:</w:t>
+      </w:r>
+    </w:p>
+    <w:p>
+      <w:pPr>
+        <w:spacing w:line="360" w:lineRule="auto"/>
+        <w:ind w:firstLine="709"/>
+        <w:jc w:val="both"/>
+        <w:outlineLvl w:val="0"/>
         <w:rPr>
           <w:sz w:val="28"/>
           <w:szCs w:val="28"/>
@@ -2399,6 +2407,7 @@
         <w:spacing w:line="360" w:lineRule="auto"/>
         <w:ind w:firstLine="709"/>
         <w:jc w:val="both"/>
+        <w:outlineLvl w:val="0"/>
         <w:rPr>
           <w:sz w:val="28"/>
           <w:szCs w:val="28"/>
@@ -2437,6 +2446,7 @@
         <w:spacing w:line="360" w:lineRule="auto"/>
         <w:ind w:firstLine="709"/>
         <w:jc w:val="both"/>
+        <w:outlineLvl w:val="0"/>
         <w:rPr>
           <w:sz w:val="28"/>
           <w:szCs w:val="28"/>
@@ -2457,6 +2467,7 @@
         <w:spacing w:line="360" w:lineRule="auto"/>
         <w:ind w:firstLine="709"/>
         <w:jc w:val="both"/>
+        <w:outlineLvl w:val="0"/>
         <w:rPr>
           <w:sz w:val="28"/>
           <w:szCs w:val="28"/>
@@ -2477,17 +2488,56 @@
         <w:spacing w:line="360" w:lineRule="auto"/>
         <w:ind w:firstLine="709"/>
         <w:jc w:val="both"/>
-        <w:rPr>
-          <w:sz w:val="28"/>
-          <w:szCs w:val="28"/>
-        </w:rPr>
-      </w:pPr>
-      <w:r>
-        <w:rPr>
-          <w:sz w:val="28"/>
-          <w:szCs w:val="28"/>
-        </w:rPr>
-        <w:t>; R4 = X3 / X</w:t>
+        <w:outlineLvl w:val="0"/>
+        <w:rPr>
+          <w:sz w:val="28"/>
+          <w:szCs w:val="28"/>
+        </w:rPr>
+      </w:pPr>
+      <w:r>
+        <w:rPr>
+          <w:sz w:val="28"/>
+          <w:szCs w:val="28"/>
+        </w:rPr>
+        <w:t xml:space="preserve">; </w:t>
+      </w:r>
+      <w:r>
+        <w:rPr>
+          <w:sz w:val="28"/>
+          <w:szCs w:val="28"/>
+          <w:lang w:val="en-US"/>
+        </w:rPr>
+        <w:t>R</w:t>
+      </w:r>
+      <w:r>
+        <w:rPr>
+          <w:sz w:val="28"/>
+          <w:szCs w:val="28"/>
+        </w:rPr>
+        <w:t xml:space="preserve">4 = </w:t>
+      </w:r>
+      <w:r>
+        <w:rPr>
+          <w:sz w:val="28"/>
+          <w:szCs w:val="28"/>
+          <w:lang w:val="en-US"/>
+        </w:rPr>
+        <w:t>X</w:t>
+      </w:r>
+      <w:r>
+        <w:rPr>
+          <w:sz w:val="28"/>
+          <w:szCs w:val="28"/>
+        </w:rPr>
+        <w:t xml:space="preserve">3 / </w:t>
+      </w:r>
+      <w:r>
+        <w:rPr>
+          <w:sz w:val="28"/>
+          <w:szCs w:val="28"/>
+          <w:lang w:val="en-US"/>
+        </w:rPr>
+        <w:t>X</w:t>
       </w:r>
       <w:proofErr w:type="gramStart"/>
       <w:r>
@@ -2497,116 +2547,320 @@
         </w:rPr>
         <w:t>1  (</w:t>
       </w:r>
+      <w:proofErr w:type="gramEnd"/>
+      <w:r>
+        <w:rPr>
+          <w:sz w:val="28"/>
+          <w:szCs w:val="28"/>
+          <w:lang w:val="en-US"/>
+        </w:rPr>
+        <w:t>signed</w:t>
+      </w:r>
+      <w:r>
+        <w:rPr>
+          <w:sz w:val="28"/>
+          <w:szCs w:val="28"/>
+        </w:rPr>
+        <w:t>)</w:t>
+      </w:r>
+    </w:p>
+    <w:p>
+      <w:pPr>
+        <w:spacing w:line="360" w:lineRule="auto"/>
+        <w:ind w:firstLine="709"/>
+        <w:jc w:val="both"/>
+        <w:outlineLvl w:val="0"/>
+        <w:rPr>
+          <w:sz w:val="28"/>
+          <w:szCs w:val="28"/>
+        </w:rPr>
+      </w:pPr>
+    </w:p>
+    <w:p>
+      <w:pPr>
+        <w:spacing w:line="360" w:lineRule="auto"/>
+        <w:ind w:firstLine="709"/>
+        <w:jc w:val="both"/>
+        <w:outlineLvl w:val="0"/>
+        <w:rPr>
+          <w:sz w:val="28"/>
+          <w:szCs w:val="28"/>
+        </w:rPr>
+      </w:pPr>
+      <w:r>
+        <w:rPr>
+          <w:sz w:val="28"/>
+          <w:szCs w:val="28"/>
+        </w:rPr>
+        <w:t>; Всё в одном сегменте</w:t>
+      </w:r>
+    </w:p>
+    <w:p>
+      <w:pPr>
+        <w:spacing w:line="360" w:lineRule="auto"/>
+        <w:ind w:firstLine="709"/>
+        <w:jc w:val="both"/>
+        <w:outlineLvl w:val="0"/>
+        <w:rPr>
+          <w:sz w:val="28"/>
+          <w:szCs w:val="28"/>
+        </w:rPr>
+      </w:pPr>
+      <w:r>
+        <w:rPr>
+          <w:sz w:val="28"/>
+          <w:szCs w:val="28"/>
+          <w:lang w:val="en-US"/>
+        </w:rPr>
+        <w:t>SET</w:t>
+      </w:r>
+      <w:r>
+        <w:rPr>
+          <w:sz w:val="28"/>
+          <w:szCs w:val="28"/>
+        </w:rPr>
+        <w:t xml:space="preserve"> 0</w:t>
+      </w:r>
+    </w:p>
+    <w:p>
+      <w:pPr>
+        <w:spacing w:line="360" w:lineRule="auto"/>
+        <w:ind w:firstLine="709"/>
+        <w:jc w:val="both"/>
+        <w:outlineLvl w:val="0"/>
+        <w:rPr>
+          <w:sz w:val="28"/>
+          <w:szCs w:val="28"/>
+        </w:rPr>
+      </w:pPr>
+    </w:p>
+    <w:p>
+      <w:pPr>
+        <w:spacing w:line="360" w:lineRule="auto"/>
+        <w:ind w:firstLine="709"/>
+        <w:jc w:val="both"/>
+        <w:outlineLvl w:val="0"/>
+        <w:rPr>
+          <w:sz w:val="28"/>
+          <w:szCs w:val="28"/>
+        </w:rPr>
+      </w:pPr>
+      <w:r>
+        <w:rPr>
+          <w:sz w:val="28"/>
+          <w:szCs w:val="28"/>
+        </w:rPr>
+        <w:t>; Исходные данные (в байтах: используются младшие байты 16-битных значений)</w:t>
+      </w:r>
+    </w:p>
+    <w:p>
+      <w:pPr>
+        <w:spacing w:line="360" w:lineRule="auto"/>
+        <w:ind w:firstLine="709"/>
+        <w:jc w:val="both"/>
+        <w:outlineLvl w:val="0"/>
+        <w:rPr>
+          <w:sz w:val="28"/>
+          <w:szCs w:val="28"/>
+          <w:lang w:val="en-US"/>
+        </w:rPr>
+      </w:pPr>
+      <w:r>
+        <w:rPr>
+          <w:sz w:val="28"/>
+          <w:szCs w:val="28"/>
+          <w:lang w:val="en-US"/>
+        </w:rPr>
+        <w:t xml:space="preserve">X1: DB 0xFF  </w:t>
+      </w:r>
+      <w:proofErr w:type="gramStart"/>
+      <w:r>
+        <w:rPr>
+          <w:sz w:val="28"/>
+          <w:szCs w:val="28"/>
+          <w:lang w:val="en-US"/>
+        </w:rPr>
+        <w:t xml:space="preserve">  ;</w:t>
+      </w:r>
+      <w:proofErr w:type="gramEnd"/>
+      <w:r>
+        <w:rPr>
+          <w:sz w:val="28"/>
+          <w:szCs w:val="28"/>
+          <w:lang w:val="en-US"/>
+        </w:rPr>
+        <w:t xml:space="preserve"> -1</w:t>
+      </w:r>
+    </w:p>
+    <w:p>
+      <w:pPr>
+        <w:spacing w:line="360" w:lineRule="auto"/>
+        <w:ind w:firstLine="709"/>
+        <w:jc w:val="both"/>
+        <w:outlineLvl w:val="0"/>
+        <w:rPr>
+          <w:sz w:val="28"/>
+          <w:szCs w:val="28"/>
+          <w:lang w:val="en-US"/>
+        </w:rPr>
+      </w:pPr>
+      <w:r>
+        <w:rPr>
+          <w:sz w:val="28"/>
+          <w:szCs w:val="28"/>
+          <w:lang w:val="en-US"/>
+        </w:rPr>
+        <w:t xml:space="preserve">X2: DB 0x15  </w:t>
+      </w:r>
+      <w:proofErr w:type="gramStart"/>
+      <w:r>
+        <w:rPr>
+          <w:sz w:val="28"/>
+          <w:szCs w:val="28"/>
+          <w:lang w:val="en-US"/>
+        </w:rPr>
+        <w:t xml:space="preserve">  ;</w:t>
+      </w:r>
+      <w:proofErr w:type="gramEnd"/>
+      <w:r>
+        <w:rPr>
+          <w:sz w:val="28"/>
+          <w:szCs w:val="28"/>
+          <w:lang w:val="en-US"/>
+        </w:rPr>
+        <w:t xml:space="preserve"> 21</w:t>
+      </w:r>
+    </w:p>
+    <w:p>
+      <w:pPr>
+        <w:spacing w:line="360" w:lineRule="auto"/>
+        <w:ind w:firstLine="709"/>
+        <w:jc w:val="both"/>
+        <w:outlineLvl w:val="0"/>
+        <w:rPr>
+          <w:sz w:val="28"/>
+          <w:szCs w:val="28"/>
+        </w:rPr>
+      </w:pPr>
+      <w:r>
+        <w:rPr>
+          <w:sz w:val="28"/>
+          <w:szCs w:val="28"/>
+          <w:lang w:val="en-US"/>
+        </w:rPr>
+        <w:t>X</w:t>
+      </w:r>
+      <w:r>
+        <w:rPr>
+          <w:sz w:val="28"/>
+          <w:szCs w:val="28"/>
+        </w:rPr>
+        <w:t xml:space="preserve">3: </w:t>
+      </w:r>
+      <w:r>
+        <w:rPr>
+          <w:sz w:val="28"/>
+          <w:szCs w:val="28"/>
+          <w:lang w:val="en-US"/>
+        </w:rPr>
+        <w:t>DB</w:t>
+      </w:r>
+      <w:r>
+        <w:rPr>
+          <w:sz w:val="28"/>
+          <w:szCs w:val="28"/>
+        </w:rPr>
+        <w:t xml:space="preserve"> 0</w:t>
+      </w:r>
       <w:proofErr w:type="spellStart"/>
+      <w:r>
+        <w:rPr>
+          <w:sz w:val="28"/>
+          <w:szCs w:val="28"/>
+          <w:lang w:val="en-US"/>
+        </w:rPr>
+        <w:t>xD</w:t>
+      </w:r>
+      <w:proofErr w:type="spellEnd"/>
+      <w:r>
+        <w:rPr>
+          <w:sz w:val="28"/>
+          <w:szCs w:val="28"/>
+        </w:rPr>
+        <w:t xml:space="preserve">6  </w:t>
+      </w:r>
+      <w:proofErr w:type="gramStart"/>
+      <w:r>
+        <w:rPr>
+          <w:sz w:val="28"/>
+          <w:szCs w:val="28"/>
+        </w:rPr>
+        <w:t xml:space="preserve">  ;</w:t>
+      </w:r>
       <w:proofErr w:type="gramEnd"/>
       <w:r>
         <w:rPr>
           <w:sz w:val="28"/>
           <w:szCs w:val="28"/>
         </w:rPr>
-        <w:t>signed</w:t>
-      </w:r>
-      <w:proofErr w:type="spellEnd"/>
-      <w:r>
-        <w:rPr>
-          <w:sz w:val="28"/>
-          <w:szCs w:val="28"/>
-        </w:rPr>
-        <w:t>)</w:t>
-      </w:r>
-    </w:p>
-    <w:p>
-      <w:pPr>
-        <w:spacing w:line="360" w:lineRule="auto"/>
-        <w:ind w:firstLine="709"/>
-        <w:jc w:val="both"/>
-        <w:rPr>
-          <w:sz w:val="28"/>
-          <w:szCs w:val="28"/>
-        </w:rPr>
-      </w:pPr>
-    </w:p>
-    <w:p>
-      <w:pPr>
-        <w:spacing w:line="360" w:lineRule="auto"/>
-        <w:ind w:firstLine="709"/>
-        <w:jc w:val="both"/>
-        <w:rPr>
-          <w:sz w:val="28"/>
-          <w:szCs w:val="28"/>
-        </w:rPr>
-      </w:pPr>
-      <w:r>
-        <w:rPr>
-          <w:sz w:val="28"/>
-          <w:szCs w:val="28"/>
-        </w:rPr>
-        <w:t>; Всё в одном сегменте</w:t>
-      </w:r>
-    </w:p>
-    <w:p>
-      <w:pPr>
-        <w:spacing w:line="360" w:lineRule="auto"/>
-        <w:ind w:firstLine="709"/>
-        <w:jc w:val="both"/>
-        <w:rPr>
-          <w:sz w:val="28"/>
-          <w:szCs w:val="28"/>
-        </w:rPr>
-      </w:pPr>
-      <w:r>
-        <w:rPr>
-          <w:sz w:val="28"/>
-          <w:szCs w:val="28"/>
-        </w:rPr>
-        <w:t>SET 0</w:t>
-      </w:r>
-    </w:p>
-    <w:p>
-      <w:pPr>
-        <w:spacing w:line="360" w:lineRule="auto"/>
-        <w:ind w:firstLine="709"/>
-        <w:jc w:val="both"/>
-        <w:rPr>
-          <w:sz w:val="28"/>
-          <w:szCs w:val="28"/>
-        </w:rPr>
-      </w:pPr>
-    </w:p>
-    <w:p>
-      <w:pPr>
-        <w:spacing w:line="360" w:lineRule="auto"/>
-        <w:ind w:firstLine="709"/>
-        <w:jc w:val="both"/>
-        <w:rPr>
-          <w:sz w:val="28"/>
-          <w:szCs w:val="28"/>
-        </w:rPr>
-      </w:pPr>
-      <w:r>
-        <w:rPr>
-          <w:sz w:val="28"/>
-          <w:szCs w:val="28"/>
-        </w:rPr>
-        <w:t>; Исходные данные (в байтах: используются младшие байты 16-битных значений)</w:t>
-      </w:r>
-    </w:p>
-    <w:p>
-      <w:pPr>
-        <w:spacing w:line="360" w:lineRule="auto"/>
-        <w:ind w:firstLine="709"/>
-        <w:jc w:val="both"/>
-        <w:rPr>
-          <w:sz w:val="28"/>
-          <w:szCs w:val="28"/>
-        </w:rPr>
-      </w:pPr>
-      <w:r>
-        <w:rPr>
-          <w:sz w:val="28"/>
-          <w:szCs w:val="28"/>
-        </w:rPr>
-        <w:t xml:space="preserve">X1: DB 0x01  </w:t>
+        <w:t xml:space="preserve"> -42</w:t>
+      </w:r>
+    </w:p>
+    <w:p>
+      <w:pPr>
+        <w:spacing w:line="360" w:lineRule="auto"/>
+        <w:ind w:firstLine="709"/>
+        <w:jc w:val="both"/>
+        <w:outlineLvl w:val="0"/>
+        <w:rPr>
+          <w:sz w:val="28"/>
+          <w:szCs w:val="28"/>
+        </w:rPr>
+      </w:pPr>
+      <w:r>
+        <w:rPr>
+          <w:sz w:val="28"/>
+          <w:szCs w:val="28"/>
+          <w:lang w:val="en-US"/>
+        </w:rPr>
+        <w:t>X</w:t>
+      </w:r>
+      <w:r>
+        <w:rPr>
+          <w:sz w:val="28"/>
+          <w:szCs w:val="28"/>
+        </w:rPr>
+        <w:t xml:space="preserve">4: </w:t>
+      </w:r>
+      <w:r>
+        <w:rPr>
+          <w:sz w:val="28"/>
+          <w:szCs w:val="28"/>
+          <w:lang w:val="en-US"/>
+        </w:rPr>
+        <w:t>DB</w:t>
+      </w:r>
+      <w:r>
+        <w:rPr>
+          <w:sz w:val="28"/>
+          <w:szCs w:val="28"/>
+        </w:rPr>
+        <w:t xml:space="preserve"> 0</w:t>
+      </w:r>
+      <w:r>
+        <w:rPr>
+          <w:sz w:val="28"/>
+          <w:szCs w:val="28"/>
+          <w:lang w:val="en-US"/>
+        </w:rPr>
+        <w:t>x</w:t>
+      </w:r>
+      <w:r>
+        <w:rPr>
+          <w:sz w:val="28"/>
+          <w:szCs w:val="28"/>
+        </w:rPr>
+        <w:t xml:space="preserve">15  </w:t>
       </w:r>
       <w:proofErr w:type="gramStart"/>
       <w:r>
@@ -2622,31 +2876,315 @@
           <w:sz w:val="28"/>
           <w:szCs w:val="28"/>
         </w:rPr>
-        <w:t xml:space="preserve"> +1</w:t>
-      </w:r>
-    </w:p>
-    <w:p>
-      <w:pPr>
-        <w:spacing w:line="360" w:lineRule="auto"/>
-        <w:ind w:firstLine="709"/>
-        <w:jc w:val="both"/>
-        <w:rPr>
-          <w:sz w:val="28"/>
-          <w:szCs w:val="28"/>
-        </w:rPr>
-      </w:pPr>
-      <w:r>
-        <w:rPr>
-          <w:sz w:val="28"/>
-          <w:szCs w:val="28"/>
-        </w:rPr>
-        <w:t xml:space="preserve">X2: DB 0xE1  </w:t>
+        <w:t xml:space="preserve"> 21</w:t>
+      </w:r>
+    </w:p>
+    <w:p>
+      <w:pPr>
+        <w:spacing w:line="360" w:lineRule="auto"/>
+        <w:ind w:firstLine="709"/>
+        <w:jc w:val="both"/>
+        <w:outlineLvl w:val="0"/>
+        <w:rPr>
+          <w:sz w:val="28"/>
+          <w:szCs w:val="28"/>
+        </w:rPr>
+      </w:pPr>
+    </w:p>
+    <w:p>
+      <w:pPr>
+        <w:spacing w:line="360" w:lineRule="auto"/>
+        <w:ind w:firstLine="709"/>
+        <w:jc w:val="both"/>
+        <w:outlineLvl w:val="0"/>
+        <w:rPr>
+          <w:sz w:val="28"/>
+          <w:szCs w:val="28"/>
+        </w:rPr>
+      </w:pPr>
+      <w:r>
+        <w:rPr>
+          <w:sz w:val="28"/>
+          <w:szCs w:val="28"/>
+        </w:rPr>
+        <w:t>; Результаты</w:t>
+      </w:r>
+    </w:p>
+    <w:p>
+      <w:pPr>
+        <w:spacing w:line="360" w:lineRule="auto"/>
+        <w:ind w:firstLine="709"/>
+        <w:jc w:val="both"/>
+        <w:outlineLvl w:val="0"/>
+        <w:rPr>
+          <w:sz w:val="28"/>
+          <w:szCs w:val="28"/>
+          <w:lang w:val="en-US"/>
+        </w:rPr>
+      </w:pPr>
+      <w:r>
+        <w:rPr>
+          <w:sz w:val="28"/>
+          <w:szCs w:val="28"/>
+          <w:lang w:val="en-US"/>
+        </w:rPr>
+        <w:t>R1: DB 0x00</w:t>
+      </w:r>
+    </w:p>
+    <w:p>
+      <w:pPr>
+        <w:spacing w:line="360" w:lineRule="auto"/>
+        <w:ind w:firstLine="709"/>
+        <w:jc w:val="both"/>
+        <w:outlineLvl w:val="0"/>
+        <w:rPr>
+          <w:sz w:val="28"/>
+          <w:szCs w:val="28"/>
+          <w:lang w:val="en-US"/>
+        </w:rPr>
+      </w:pPr>
+      <w:r>
+        <w:rPr>
+          <w:sz w:val="28"/>
+          <w:szCs w:val="28"/>
+          <w:lang w:val="en-US"/>
+        </w:rPr>
+        <w:t>R2: DW 0x0000</w:t>
+      </w:r>
+    </w:p>
+    <w:p>
+      <w:pPr>
+        <w:spacing w:line="360" w:lineRule="auto"/>
+        <w:ind w:firstLine="709"/>
+        <w:jc w:val="both"/>
+        <w:outlineLvl w:val="0"/>
+        <w:rPr>
+          <w:sz w:val="28"/>
+          <w:szCs w:val="28"/>
+          <w:lang w:val="en-US"/>
+        </w:rPr>
+      </w:pPr>
+      <w:r>
+        <w:rPr>
+          <w:sz w:val="28"/>
+          <w:szCs w:val="28"/>
+          <w:lang w:val="en-US"/>
+        </w:rPr>
+        <w:t>R3: DB 0x00</w:t>
+      </w:r>
+    </w:p>
+    <w:p>
+      <w:pPr>
+        <w:spacing w:line="360" w:lineRule="auto"/>
+        <w:ind w:firstLine="709"/>
+        <w:jc w:val="both"/>
+        <w:outlineLvl w:val="0"/>
+        <w:rPr>
+          <w:sz w:val="28"/>
+          <w:szCs w:val="28"/>
+        </w:rPr>
+      </w:pPr>
+      <w:r>
+        <w:rPr>
+          <w:sz w:val="28"/>
+          <w:szCs w:val="28"/>
+          <w:lang w:val="en-US"/>
+        </w:rPr>
+        <w:t>R</w:t>
+      </w:r>
+      <w:r>
+        <w:rPr>
+          <w:sz w:val="28"/>
+          <w:szCs w:val="28"/>
+        </w:rPr>
+        <w:t xml:space="preserve">4: </w:t>
+      </w:r>
+      <w:r>
+        <w:rPr>
+          <w:sz w:val="28"/>
+          <w:szCs w:val="28"/>
+          <w:lang w:val="en-US"/>
+        </w:rPr>
+        <w:t>DB</w:t>
+      </w:r>
+      <w:r>
+        <w:rPr>
+          <w:sz w:val="28"/>
+          <w:szCs w:val="28"/>
+        </w:rPr>
+        <w:t xml:space="preserve"> 0</w:t>
+      </w:r>
+      <w:r>
+        <w:rPr>
+          <w:sz w:val="28"/>
+          <w:szCs w:val="28"/>
+          <w:lang w:val="en-US"/>
+        </w:rPr>
+        <w:t>x</w:t>
+      </w:r>
+      <w:r>
+        <w:rPr>
+          <w:sz w:val="28"/>
+          <w:szCs w:val="28"/>
+        </w:rPr>
+        <w:t>00</w:t>
+      </w:r>
+    </w:p>
+    <w:p>
+      <w:pPr>
+        <w:spacing w:line="360" w:lineRule="auto"/>
+        <w:ind w:firstLine="709"/>
+        <w:jc w:val="both"/>
+        <w:outlineLvl w:val="0"/>
+        <w:rPr>
+          <w:sz w:val="28"/>
+          <w:szCs w:val="28"/>
+        </w:rPr>
+      </w:pPr>
+    </w:p>
+    <w:p>
+      <w:pPr>
+        <w:spacing w:line="360" w:lineRule="auto"/>
+        <w:ind w:firstLine="709"/>
+        <w:jc w:val="both"/>
+        <w:outlineLvl w:val="0"/>
+        <w:rPr>
+          <w:sz w:val="28"/>
+          <w:szCs w:val="28"/>
+        </w:rPr>
+      </w:pPr>
+      <w:r>
+        <w:rPr>
+          <w:sz w:val="28"/>
+          <w:szCs w:val="28"/>
+        </w:rPr>
+        <w:t>; Отладочный вывод: показать память сегмента 0 (первые 16 байт)</w:t>
+      </w:r>
+    </w:p>
+    <w:p>
+      <w:pPr>
+        <w:spacing w:line="360" w:lineRule="auto"/>
+        <w:ind w:firstLine="709"/>
+        <w:jc w:val="both"/>
+        <w:outlineLvl w:val="0"/>
+        <w:rPr>
+          <w:sz w:val="28"/>
+          <w:szCs w:val="28"/>
+          <w:lang w:val="en-US"/>
+        </w:rPr>
+      </w:pPr>
+      <w:r>
+        <w:rPr>
+          <w:sz w:val="28"/>
+          <w:szCs w:val="28"/>
+          <w:lang w:val="en-US"/>
+        </w:rPr>
+        <w:t>start:</w:t>
+      </w:r>
+    </w:p>
+    <w:p>
+      <w:pPr>
+        <w:spacing w:line="360" w:lineRule="auto"/>
+        <w:ind w:firstLine="709"/>
+        <w:jc w:val="both"/>
+        <w:outlineLvl w:val="0"/>
+        <w:rPr>
+          <w:sz w:val="28"/>
+          <w:szCs w:val="28"/>
+          <w:lang w:val="en-US"/>
+        </w:rPr>
+      </w:pPr>
+      <w:r>
+        <w:rPr>
+          <w:sz w:val="28"/>
+          <w:szCs w:val="28"/>
+          <w:lang w:val="en-US"/>
+        </w:rPr>
+        <w:t>print mem 0:16</w:t>
+      </w:r>
+    </w:p>
+    <w:p>
+      <w:pPr>
+        <w:spacing w:line="360" w:lineRule="auto"/>
+        <w:ind w:firstLine="709"/>
+        <w:jc w:val="both"/>
+        <w:outlineLvl w:val="0"/>
+        <w:rPr>
+          <w:sz w:val="28"/>
+          <w:szCs w:val="28"/>
+          <w:lang w:val="en-US"/>
+        </w:rPr>
+      </w:pPr>
+      <w:r>
+        <w:rPr>
+          <w:sz w:val="28"/>
+          <w:szCs w:val="28"/>
+          <w:lang w:val="en-US"/>
+        </w:rPr>
+        <w:t>print reg</w:t>
+      </w:r>
+    </w:p>
+    <w:p>
+      <w:pPr>
+        <w:spacing w:line="360" w:lineRule="auto"/>
+        <w:ind w:firstLine="709"/>
+        <w:jc w:val="both"/>
+        <w:outlineLvl w:val="0"/>
+        <w:rPr>
+          <w:sz w:val="28"/>
+          <w:szCs w:val="28"/>
+          <w:lang w:val="en-US"/>
+        </w:rPr>
+      </w:pPr>
+    </w:p>
+    <w:p>
+      <w:pPr>
+        <w:spacing w:line="360" w:lineRule="auto"/>
+        <w:ind w:firstLine="709"/>
+        <w:jc w:val="both"/>
+        <w:outlineLvl w:val="0"/>
+        <w:rPr>
+          <w:sz w:val="28"/>
+          <w:szCs w:val="28"/>
+          <w:lang w:val="en-US"/>
+        </w:rPr>
+      </w:pPr>
+      <w:r>
+        <w:rPr>
+          <w:sz w:val="28"/>
+          <w:szCs w:val="28"/>
+          <w:lang w:val="en-US"/>
+        </w:rPr>
+        <w:lastRenderedPageBreak/>
+        <w:t>; ----------- R1 = X1 + X2 -----------</w:t>
+      </w:r>
+    </w:p>
+    <w:p>
+      <w:pPr>
+        <w:spacing w:line="360" w:lineRule="auto"/>
+        <w:ind w:firstLine="709"/>
+        <w:jc w:val="both"/>
+        <w:outlineLvl w:val="0"/>
+        <w:rPr>
+          <w:sz w:val="28"/>
+          <w:szCs w:val="28"/>
+          <w:lang w:val="en-US"/>
+        </w:rPr>
+      </w:pPr>
+      <w:r>
+        <w:rPr>
+          <w:sz w:val="28"/>
+          <w:szCs w:val="28"/>
+          <w:lang w:val="en-US"/>
+        </w:rPr>
+        <w:t xml:space="preserve">MOV SI, OFFSET X1    </w:t>
       </w:r>
       <w:proofErr w:type="gramStart"/>
       <w:r>
         <w:rPr>
           <w:sz w:val="28"/>
           <w:szCs w:val="28"/>
+          <w:lang w:val="en-US"/>
         </w:rPr>
         <w:t xml:space="preserve">  ;</w:t>
       </w:r>
@@ -2655,32 +3193,37 @@
         <w:rPr>
           <w:sz w:val="28"/>
           <w:szCs w:val="28"/>
-        </w:rPr>
-        <w:t xml:space="preserve"> 4321 = 0x10E1 -&gt; младший байт = 0xE1</w:t>
-      </w:r>
-    </w:p>
-    <w:p>
-      <w:pPr>
-        <w:spacing w:line="360" w:lineRule="auto"/>
-        <w:ind w:firstLine="709"/>
-        <w:jc w:val="both"/>
-        <w:rPr>
-          <w:sz w:val="28"/>
-          <w:szCs w:val="28"/>
-        </w:rPr>
-      </w:pPr>
-      <w:r>
-        <w:rPr>
-          <w:sz w:val="28"/>
-          <w:szCs w:val="28"/>
-        </w:rPr>
-        <w:t xml:space="preserve">X3: DB 0x3E  </w:t>
+          <w:lang w:val="en-US"/>
+        </w:rPr>
+        <w:t xml:space="preserve"> SI -&gt; X1</w:t>
+      </w:r>
+    </w:p>
+    <w:p>
+      <w:pPr>
+        <w:spacing w:line="360" w:lineRule="auto"/>
+        <w:ind w:firstLine="709"/>
+        <w:jc w:val="both"/>
+        <w:outlineLvl w:val="0"/>
+        <w:rPr>
+          <w:sz w:val="28"/>
+          <w:szCs w:val="28"/>
+          <w:lang w:val="en-US"/>
+        </w:rPr>
+      </w:pPr>
+      <w:r>
+        <w:rPr>
+          <w:sz w:val="28"/>
+          <w:szCs w:val="28"/>
+          <w:lang w:val="en-US"/>
+        </w:rPr>
+        <w:t xml:space="preserve">MOV DI, OFFSET X2    </w:t>
       </w:r>
       <w:proofErr w:type="gramStart"/>
       <w:r>
         <w:rPr>
           <w:sz w:val="28"/>
           <w:szCs w:val="28"/>
+          <w:lang w:val="en-US"/>
         </w:rPr>
         <w:t xml:space="preserve">  ;</w:t>
       </w:r>
@@ -2689,32 +3232,76 @@
         <w:rPr>
           <w:sz w:val="28"/>
           <w:szCs w:val="28"/>
-        </w:rPr>
-        <w:t xml:space="preserve"> -8642 = 0xDE3E -&gt; младший байт = 0x3E</w:t>
-      </w:r>
-    </w:p>
-    <w:p>
-      <w:pPr>
-        <w:spacing w:line="360" w:lineRule="auto"/>
-        <w:ind w:firstLine="709"/>
-        <w:jc w:val="both"/>
-        <w:rPr>
-          <w:sz w:val="28"/>
-          <w:szCs w:val="28"/>
-        </w:rPr>
-      </w:pPr>
-      <w:r>
-        <w:rPr>
-          <w:sz w:val="28"/>
-          <w:szCs w:val="28"/>
-        </w:rPr>
-        <w:t xml:space="preserve">X4: DB 0xE1  </w:t>
+          <w:lang w:val="en-US"/>
+        </w:rPr>
+        <w:t xml:space="preserve"> DI -&gt; X2</w:t>
+      </w:r>
+    </w:p>
+    <w:p>
+      <w:pPr>
+        <w:spacing w:line="360" w:lineRule="auto"/>
+        <w:ind w:firstLine="709"/>
+        <w:jc w:val="both"/>
+        <w:outlineLvl w:val="0"/>
+        <w:rPr>
+          <w:sz w:val="28"/>
+          <w:szCs w:val="28"/>
+          <w:lang w:val="en-US"/>
+        </w:rPr>
+      </w:pPr>
+      <w:r>
+        <w:rPr>
+          <w:sz w:val="28"/>
+          <w:szCs w:val="28"/>
+          <w:lang w:val="en-US"/>
+        </w:rPr>
+        <w:t>MOV AL, byte DS[</w:t>
       </w:r>
       <w:proofErr w:type="gramStart"/>
       <w:r>
         <w:rPr>
           <w:sz w:val="28"/>
           <w:szCs w:val="28"/>
+          <w:lang w:val="en-US"/>
+        </w:rPr>
+        <w:t xml:space="preserve">SI]   </w:t>
+      </w:r>
+      <w:proofErr w:type="gramEnd"/>
+      <w:r>
+        <w:rPr>
+          <w:sz w:val="28"/>
+          <w:szCs w:val="28"/>
+          <w:lang w:val="en-US"/>
+        </w:rPr>
+        <w:t xml:space="preserve"> ; AL = X1</w:t>
+      </w:r>
+    </w:p>
+    <w:p>
+      <w:pPr>
+        <w:spacing w:line="360" w:lineRule="auto"/>
+        <w:ind w:firstLine="709"/>
+        <w:jc w:val="both"/>
+        <w:outlineLvl w:val="0"/>
+        <w:rPr>
+          <w:sz w:val="28"/>
+          <w:szCs w:val="28"/>
+          <w:lang w:val="en-US"/>
+        </w:rPr>
+      </w:pPr>
+      <w:r>
+        <w:rPr>
+          <w:sz w:val="28"/>
+          <w:szCs w:val="28"/>
+          <w:lang w:val="en-US"/>
+        </w:rPr>
+        <w:t xml:space="preserve">MOV BL, byte DS[DI]  </w:t>
+      </w:r>
+      <w:proofErr w:type="gramStart"/>
+      <w:r>
+        <w:rPr>
+          <w:sz w:val="28"/>
+          <w:szCs w:val="28"/>
+          <w:lang w:val="en-US"/>
         </w:rPr>
         <w:t xml:space="preserve">  ;</w:t>
       </w:r>
@@ -2723,176 +3310,909 @@
         <w:rPr>
           <w:sz w:val="28"/>
           <w:szCs w:val="28"/>
-        </w:rPr>
-        <w:t xml:space="preserve"> 4321 = 0x10E1 -&gt; младший байт = 0xE1</w:t>
-      </w:r>
-    </w:p>
-    <w:p>
-      <w:pPr>
-        <w:spacing w:line="360" w:lineRule="auto"/>
-        <w:ind w:firstLine="709"/>
-        <w:jc w:val="both"/>
-        <w:rPr>
-          <w:sz w:val="28"/>
-          <w:szCs w:val="28"/>
-        </w:rPr>
-      </w:pPr>
-    </w:p>
-    <w:p>
-      <w:pPr>
-        <w:spacing w:line="360" w:lineRule="auto"/>
-        <w:ind w:firstLine="709"/>
-        <w:jc w:val="both"/>
-        <w:rPr>
-          <w:sz w:val="28"/>
-          <w:szCs w:val="28"/>
-        </w:rPr>
-      </w:pPr>
-    </w:p>
-    <w:p>
-      <w:pPr>
-        <w:spacing w:line="360" w:lineRule="auto"/>
-        <w:ind w:firstLine="709"/>
-        <w:jc w:val="both"/>
-        <w:rPr>
-          <w:sz w:val="28"/>
-          <w:szCs w:val="28"/>
-        </w:rPr>
-      </w:pPr>
-      <w:r>
-        <w:rPr>
-          <w:sz w:val="28"/>
-          <w:szCs w:val="28"/>
-        </w:rPr>
-        <w:t>; Результаты</w:t>
-      </w:r>
-    </w:p>
-    <w:p>
-      <w:pPr>
-        <w:spacing w:line="360" w:lineRule="auto"/>
-        <w:ind w:firstLine="709"/>
-        <w:jc w:val="both"/>
-        <w:rPr>
-          <w:sz w:val="28"/>
-          <w:szCs w:val="28"/>
-        </w:rPr>
-      </w:pPr>
-      <w:r>
-        <w:rPr>
-          <w:sz w:val="28"/>
-          <w:szCs w:val="28"/>
-        </w:rPr>
-        <w:t>R1: DB 0x00</w:t>
-      </w:r>
-    </w:p>
-    <w:p>
-      <w:pPr>
-        <w:spacing w:line="360" w:lineRule="auto"/>
-        <w:ind w:firstLine="709"/>
-        <w:jc w:val="both"/>
-        <w:rPr>
-          <w:sz w:val="28"/>
-          <w:szCs w:val="28"/>
-        </w:rPr>
-      </w:pPr>
-      <w:r>
-        <w:rPr>
-          <w:sz w:val="28"/>
-          <w:szCs w:val="28"/>
-        </w:rPr>
-        <w:t>R2: DW 0x0000</w:t>
-      </w:r>
-    </w:p>
-    <w:p>
-      <w:pPr>
-        <w:spacing w:line="360" w:lineRule="auto"/>
-        <w:ind w:firstLine="709"/>
-        <w:jc w:val="both"/>
-        <w:rPr>
-          <w:sz w:val="28"/>
-          <w:szCs w:val="28"/>
-        </w:rPr>
-      </w:pPr>
-      <w:r>
-        <w:rPr>
-          <w:sz w:val="28"/>
-          <w:szCs w:val="28"/>
-        </w:rPr>
-        <w:t>R3: DB 0x00</w:t>
-      </w:r>
-    </w:p>
-    <w:p>
-      <w:pPr>
-        <w:spacing w:line="360" w:lineRule="auto"/>
-        <w:ind w:firstLine="709"/>
-        <w:jc w:val="both"/>
-        <w:rPr>
-          <w:sz w:val="28"/>
-          <w:szCs w:val="28"/>
-        </w:rPr>
-      </w:pPr>
-      <w:r>
-        <w:rPr>
-          <w:sz w:val="28"/>
-          <w:szCs w:val="28"/>
-        </w:rPr>
-        <w:t>R4: DB 0x00</w:t>
-      </w:r>
-    </w:p>
-    <w:p>
-      <w:pPr>
-        <w:spacing w:line="360" w:lineRule="auto"/>
-        <w:ind w:firstLine="709"/>
-        <w:jc w:val="both"/>
-        <w:rPr>
-          <w:sz w:val="28"/>
-          <w:szCs w:val="28"/>
-        </w:rPr>
-      </w:pPr>
-    </w:p>
-    <w:p>
-      <w:pPr>
-        <w:spacing w:line="360" w:lineRule="auto"/>
-        <w:ind w:firstLine="709"/>
-        <w:jc w:val="both"/>
-        <w:rPr>
-          <w:sz w:val="28"/>
-          <w:szCs w:val="28"/>
-        </w:rPr>
-      </w:pPr>
-      <w:r>
-        <w:rPr>
-          <w:sz w:val="28"/>
-          <w:szCs w:val="28"/>
-        </w:rPr>
-        <w:t>; Отладочный вывод: показать память сегмента 0 (первые 16 байт)</w:t>
-      </w:r>
-    </w:p>
-    <w:p>
-      <w:pPr>
-        <w:spacing w:line="360" w:lineRule="auto"/>
-        <w:ind w:firstLine="709"/>
-        <w:jc w:val="both"/>
-        <w:rPr>
-          <w:sz w:val="28"/>
-          <w:szCs w:val="28"/>
-          <w:lang w:val="en-US"/>
-        </w:rPr>
-      </w:pPr>
-      <w:r>
-        <w:rPr>
-          <w:sz w:val="28"/>
-          <w:szCs w:val="28"/>
-          <w:lang w:val="en-US"/>
-        </w:rPr>
-        <w:t>start:</w:t>
-      </w:r>
-    </w:p>
-    <w:p>
-      <w:pPr>
-        <w:spacing w:line="360" w:lineRule="auto"/>
-        <w:ind w:firstLine="709"/>
-        <w:jc w:val="both"/>
+          <w:lang w:val="en-US"/>
+        </w:rPr>
+        <w:t xml:space="preserve"> BL = X2</w:t>
+      </w:r>
+    </w:p>
+    <w:p>
+      <w:pPr>
+        <w:spacing w:line="360" w:lineRule="auto"/>
+        <w:ind w:firstLine="709"/>
+        <w:jc w:val="both"/>
+        <w:outlineLvl w:val="0"/>
+        <w:rPr>
+          <w:sz w:val="28"/>
+          <w:szCs w:val="28"/>
+          <w:lang w:val="en-US"/>
+        </w:rPr>
+      </w:pPr>
+      <w:r>
+        <w:rPr>
+          <w:sz w:val="28"/>
+          <w:szCs w:val="28"/>
+          <w:lang w:val="en-US"/>
+        </w:rPr>
+        <w:t xml:space="preserve">ADD AL, BL           </w:t>
+      </w:r>
+      <w:proofErr w:type="gramStart"/>
+      <w:r>
+        <w:rPr>
+          <w:sz w:val="28"/>
+          <w:szCs w:val="28"/>
+          <w:lang w:val="en-US"/>
+        </w:rPr>
+        <w:t xml:space="preserve">  ;</w:t>
+      </w:r>
+      <w:proofErr w:type="gramEnd"/>
+      <w:r>
+        <w:rPr>
+          <w:sz w:val="28"/>
+          <w:szCs w:val="28"/>
+          <w:lang w:val="en-US"/>
+        </w:rPr>
+        <w:t xml:space="preserve"> AL = X1 + X2</w:t>
+      </w:r>
+    </w:p>
+    <w:p>
+      <w:pPr>
+        <w:spacing w:line="360" w:lineRule="auto"/>
+        <w:ind w:firstLine="709"/>
+        <w:jc w:val="both"/>
+        <w:outlineLvl w:val="0"/>
+        <w:rPr>
+          <w:sz w:val="28"/>
+          <w:szCs w:val="28"/>
+          <w:lang w:val="en-US"/>
+        </w:rPr>
+      </w:pPr>
+      <w:r>
+        <w:rPr>
+          <w:sz w:val="28"/>
+          <w:szCs w:val="28"/>
+          <w:lang w:val="en-US"/>
+        </w:rPr>
+        <w:t xml:space="preserve">MOV byte </w:t>
+      </w:r>
+      <w:proofErr w:type="gramStart"/>
+      <w:r>
+        <w:rPr>
+          <w:sz w:val="28"/>
+          <w:szCs w:val="28"/>
+          <w:lang w:val="en-US"/>
+        </w:rPr>
+        <w:t>DS[</w:t>
+      </w:r>
+      <w:proofErr w:type="gramEnd"/>
+      <w:r>
+        <w:rPr>
+          <w:sz w:val="28"/>
+          <w:szCs w:val="28"/>
+          <w:lang w:val="en-US"/>
+        </w:rPr>
+        <w:t>OFFSET R1], AL</w:t>
+      </w:r>
+    </w:p>
+    <w:p>
+      <w:pPr>
+        <w:spacing w:line="360" w:lineRule="auto"/>
+        <w:ind w:firstLine="709"/>
+        <w:jc w:val="both"/>
+        <w:outlineLvl w:val="0"/>
+        <w:rPr>
+          <w:sz w:val="28"/>
+          <w:szCs w:val="28"/>
+          <w:lang w:val="en-US"/>
+        </w:rPr>
+      </w:pPr>
+    </w:p>
+    <w:p>
+      <w:pPr>
+        <w:spacing w:line="360" w:lineRule="auto"/>
+        <w:ind w:firstLine="709"/>
+        <w:jc w:val="both"/>
+        <w:outlineLvl w:val="0"/>
+        <w:rPr>
+          <w:sz w:val="28"/>
+          <w:szCs w:val="28"/>
+          <w:lang w:val="en-US"/>
+        </w:rPr>
+      </w:pPr>
+      <w:r>
+        <w:rPr>
+          <w:sz w:val="28"/>
+          <w:szCs w:val="28"/>
+          <w:lang w:val="en-US"/>
+        </w:rPr>
+        <w:t>; ----------- R2 = X3 * X2 (signed) -----------</w:t>
+      </w:r>
+    </w:p>
+    <w:p>
+      <w:pPr>
+        <w:spacing w:line="360" w:lineRule="auto"/>
+        <w:ind w:firstLine="709"/>
+        <w:jc w:val="both"/>
+        <w:outlineLvl w:val="0"/>
+        <w:rPr>
+          <w:sz w:val="28"/>
+          <w:szCs w:val="28"/>
+          <w:lang w:val="en-US"/>
+        </w:rPr>
+      </w:pPr>
+      <w:r>
+        <w:rPr>
+          <w:sz w:val="28"/>
+          <w:szCs w:val="28"/>
+          <w:lang w:val="en-US"/>
+        </w:rPr>
+        <w:t>MOV SI, OFFSET X3</w:t>
+      </w:r>
+    </w:p>
+    <w:p>
+      <w:pPr>
+        <w:spacing w:line="360" w:lineRule="auto"/>
+        <w:ind w:firstLine="709"/>
+        <w:jc w:val="both"/>
+        <w:outlineLvl w:val="0"/>
+        <w:rPr>
+          <w:sz w:val="28"/>
+          <w:szCs w:val="28"/>
+          <w:lang w:val="en-US"/>
+        </w:rPr>
+      </w:pPr>
+      <w:r>
+        <w:rPr>
+          <w:sz w:val="28"/>
+          <w:szCs w:val="28"/>
+          <w:lang w:val="en-US"/>
+        </w:rPr>
+        <w:t>MOV DI, OFFSET X2</w:t>
+      </w:r>
+    </w:p>
+    <w:p>
+      <w:pPr>
+        <w:spacing w:line="360" w:lineRule="auto"/>
+        <w:ind w:firstLine="709"/>
+        <w:jc w:val="both"/>
+        <w:outlineLvl w:val="0"/>
+        <w:rPr>
+          <w:sz w:val="28"/>
+          <w:szCs w:val="28"/>
+          <w:lang w:val="en-US"/>
+        </w:rPr>
+      </w:pPr>
+      <w:r>
+        <w:rPr>
+          <w:sz w:val="28"/>
+          <w:szCs w:val="28"/>
+          <w:lang w:val="en-US"/>
+        </w:rPr>
+        <w:t>MOV AL, byte DS[</w:t>
+      </w:r>
+      <w:proofErr w:type="gramStart"/>
+      <w:r>
+        <w:rPr>
+          <w:sz w:val="28"/>
+          <w:szCs w:val="28"/>
+          <w:lang w:val="en-US"/>
+        </w:rPr>
+        <w:t xml:space="preserve">SI]   </w:t>
+      </w:r>
+      <w:proofErr w:type="gramEnd"/>
+      <w:r>
+        <w:rPr>
+          <w:sz w:val="28"/>
+          <w:szCs w:val="28"/>
+          <w:lang w:val="en-US"/>
+        </w:rPr>
+        <w:t xml:space="preserve"> ; AL = X3</w:t>
+      </w:r>
+    </w:p>
+    <w:p>
+      <w:pPr>
+        <w:spacing w:line="360" w:lineRule="auto"/>
+        <w:ind w:firstLine="709"/>
+        <w:jc w:val="both"/>
+        <w:outlineLvl w:val="0"/>
+        <w:rPr>
+          <w:sz w:val="28"/>
+          <w:szCs w:val="28"/>
+          <w:lang w:val="en-US"/>
+        </w:rPr>
+      </w:pPr>
+      <w:r>
+        <w:rPr>
+          <w:sz w:val="28"/>
+          <w:szCs w:val="28"/>
+          <w:lang w:val="en-US"/>
+        </w:rPr>
+        <w:t xml:space="preserve">MOV BL, byte DS[DI]  </w:t>
+      </w:r>
+      <w:proofErr w:type="gramStart"/>
+      <w:r>
+        <w:rPr>
+          <w:sz w:val="28"/>
+          <w:szCs w:val="28"/>
+          <w:lang w:val="en-US"/>
+        </w:rPr>
+        <w:t xml:space="preserve">  ;</w:t>
+      </w:r>
+      <w:proofErr w:type="gramEnd"/>
+      <w:r>
+        <w:rPr>
+          <w:sz w:val="28"/>
+          <w:szCs w:val="28"/>
+          <w:lang w:val="en-US"/>
+        </w:rPr>
+        <w:t xml:space="preserve"> BL = X2</w:t>
+      </w:r>
+    </w:p>
+    <w:p>
+      <w:pPr>
+        <w:spacing w:line="360" w:lineRule="auto"/>
+        <w:ind w:firstLine="709"/>
+        <w:jc w:val="both"/>
+        <w:outlineLvl w:val="0"/>
+        <w:rPr>
+          <w:sz w:val="28"/>
+          <w:szCs w:val="28"/>
+          <w:lang w:val="en-US"/>
+        </w:rPr>
+      </w:pPr>
+      <w:r>
+        <w:rPr>
+          <w:sz w:val="28"/>
+          <w:szCs w:val="28"/>
+          <w:lang w:val="en-US"/>
+        </w:rPr>
+        <w:t xml:space="preserve">IMUL BL              </w:t>
+      </w:r>
+      <w:proofErr w:type="gramStart"/>
+      <w:r>
+        <w:rPr>
+          <w:sz w:val="28"/>
+          <w:szCs w:val="28"/>
+          <w:lang w:val="en-US"/>
+        </w:rPr>
+        <w:t xml:space="preserve">  ;</w:t>
+      </w:r>
+      <w:proofErr w:type="gramEnd"/>
+      <w:r>
+        <w:rPr>
+          <w:sz w:val="28"/>
+          <w:szCs w:val="28"/>
+          <w:lang w:val="en-US"/>
+        </w:rPr>
+        <w:t xml:space="preserve"> AX = AL * BL (signed)</w:t>
+      </w:r>
+    </w:p>
+    <w:p>
+      <w:pPr>
+        <w:spacing w:line="360" w:lineRule="auto"/>
+        <w:ind w:firstLine="709"/>
+        <w:jc w:val="both"/>
+        <w:outlineLvl w:val="0"/>
+        <w:rPr>
+          <w:sz w:val="28"/>
+          <w:szCs w:val="28"/>
+          <w:lang w:val="en-US"/>
+        </w:rPr>
+      </w:pPr>
+      <w:r>
+        <w:rPr>
+          <w:sz w:val="28"/>
+          <w:szCs w:val="28"/>
+          <w:lang w:val="en-US"/>
+        </w:rPr>
+        <w:t xml:space="preserve">MOV word </w:t>
+      </w:r>
+      <w:proofErr w:type="gramStart"/>
+      <w:r>
+        <w:rPr>
+          <w:sz w:val="28"/>
+          <w:szCs w:val="28"/>
+          <w:lang w:val="en-US"/>
+        </w:rPr>
+        <w:t>DS[</w:t>
+      </w:r>
+      <w:proofErr w:type="gramEnd"/>
+      <w:r>
+        <w:rPr>
+          <w:sz w:val="28"/>
+          <w:szCs w:val="28"/>
+          <w:lang w:val="en-US"/>
+        </w:rPr>
+        <w:t>OFFSET R2], AX</w:t>
+      </w:r>
+    </w:p>
+    <w:p>
+      <w:pPr>
+        <w:spacing w:line="360" w:lineRule="auto"/>
+        <w:ind w:firstLine="709"/>
+        <w:jc w:val="both"/>
+        <w:outlineLvl w:val="0"/>
+        <w:rPr>
+          <w:sz w:val="28"/>
+          <w:szCs w:val="28"/>
+          <w:lang w:val="en-US"/>
+        </w:rPr>
+      </w:pPr>
+    </w:p>
+    <w:p>
+      <w:pPr>
+        <w:spacing w:line="360" w:lineRule="auto"/>
+        <w:ind w:firstLine="709"/>
+        <w:jc w:val="both"/>
+        <w:outlineLvl w:val="0"/>
+        <w:rPr>
+          <w:sz w:val="28"/>
+          <w:szCs w:val="28"/>
+          <w:lang w:val="en-US"/>
+        </w:rPr>
+      </w:pPr>
+      <w:r>
+        <w:rPr>
+          <w:sz w:val="28"/>
+          <w:szCs w:val="28"/>
+          <w:lang w:val="en-US"/>
+        </w:rPr>
+        <w:t>; ----------- R3 = X2 AND X4 -----------</w:t>
+      </w:r>
+    </w:p>
+    <w:p>
+      <w:pPr>
+        <w:spacing w:line="360" w:lineRule="auto"/>
+        <w:ind w:firstLine="709"/>
+        <w:jc w:val="both"/>
+        <w:outlineLvl w:val="0"/>
+        <w:rPr>
+          <w:sz w:val="28"/>
+          <w:szCs w:val="28"/>
+          <w:lang w:val="en-US"/>
+        </w:rPr>
+      </w:pPr>
+      <w:r>
+        <w:rPr>
+          <w:sz w:val="28"/>
+          <w:szCs w:val="28"/>
+          <w:lang w:val="en-US"/>
+        </w:rPr>
+        <w:t>MOV SI, OFFSET X2</w:t>
+      </w:r>
+    </w:p>
+    <w:p>
+      <w:pPr>
+        <w:spacing w:line="360" w:lineRule="auto"/>
+        <w:ind w:firstLine="709"/>
+        <w:jc w:val="both"/>
+        <w:outlineLvl w:val="0"/>
+        <w:rPr>
+          <w:sz w:val="28"/>
+          <w:szCs w:val="28"/>
+          <w:lang w:val="en-US"/>
+        </w:rPr>
+      </w:pPr>
+      <w:r>
+        <w:rPr>
+          <w:sz w:val="28"/>
+          <w:szCs w:val="28"/>
+          <w:lang w:val="en-US"/>
+        </w:rPr>
+        <w:t>MOV DI, OFFSET X4</w:t>
+      </w:r>
+    </w:p>
+    <w:p>
+      <w:pPr>
+        <w:spacing w:line="360" w:lineRule="auto"/>
+        <w:ind w:firstLine="709"/>
+        <w:jc w:val="both"/>
+        <w:outlineLvl w:val="0"/>
+        <w:rPr>
+          <w:sz w:val="28"/>
+          <w:szCs w:val="28"/>
+          <w:lang w:val="en-US"/>
+        </w:rPr>
+      </w:pPr>
+      <w:r>
+        <w:rPr>
+          <w:sz w:val="28"/>
+          <w:szCs w:val="28"/>
+          <w:lang w:val="en-US"/>
+        </w:rPr>
+        <w:t>MOV AL, byte DS[SI]</w:t>
+      </w:r>
+    </w:p>
+    <w:p>
+      <w:pPr>
+        <w:spacing w:line="360" w:lineRule="auto"/>
+        <w:ind w:firstLine="709"/>
+        <w:jc w:val="both"/>
+        <w:outlineLvl w:val="0"/>
+        <w:rPr>
+          <w:sz w:val="28"/>
+          <w:szCs w:val="28"/>
+          <w:lang w:val="en-US"/>
+        </w:rPr>
+      </w:pPr>
+      <w:r>
+        <w:rPr>
+          <w:sz w:val="28"/>
+          <w:szCs w:val="28"/>
+          <w:lang w:val="en-US"/>
+        </w:rPr>
+        <w:t>AND AL, byte DS[DI]</w:t>
+      </w:r>
+    </w:p>
+    <w:p>
+      <w:pPr>
+        <w:spacing w:line="360" w:lineRule="auto"/>
+        <w:ind w:firstLine="709"/>
+        <w:jc w:val="both"/>
+        <w:outlineLvl w:val="0"/>
+        <w:rPr>
+          <w:sz w:val="28"/>
+          <w:szCs w:val="28"/>
+          <w:lang w:val="en-US"/>
+        </w:rPr>
+      </w:pPr>
+      <w:r>
+        <w:rPr>
+          <w:sz w:val="28"/>
+          <w:szCs w:val="28"/>
+          <w:lang w:val="en-US"/>
+        </w:rPr>
+        <w:t xml:space="preserve">MOV byte </w:t>
+      </w:r>
+      <w:proofErr w:type="gramStart"/>
+      <w:r>
+        <w:rPr>
+          <w:sz w:val="28"/>
+          <w:szCs w:val="28"/>
+          <w:lang w:val="en-US"/>
+        </w:rPr>
+        <w:t>DS[</w:t>
+      </w:r>
+      <w:proofErr w:type="gramEnd"/>
+      <w:r>
+        <w:rPr>
+          <w:sz w:val="28"/>
+          <w:szCs w:val="28"/>
+          <w:lang w:val="en-US"/>
+        </w:rPr>
+        <w:t>OFFSET R3], AL</w:t>
+      </w:r>
+    </w:p>
+    <w:p>
+      <w:pPr>
+        <w:spacing w:line="360" w:lineRule="auto"/>
+        <w:ind w:firstLine="709"/>
+        <w:jc w:val="both"/>
+        <w:outlineLvl w:val="0"/>
+        <w:rPr>
+          <w:sz w:val="28"/>
+          <w:szCs w:val="28"/>
+          <w:lang w:val="en-US"/>
+        </w:rPr>
+      </w:pPr>
+    </w:p>
+    <w:p>
+      <w:pPr>
+        <w:spacing w:line="360" w:lineRule="auto"/>
+        <w:ind w:firstLine="709"/>
+        <w:jc w:val="both"/>
+        <w:outlineLvl w:val="0"/>
+        <w:rPr>
+          <w:sz w:val="28"/>
+          <w:szCs w:val="28"/>
+          <w:lang w:val="en-US"/>
+        </w:rPr>
+      </w:pPr>
+      <w:r>
+        <w:rPr>
+          <w:sz w:val="28"/>
+          <w:szCs w:val="28"/>
+          <w:lang w:val="en-US"/>
+        </w:rPr>
+        <w:t>; ----------- PUSH X2 (word) -----------</w:t>
+      </w:r>
+    </w:p>
+    <w:p>
+      <w:pPr>
+        <w:spacing w:line="360" w:lineRule="auto"/>
+        <w:ind w:firstLine="709"/>
+        <w:jc w:val="both"/>
+        <w:outlineLvl w:val="0"/>
+        <w:rPr>
+          <w:sz w:val="28"/>
+          <w:szCs w:val="28"/>
+          <w:lang w:val="en-US"/>
+        </w:rPr>
+      </w:pPr>
+      <w:r>
+        <w:rPr>
+          <w:sz w:val="28"/>
+          <w:szCs w:val="28"/>
+          <w:lang w:val="en-US"/>
+        </w:rPr>
+        <w:t>MOV AH, 0</w:t>
+      </w:r>
+    </w:p>
+    <w:p>
+      <w:pPr>
+        <w:spacing w:line="360" w:lineRule="auto"/>
+        <w:ind w:firstLine="709"/>
+        <w:jc w:val="both"/>
+        <w:outlineLvl w:val="0"/>
+        <w:rPr>
+          <w:sz w:val="28"/>
+          <w:szCs w:val="28"/>
+          <w:lang w:val="en-US"/>
+        </w:rPr>
+      </w:pPr>
+      <w:r>
+        <w:rPr>
+          <w:sz w:val="28"/>
+          <w:szCs w:val="28"/>
+          <w:lang w:val="en-US"/>
+        </w:rPr>
+        <w:t xml:space="preserve">MOV AL, byte </w:t>
+      </w:r>
+      <w:proofErr w:type="gramStart"/>
+      <w:r>
+        <w:rPr>
+          <w:sz w:val="28"/>
+          <w:szCs w:val="28"/>
+          <w:lang w:val="en-US"/>
+        </w:rPr>
+        <w:t>DS[</w:t>
+      </w:r>
+      <w:proofErr w:type="gramEnd"/>
+      <w:r>
+        <w:rPr>
+          <w:sz w:val="28"/>
+          <w:szCs w:val="28"/>
+          <w:lang w:val="en-US"/>
+        </w:rPr>
+        <w:t>OFFSET X2]</w:t>
+      </w:r>
+    </w:p>
+    <w:p>
+      <w:pPr>
+        <w:spacing w:line="360" w:lineRule="auto"/>
+        <w:ind w:firstLine="709"/>
+        <w:jc w:val="both"/>
+        <w:outlineLvl w:val="0"/>
+        <w:rPr>
+          <w:sz w:val="28"/>
+          <w:szCs w:val="28"/>
+          <w:lang w:val="en-US"/>
+        </w:rPr>
+      </w:pPr>
+      <w:r>
+        <w:rPr>
+          <w:sz w:val="28"/>
+          <w:szCs w:val="28"/>
+          <w:lang w:val="en-US"/>
+        </w:rPr>
+        <w:t>PUSH AX</w:t>
+      </w:r>
+    </w:p>
+    <w:p>
+      <w:pPr>
+        <w:spacing w:line="360" w:lineRule="auto"/>
+        <w:ind w:firstLine="709"/>
+        <w:jc w:val="both"/>
+        <w:outlineLvl w:val="0"/>
+        <w:rPr>
+          <w:sz w:val="28"/>
+          <w:szCs w:val="28"/>
+          <w:lang w:val="en-US"/>
+        </w:rPr>
+      </w:pPr>
+    </w:p>
+    <w:p>
+      <w:pPr>
+        <w:spacing w:line="360" w:lineRule="auto"/>
+        <w:ind w:firstLine="709"/>
+        <w:jc w:val="both"/>
+        <w:outlineLvl w:val="0"/>
+        <w:rPr>
+          <w:sz w:val="28"/>
+          <w:szCs w:val="28"/>
+          <w:lang w:val="en-US"/>
+        </w:rPr>
+      </w:pPr>
+      <w:r>
+        <w:rPr>
+          <w:sz w:val="28"/>
+          <w:szCs w:val="28"/>
+          <w:lang w:val="en-US"/>
+        </w:rPr>
+        <w:t>; ----------- R4 = X3 / X1 (signed) -----------</w:t>
+      </w:r>
+    </w:p>
+    <w:p>
+      <w:pPr>
+        <w:spacing w:line="360" w:lineRule="auto"/>
+        <w:ind w:firstLine="709"/>
+        <w:jc w:val="both"/>
+        <w:outlineLvl w:val="0"/>
+        <w:rPr>
+          <w:sz w:val="28"/>
+          <w:szCs w:val="28"/>
+          <w:lang w:val="en-US"/>
+        </w:rPr>
+      </w:pPr>
+      <w:r>
+        <w:rPr>
+          <w:sz w:val="28"/>
+          <w:szCs w:val="28"/>
+          <w:lang w:val="en-US"/>
+        </w:rPr>
+        <w:t xml:space="preserve">MOV AL, byte </w:t>
+      </w:r>
+      <w:proofErr w:type="gramStart"/>
+      <w:r>
+        <w:rPr>
+          <w:sz w:val="28"/>
+          <w:szCs w:val="28"/>
+          <w:lang w:val="en-US"/>
+        </w:rPr>
+        <w:t>DS[</w:t>
+      </w:r>
+      <w:proofErr w:type="gramEnd"/>
+      <w:r>
+        <w:rPr>
+          <w:sz w:val="28"/>
+          <w:szCs w:val="28"/>
+          <w:lang w:val="en-US"/>
+        </w:rPr>
+        <w:t>OFFSET X3] ; AL = X3</w:t>
+      </w:r>
+    </w:p>
+    <w:p>
+      <w:pPr>
+        <w:spacing w:line="360" w:lineRule="auto"/>
+        <w:ind w:firstLine="709"/>
+        <w:jc w:val="both"/>
+        <w:outlineLvl w:val="0"/>
+        <w:rPr>
+          <w:sz w:val="28"/>
+          <w:szCs w:val="28"/>
+          <w:lang w:val="en-US"/>
+        </w:rPr>
+      </w:pPr>
+      <w:r>
+        <w:rPr>
+          <w:sz w:val="28"/>
+          <w:szCs w:val="28"/>
+          <w:lang w:val="en-US"/>
+        </w:rPr>
+        <w:lastRenderedPageBreak/>
+        <w:t xml:space="preserve">CBW                   </w:t>
+      </w:r>
+      <w:proofErr w:type="gramStart"/>
+      <w:r>
+        <w:rPr>
+          <w:sz w:val="28"/>
+          <w:szCs w:val="28"/>
+          <w:lang w:val="en-US"/>
+        </w:rPr>
+        <w:t xml:space="preserve">  ;</w:t>
+      </w:r>
+      <w:proofErr w:type="gramEnd"/>
+      <w:r>
+        <w:rPr>
+          <w:sz w:val="28"/>
+          <w:szCs w:val="28"/>
+          <w:lang w:val="en-US"/>
+        </w:rPr>
+        <w:t xml:space="preserve"> sign-extend AL-&gt;AX</w:t>
+      </w:r>
+    </w:p>
+    <w:p>
+      <w:pPr>
+        <w:spacing w:line="360" w:lineRule="auto"/>
+        <w:ind w:firstLine="709"/>
+        <w:jc w:val="both"/>
+        <w:outlineLvl w:val="0"/>
+        <w:rPr>
+          <w:sz w:val="28"/>
+          <w:szCs w:val="28"/>
+          <w:lang w:val="en-US"/>
+        </w:rPr>
+      </w:pPr>
+      <w:r>
+        <w:rPr>
+          <w:sz w:val="28"/>
+          <w:szCs w:val="28"/>
+          <w:lang w:val="en-US"/>
+        </w:rPr>
+        <w:t xml:space="preserve">IDIV byte </w:t>
+      </w:r>
+      <w:proofErr w:type="gramStart"/>
+      <w:r>
+        <w:rPr>
+          <w:sz w:val="28"/>
+          <w:szCs w:val="28"/>
+          <w:lang w:val="en-US"/>
+        </w:rPr>
+        <w:t>DS[</w:t>
+      </w:r>
+      <w:proofErr w:type="gramEnd"/>
+      <w:r>
+        <w:rPr>
+          <w:sz w:val="28"/>
+          <w:szCs w:val="28"/>
+          <w:lang w:val="en-US"/>
+        </w:rPr>
+        <w:t>OFFSET X1] ; AX / X1  (signed) -&gt; AL quotient, AH remainder</w:t>
+      </w:r>
+    </w:p>
+    <w:p>
+      <w:pPr>
+        <w:spacing w:line="360" w:lineRule="auto"/>
+        <w:ind w:firstLine="709"/>
+        <w:jc w:val="both"/>
+        <w:outlineLvl w:val="0"/>
+        <w:rPr>
+          <w:sz w:val="28"/>
+          <w:szCs w:val="28"/>
+          <w:lang w:val="en-US"/>
+        </w:rPr>
+      </w:pPr>
+      <w:r>
+        <w:rPr>
+          <w:sz w:val="28"/>
+          <w:szCs w:val="28"/>
+          <w:lang w:val="en-US"/>
+        </w:rPr>
+        <w:t xml:space="preserve">MOV byte </w:t>
+      </w:r>
+      <w:proofErr w:type="gramStart"/>
+      <w:r>
+        <w:rPr>
+          <w:sz w:val="28"/>
+          <w:szCs w:val="28"/>
+          <w:lang w:val="en-US"/>
+        </w:rPr>
+        <w:t>DS[</w:t>
+      </w:r>
+      <w:proofErr w:type="gramEnd"/>
+      <w:r>
+        <w:rPr>
+          <w:sz w:val="28"/>
+          <w:szCs w:val="28"/>
+          <w:lang w:val="en-US"/>
+        </w:rPr>
+        <w:t>OFFSET R4], AL</w:t>
+      </w:r>
+    </w:p>
+    <w:p>
+      <w:pPr>
+        <w:spacing w:line="360" w:lineRule="auto"/>
+        <w:ind w:firstLine="709"/>
+        <w:jc w:val="both"/>
+        <w:outlineLvl w:val="0"/>
+        <w:rPr>
+          <w:sz w:val="28"/>
+          <w:szCs w:val="28"/>
+          <w:lang w:val="en-US"/>
+        </w:rPr>
+      </w:pPr>
+    </w:p>
+    <w:p>
+      <w:pPr>
+        <w:spacing w:line="360" w:lineRule="auto"/>
+        <w:ind w:firstLine="709"/>
+        <w:jc w:val="both"/>
+        <w:outlineLvl w:val="0"/>
+        <w:rPr>
+          <w:sz w:val="28"/>
+          <w:szCs w:val="28"/>
+        </w:rPr>
+      </w:pPr>
+      <w:r>
+        <w:rPr>
+          <w:sz w:val="28"/>
+          <w:szCs w:val="28"/>
+        </w:rPr>
+        <w:t>; очистим стек</w:t>
+      </w:r>
+    </w:p>
+    <w:p>
+      <w:pPr>
+        <w:spacing w:line="360" w:lineRule="auto"/>
+        <w:ind w:firstLine="709"/>
+        <w:jc w:val="both"/>
+        <w:outlineLvl w:val="0"/>
+        <w:rPr>
+          <w:sz w:val="28"/>
+          <w:szCs w:val="28"/>
+        </w:rPr>
+      </w:pPr>
+      <w:r>
+        <w:rPr>
+          <w:sz w:val="28"/>
+          <w:szCs w:val="28"/>
+          <w:lang w:val="en-US"/>
+        </w:rPr>
+        <w:t>POP</w:t>
+      </w:r>
+      <w:r>
+        <w:rPr>
+          <w:sz w:val="28"/>
+          <w:szCs w:val="28"/>
+        </w:rPr>
+        <w:t xml:space="preserve"> </w:t>
+      </w:r>
+      <w:r>
+        <w:rPr>
+          <w:sz w:val="28"/>
+          <w:szCs w:val="28"/>
+          <w:lang w:val="en-US"/>
+        </w:rPr>
+        <w:t>AX</w:t>
+      </w:r>
+    </w:p>
+    <w:p>
+      <w:pPr>
+        <w:spacing w:line="360" w:lineRule="auto"/>
+        <w:ind w:firstLine="709"/>
+        <w:jc w:val="both"/>
+        <w:outlineLvl w:val="0"/>
+        <w:rPr>
+          <w:sz w:val="28"/>
+          <w:szCs w:val="28"/>
+        </w:rPr>
+      </w:pPr>
+    </w:p>
+    <w:p>
+      <w:pPr>
+        <w:spacing w:line="360" w:lineRule="auto"/>
+        <w:ind w:firstLine="709"/>
+        <w:jc w:val="both"/>
+        <w:outlineLvl w:val="0"/>
+        <w:rPr>
+          <w:sz w:val="28"/>
+          <w:szCs w:val="28"/>
+        </w:rPr>
+      </w:pPr>
+      <w:r>
+        <w:rPr>
+          <w:sz w:val="28"/>
+          <w:szCs w:val="28"/>
+        </w:rPr>
+        <w:t>; Вывести регистры и память (чтобы увидеть результаты)</w:t>
+      </w:r>
+    </w:p>
+    <w:p>
+      <w:pPr>
+        <w:spacing w:line="360" w:lineRule="auto"/>
+        <w:ind w:firstLine="709"/>
+        <w:jc w:val="both"/>
+        <w:outlineLvl w:val="0"/>
+        <w:rPr>
+          <w:sz w:val="28"/>
+          <w:szCs w:val="28"/>
+          <w:lang w:val="en-US"/>
+        </w:rPr>
+      </w:pPr>
+      <w:r>
+        <w:rPr>
+          <w:sz w:val="28"/>
+          <w:szCs w:val="28"/>
+          <w:lang w:val="en-US"/>
+        </w:rPr>
+        <w:t>print reg</w:t>
+      </w:r>
+    </w:p>
+    <w:p>
+      <w:pPr>
+        <w:spacing w:line="360" w:lineRule="auto"/>
+        <w:ind w:firstLine="709"/>
+        <w:jc w:val="both"/>
+        <w:outlineLvl w:val="0"/>
         <w:rPr>
           <w:sz w:val="28"/>
           <w:szCs w:val="28"/>
@@ -2913,1090 +4233,25 @@
         <w:spacing w:line="360" w:lineRule="auto"/>
         <w:ind w:firstLine="709"/>
         <w:jc w:val="both"/>
-        <w:rPr>
-          <w:sz w:val="28"/>
-          <w:szCs w:val="28"/>
-          <w:lang w:val="en-US"/>
-        </w:rPr>
-      </w:pPr>
-      <w:r>
-        <w:rPr>
-          <w:sz w:val="28"/>
-          <w:szCs w:val="28"/>
-          <w:lang w:val="en-US"/>
-        </w:rPr>
-        <w:t>print reg</w:t>
-      </w:r>
-    </w:p>
-    <w:p>
-      <w:pPr>
-        <w:spacing w:line="360" w:lineRule="auto"/>
-        <w:ind w:firstLine="709"/>
-        <w:jc w:val="both"/>
-        <w:rPr>
-          <w:sz w:val="28"/>
-          <w:szCs w:val="28"/>
-          <w:lang w:val="en-US"/>
-        </w:rPr>
-      </w:pPr>
-    </w:p>
-    <w:p>
-      <w:pPr>
-        <w:spacing w:line="360" w:lineRule="auto"/>
-        <w:ind w:firstLine="709"/>
-        <w:jc w:val="both"/>
-        <w:rPr>
-          <w:sz w:val="28"/>
-          <w:szCs w:val="28"/>
-          <w:lang w:val="en-US"/>
-        </w:rPr>
-      </w:pPr>
-      <w:r>
-        <w:rPr>
-          <w:sz w:val="28"/>
-          <w:szCs w:val="28"/>
-          <w:lang w:val="en-US"/>
-        </w:rPr>
-        <w:t>; ----------- R1 = X1 + X2 -----------</w:t>
-      </w:r>
-    </w:p>
-    <w:p>
-      <w:pPr>
-        <w:spacing w:line="360" w:lineRule="auto"/>
-        <w:ind w:firstLine="709"/>
-        <w:jc w:val="both"/>
-        <w:rPr>
-          <w:sz w:val="28"/>
-          <w:szCs w:val="28"/>
-          <w:lang w:val="en-US"/>
-        </w:rPr>
-      </w:pPr>
-      <w:r>
-        <w:rPr>
-          <w:sz w:val="28"/>
-          <w:szCs w:val="28"/>
-          <w:lang w:val="en-US"/>
-        </w:rPr>
-        <w:t xml:space="preserve">MOV SI, OFFSET X1    </w:t>
-      </w:r>
-      <w:proofErr w:type="gramStart"/>
-      <w:r>
-        <w:rPr>
-          <w:sz w:val="28"/>
-          <w:szCs w:val="28"/>
-          <w:lang w:val="en-US"/>
-        </w:rPr>
-        <w:t xml:space="preserve">  ;</w:t>
-      </w:r>
-      <w:proofErr w:type="gramEnd"/>
-      <w:r>
-        <w:rPr>
-          <w:sz w:val="28"/>
-          <w:szCs w:val="28"/>
-          <w:lang w:val="en-US"/>
-        </w:rPr>
-        <w:t xml:space="preserve"> SI -&gt; X1</w:t>
-      </w:r>
-    </w:p>
-    <w:p>
-      <w:pPr>
-        <w:spacing w:line="360" w:lineRule="auto"/>
-        <w:ind w:firstLine="709"/>
-        <w:jc w:val="both"/>
-        <w:rPr>
-          <w:sz w:val="28"/>
-          <w:szCs w:val="28"/>
-          <w:lang w:val="en-US"/>
-        </w:rPr>
-      </w:pPr>
-      <w:r>
-        <w:rPr>
-          <w:sz w:val="28"/>
-          <w:szCs w:val="28"/>
-          <w:lang w:val="en-US"/>
-        </w:rPr>
-        <w:t xml:space="preserve">MOV DI, OFFSET X2    </w:t>
-      </w:r>
-      <w:proofErr w:type="gramStart"/>
-      <w:r>
-        <w:rPr>
-          <w:sz w:val="28"/>
-          <w:szCs w:val="28"/>
-          <w:lang w:val="en-US"/>
-        </w:rPr>
-        <w:t xml:space="preserve">  ;</w:t>
-      </w:r>
-      <w:proofErr w:type="gramEnd"/>
-      <w:r>
-        <w:rPr>
-          <w:sz w:val="28"/>
-          <w:szCs w:val="28"/>
-          <w:lang w:val="en-US"/>
-        </w:rPr>
-        <w:t xml:space="preserve"> DI -&gt; X2</w:t>
-      </w:r>
-    </w:p>
-    <w:p>
-      <w:pPr>
-        <w:spacing w:line="360" w:lineRule="auto"/>
-        <w:ind w:firstLine="709"/>
-        <w:jc w:val="both"/>
-        <w:rPr>
-          <w:sz w:val="28"/>
-          <w:szCs w:val="28"/>
-          <w:lang w:val="en-US"/>
-        </w:rPr>
-      </w:pPr>
-      <w:r>
-        <w:rPr>
-          <w:sz w:val="28"/>
-          <w:szCs w:val="28"/>
-          <w:lang w:val="en-US"/>
-        </w:rPr>
-        <w:t>MOV AL, byte DS[</w:t>
-      </w:r>
-      <w:proofErr w:type="gramStart"/>
-      <w:r>
-        <w:rPr>
-          <w:sz w:val="28"/>
-          <w:szCs w:val="28"/>
-          <w:lang w:val="en-US"/>
-        </w:rPr>
-        <w:t xml:space="preserve">SI]   </w:t>
-      </w:r>
-      <w:proofErr w:type="gramEnd"/>
-      <w:r>
-        <w:rPr>
-          <w:sz w:val="28"/>
-          <w:szCs w:val="28"/>
-          <w:lang w:val="en-US"/>
-        </w:rPr>
-        <w:t xml:space="preserve"> ; AL = X1</w:t>
-      </w:r>
-    </w:p>
-    <w:p>
-      <w:pPr>
-        <w:spacing w:line="360" w:lineRule="auto"/>
-        <w:ind w:firstLine="709"/>
-        <w:jc w:val="both"/>
-        <w:rPr>
-          <w:sz w:val="28"/>
-          <w:szCs w:val="28"/>
-          <w:lang w:val="en-US"/>
-        </w:rPr>
-      </w:pPr>
-      <w:r>
-        <w:rPr>
-          <w:sz w:val="28"/>
-          <w:szCs w:val="28"/>
-          <w:lang w:val="en-US"/>
-        </w:rPr>
-        <w:t xml:space="preserve">MOV BL, byte DS[DI]  </w:t>
-      </w:r>
-      <w:proofErr w:type="gramStart"/>
-      <w:r>
-        <w:rPr>
-          <w:sz w:val="28"/>
-          <w:szCs w:val="28"/>
-          <w:lang w:val="en-US"/>
-        </w:rPr>
-        <w:t xml:space="preserve">  ;</w:t>
-      </w:r>
-      <w:proofErr w:type="gramEnd"/>
-      <w:r>
-        <w:rPr>
-          <w:sz w:val="28"/>
-          <w:szCs w:val="28"/>
-          <w:lang w:val="en-US"/>
-        </w:rPr>
-        <w:t xml:space="preserve"> BL = X2</w:t>
-      </w:r>
-    </w:p>
-    <w:p>
-      <w:pPr>
-        <w:spacing w:line="360" w:lineRule="auto"/>
-        <w:ind w:firstLine="709"/>
-        <w:jc w:val="both"/>
-        <w:rPr>
-          <w:sz w:val="28"/>
-          <w:szCs w:val="28"/>
-          <w:lang w:val="en-US"/>
-        </w:rPr>
-      </w:pPr>
-      <w:r>
-        <w:rPr>
-          <w:sz w:val="28"/>
-          <w:szCs w:val="28"/>
-          <w:lang w:val="en-US"/>
-        </w:rPr>
-        <w:t xml:space="preserve">ADD AL, BL           </w:t>
-      </w:r>
-      <w:proofErr w:type="gramStart"/>
-      <w:r>
-        <w:rPr>
-          <w:sz w:val="28"/>
-          <w:szCs w:val="28"/>
-          <w:lang w:val="en-US"/>
-        </w:rPr>
-        <w:t xml:space="preserve">  ;</w:t>
-      </w:r>
-      <w:proofErr w:type="gramEnd"/>
-      <w:r>
-        <w:rPr>
-          <w:sz w:val="28"/>
-          <w:szCs w:val="28"/>
-          <w:lang w:val="en-US"/>
-        </w:rPr>
-        <w:t xml:space="preserve"> AL = X1 + X2</w:t>
-      </w:r>
-    </w:p>
-    <w:p>
-      <w:pPr>
-        <w:spacing w:line="360" w:lineRule="auto"/>
-        <w:ind w:firstLine="709"/>
-        <w:jc w:val="both"/>
-        <w:rPr>
-          <w:sz w:val="28"/>
-          <w:szCs w:val="28"/>
-          <w:lang w:val="en-US"/>
-        </w:rPr>
-      </w:pPr>
-      <w:r>
-        <w:rPr>
-          <w:sz w:val="28"/>
-          <w:szCs w:val="28"/>
-          <w:lang w:val="en-US"/>
-        </w:rPr>
-        <w:t xml:space="preserve">MOV byte </w:t>
-      </w:r>
-      <w:proofErr w:type="gramStart"/>
-      <w:r>
-        <w:rPr>
-          <w:sz w:val="28"/>
-          <w:szCs w:val="28"/>
-          <w:lang w:val="en-US"/>
-        </w:rPr>
-        <w:t>DS[</w:t>
-      </w:r>
-      <w:proofErr w:type="gramEnd"/>
-      <w:r>
-        <w:rPr>
-          <w:sz w:val="28"/>
-          <w:szCs w:val="28"/>
-          <w:lang w:val="en-US"/>
-        </w:rPr>
-        <w:t>OFFSET R1], AL</w:t>
-      </w:r>
-    </w:p>
-    <w:p>
-      <w:pPr>
-        <w:spacing w:line="360" w:lineRule="auto"/>
-        <w:ind w:firstLine="709"/>
-        <w:jc w:val="both"/>
-        <w:rPr>
-          <w:sz w:val="28"/>
-          <w:szCs w:val="28"/>
-          <w:lang w:val="en-US"/>
-        </w:rPr>
-      </w:pPr>
-    </w:p>
-    <w:p>
-      <w:pPr>
-        <w:spacing w:line="360" w:lineRule="auto"/>
-        <w:ind w:firstLine="709"/>
-        <w:jc w:val="both"/>
-        <w:rPr>
-          <w:sz w:val="28"/>
-          <w:szCs w:val="28"/>
-          <w:lang w:val="en-US"/>
-        </w:rPr>
-      </w:pPr>
-      <w:r>
-        <w:rPr>
-          <w:sz w:val="28"/>
-          <w:szCs w:val="28"/>
-          <w:lang w:val="en-US"/>
-        </w:rPr>
-        <w:t>; ----------- R2 = X3 * X2 (signed) -----------</w:t>
-      </w:r>
-    </w:p>
-    <w:p>
-      <w:pPr>
-        <w:spacing w:line="360" w:lineRule="auto"/>
-        <w:ind w:firstLine="709"/>
-        <w:jc w:val="both"/>
-        <w:rPr>
-          <w:sz w:val="28"/>
-          <w:szCs w:val="28"/>
-          <w:lang w:val="en-US"/>
-        </w:rPr>
-      </w:pPr>
-      <w:r>
-        <w:rPr>
-          <w:sz w:val="28"/>
-          <w:szCs w:val="28"/>
-          <w:lang w:val="en-US"/>
-        </w:rPr>
-        <w:t>MOV SI, OFFSET X3</w:t>
-      </w:r>
-    </w:p>
-    <w:p>
-      <w:pPr>
-        <w:spacing w:line="360" w:lineRule="auto"/>
-        <w:ind w:firstLine="709"/>
-        <w:jc w:val="both"/>
-        <w:rPr>
-          <w:sz w:val="28"/>
-          <w:szCs w:val="28"/>
-          <w:lang w:val="en-US"/>
-        </w:rPr>
-      </w:pPr>
-      <w:r>
-        <w:rPr>
-          <w:sz w:val="28"/>
-          <w:szCs w:val="28"/>
-          <w:lang w:val="en-US"/>
-        </w:rPr>
-        <w:t>MOV DI, OFFSET X2</w:t>
-      </w:r>
-    </w:p>
-    <w:p>
-      <w:pPr>
-        <w:spacing w:line="360" w:lineRule="auto"/>
-        <w:ind w:firstLine="709"/>
-        <w:jc w:val="both"/>
-        <w:rPr>
-          <w:sz w:val="28"/>
-          <w:szCs w:val="28"/>
-          <w:lang w:val="en-US"/>
-        </w:rPr>
-      </w:pPr>
-      <w:r>
-        <w:rPr>
-          <w:sz w:val="28"/>
-          <w:szCs w:val="28"/>
-          <w:lang w:val="en-US"/>
-        </w:rPr>
-        <w:t>MOV AL, byte DS[</w:t>
-      </w:r>
-      <w:proofErr w:type="gramStart"/>
-      <w:r>
-        <w:rPr>
-          <w:sz w:val="28"/>
-          <w:szCs w:val="28"/>
-          <w:lang w:val="en-US"/>
-        </w:rPr>
-        <w:t xml:space="preserve">SI]   </w:t>
-      </w:r>
-      <w:proofErr w:type="gramEnd"/>
-      <w:r>
-        <w:rPr>
-          <w:sz w:val="28"/>
-          <w:szCs w:val="28"/>
-          <w:lang w:val="en-US"/>
-        </w:rPr>
-        <w:t xml:space="preserve"> ; AL = X3</w:t>
-      </w:r>
-    </w:p>
-    <w:p>
-      <w:pPr>
-        <w:spacing w:line="360" w:lineRule="auto"/>
-        <w:ind w:firstLine="709"/>
-        <w:jc w:val="both"/>
-        <w:rPr>
-          <w:sz w:val="28"/>
-          <w:szCs w:val="28"/>
-          <w:lang w:val="en-US"/>
-        </w:rPr>
-      </w:pPr>
-      <w:r>
-        <w:rPr>
-          <w:sz w:val="28"/>
-          <w:szCs w:val="28"/>
-          <w:lang w:val="en-US"/>
-        </w:rPr>
-        <w:t xml:space="preserve">MOV BL, byte DS[DI]  </w:t>
-      </w:r>
-      <w:proofErr w:type="gramStart"/>
-      <w:r>
-        <w:rPr>
-          <w:sz w:val="28"/>
-          <w:szCs w:val="28"/>
-          <w:lang w:val="en-US"/>
-        </w:rPr>
-        <w:t xml:space="preserve">  ;</w:t>
-      </w:r>
-      <w:proofErr w:type="gramEnd"/>
-      <w:r>
-        <w:rPr>
-          <w:sz w:val="28"/>
-          <w:szCs w:val="28"/>
-          <w:lang w:val="en-US"/>
-        </w:rPr>
-        <w:t xml:space="preserve"> BL = X2</w:t>
-      </w:r>
-    </w:p>
-    <w:p>
-      <w:pPr>
-        <w:spacing w:line="360" w:lineRule="auto"/>
-        <w:ind w:firstLine="709"/>
-        <w:jc w:val="both"/>
-        <w:rPr>
-          <w:sz w:val="28"/>
-          <w:szCs w:val="28"/>
-          <w:lang w:val="en-US"/>
-        </w:rPr>
-      </w:pPr>
-      <w:r>
-        <w:rPr>
-          <w:sz w:val="28"/>
-          <w:szCs w:val="28"/>
-          <w:lang w:val="en-US"/>
-        </w:rPr>
-        <w:t xml:space="preserve">IMUL BL              </w:t>
-      </w:r>
-      <w:proofErr w:type="gramStart"/>
-      <w:r>
-        <w:rPr>
-          <w:sz w:val="28"/>
-          <w:szCs w:val="28"/>
-          <w:lang w:val="en-US"/>
-        </w:rPr>
-        <w:t xml:space="preserve">  ;</w:t>
-      </w:r>
-      <w:proofErr w:type="gramEnd"/>
-      <w:r>
-        <w:rPr>
-          <w:sz w:val="28"/>
-          <w:szCs w:val="28"/>
-          <w:lang w:val="en-US"/>
-        </w:rPr>
-        <w:t xml:space="preserve"> AX = AL * BL (signed)</w:t>
-      </w:r>
-    </w:p>
-    <w:p>
-      <w:pPr>
-        <w:spacing w:line="360" w:lineRule="auto"/>
-        <w:ind w:firstLine="709"/>
-        <w:jc w:val="both"/>
-        <w:rPr>
-          <w:sz w:val="28"/>
-          <w:szCs w:val="28"/>
-          <w:lang w:val="en-US"/>
-        </w:rPr>
-      </w:pPr>
-      <w:r>
-        <w:rPr>
-          <w:sz w:val="28"/>
-          <w:szCs w:val="28"/>
-          <w:lang w:val="en-US"/>
-        </w:rPr>
-        <w:t xml:space="preserve">MOV word </w:t>
-      </w:r>
-      <w:proofErr w:type="gramStart"/>
-      <w:r>
-        <w:rPr>
-          <w:sz w:val="28"/>
-          <w:szCs w:val="28"/>
-          <w:lang w:val="en-US"/>
-        </w:rPr>
-        <w:t>DS[</w:t>
-      </w:r>
-      <w:proofErr w:type="gramEnd"/>
-      <w:r>
-        <w:rPr>
-          <w:sz w:val="28"/>
-          <w:szCs w:val="28"/>
-          <w:lang w:val="en-US"/>
-        </w:rPr>
-        <w:t>OFFSET R2], AX</w:t>
-      </w:r>
-    </w:p>
-    <w:p>
-      <w:pPr>
-        <w:spacing w:line="360" w:lineRule="auto"/>
-        <w:ind w:firstLine="709"/>
-        <w:jc w:val="both"/>
-        <w:rPr>
-          <w:sz w:val="28"/>
-          <w:szCs w:val="28"/>
-          <w:lang w:val="en-US"/>
-        </w:rPr>
-      </w:pPr>
-    </w:p>
-    <w:p>
-      <w:pPr>
-        <w:spacing w:line="360" w:lineRule="auto"/>
-        <w:ind w:firstLine="709"/>
-        <w:jc w:val="both"/>
-        <w:rPr>
-          <w:sz w:val="28"/>
-          <w:szCs w:val="28"/>
-          <w:lang w:val="en-US"/>
-        </w:rPr>
-      </w:pPr>
-      <w:r>
-        <w:rPr>
-          <w:sz w:val="28"/>
-          <w:szCs w:val="28"/>
-          <w:lang w:val="en-US"/>
-        </w:rPr>
-        <w:t>; ----------- R3 = X2 AND X4 -----------</w:t>
-      </w:r>
-    </w:p>
-    <w:p>
-      <w:pPr>
-        <w:spacing w:line="360" w:lineRule="auto"/>
-        <w:ind w:firstLine="709"/>
-        <w:jc w:val="both"/>
-        <w:rPr>
-          <w:sz w:val="28"/>
-          <w:szCs w:val="28"/>
-          <w:lang w:val="en-US"/>
-        </w:rPr>
-      </w:pPr>
-      <w:r>
-        <w:rPr>
-          <w:sz w:val="28"/>
-          <w:szCs w:val="28"/>
-          <w:lang w:val="en-US"/>
-        </w:rPr>
-        <w:t>MOV SI, OFFSET X2</w:t>
-      </w:r>
-    </w:p>
-    <w:p>
-      <w:pPr>
-        <w:spacing w:line="360" w:lineRule="auto"/>
-        <w:ind w:firstLine="709"/>
-        <w:jc w:val="both"/>
-        <w:rPr>
-          <w:sz w:val="28"/>
-          <w:szCs w:val="28"/>
-          <w:lang w:val="en-US"/>
-        </w:rPr>
-      </w:pPr>
-      <w:r>
-        <w:rPr>
-          <w:sz w:val="28"/>
-          <w:szCs w:val="28"/>
-          <w:lang w:val="en-US"/>
-        </w:rPr>
-        <w:t>MOV DI, OFFSET X4</w:t>
-      </w:r>
-    </w:p>
-    <w:p>
-      <w:pPr>
-        <w:spacing w:line="360" w:lineRule="auto"/>
-        <w:ind w:firstLine="709"/>
-        <w:jc w:val="both"/>
-        <w:rPr>
-          <w:sz w:val="28"/>
-          <w:szCs w:val="28"/>
-          <w:lang w:val="en-US"/>
-        </w:rPr>
-      </w:pPr>
-      <w:r>
-        <w:rPr>
-          <w:sz w:val="28"/>
-          <w:szCs w:val="28"/>
-          <w:lang w:val="en-US"/>
-        </w:rPr>
-        <w:t>MOV AL, byte DS[SI]</w:t>
-      </w:r>
-    </w:p>
-    <w:p>
-      <w:pPr>
-        <w:spacing w:line="360" w:lineRule="auto"/>
-        <w:ind w:firstLine="709"/>
-        <w:jc w:val="both"/>
-        <w:rPr>
-          <w:sz w:val="28"/>
-          <w:szCs w:val="28"/>
-          <w:lang w:val="en-US"/>
-        </w:rPr>
-      </w:pPr>
-      <w:r>
-        <w:rPr>
-          <w:sz w:val="28"/>
-          <w:szCs w:val="28"/>
-          <w:lang w:val="en-US"/>
-        </w:rPr>
-        <w:t>AND AL, byte DS[DI]</w:t>
-      </w:r>
-    </w:p>
-    <w:p>
-      <w:pPr>
-        <w:spacing w:line="360" w:lineRule="auto"/>
-        <w:ind w:firstLine="709"/>
-        <w:jc w:val="both"/>
-        <w:rPr>
-          <w:sz w:val="28"/>
-          <w:szCs w:val="28"/>
-          <w:lang w:val="en-US"/>
-        </w:rPr>
-      </w:pPr>
-      <w:r>
-        <w:rPr>
-          <w:sz w:val="28"/>
-          <w:szCs w:val="28"/>
-          <w:lang w:val="en-US"/>
-        </w:rPr>
-        <w:t xml:space="preserve">MOV byte </w:t>
-      </w:r>
-      <w:proofErr w:type="gramStart"/>
-      <w:r>
-        <w:rPr>
-          <w:sz w:val="28"/>
-          <w:szCs w:val="28"/>
-          <w:lang w:val="en-US"/>
-        </w:rPr>
-        <w:t>DS[</w:t>
-      </w:r>
-      <w:proofErr w:type="gramEnd"/>
-      <w:r>
-        <w:rPr>
-          <w:sz w:val="28"/>
-          <w:szCs w:val="28"/>
-          <w:lang w:val="en-US"/>
-        </w:rPr>
-        <w:t>OFFSET R3], AL</w:t>
-      </w:r>
-    </w:p>
-    <w:p>
-      <w:pPr>
-        <w:spacing w:line="360" w:lineRule="auto"/>
-        <w:ind w:firstLine="709"/>
-        <w:jc w:val="both"/>
-        <w:rPr>
-          <w:sz w:val="28"/>
-          <w:szCs w:val="28"/>
-          <w:lang w:val="en-US"/>
-        </w:rPr>
-      </w:pPr>
-    </w:p>
-    <w:p>
-      <w:pPr>
-        <w:spacing w:line="360" w:lineRule="auto"/>
-        <w:ind w:firstLine="709"/>
-        <w:jc w:val="both"/>
-        <w:rPr>
-          <w:sz w:val="28"/>
-          <w:szCs w:val="28"/>
-          <w:lang w:val="en-US"/>
-        </w:rPr>
-      </w:pPr>
-      <w:r>
-        <w:rPr>
-          <w:sz w:val="28"/>
-          <w:szCs w:val="28"/>
-          <w:lang w:val="en-US"/>
-        </w:rPr>
-        <w:t>; ----------- PUSH X2 (word) -----------</w:t>
-      </w:r>
-    </w:p>
-    <w:p>
-      <w:pPr>
-        <w:spacing w:line="360" w:lineRule="auto"/>
-        <w:ind w:firstLine="709"/>
-        <w:jc w:val="both"/>
-        <w:rPr>
-          <w:sz w:val="28"/>
-          <w:szCs w:val="28"/>
-          <w:lang w:val="en-US"/>
-        </w:rPr>
-      </w:pPr>
-      <w:r>
-        <w:rPr>
-          <w:sz w:val="28"/>
-          <w:szCs w:val="28"/>
-          <w:lang w:val="en-US"/>
-        </w:rPr>
-        <w:t>MOV AH, 0</w:t>
-      </w:r>
-    </w:p>
-    <w:p>
-      <w:pPr>
-        <w:spacing w:line="360" w:lineRule="auto"/>
-        <w:ind w:firstLine="709"/>
-        <w:jc w:val="both"/>
-        <w:rPr>
-          <w:sz w:val="28"/>
-          <w:szCs w:val="28"/>
-          <w:lang w:val="en-US"/>
-        </w:rPr>
-      </w:pPr>
-      <w:r>
-        <w:rPr>
-          <w:sz w:val="28"/>
-          <w:szCs w:val="28"/>
-          <w:lang w:val="en-US"/>
-        </w:rPr>
-        <w:t xml:space="preserve">MOV AL, byte </w:t>
-      </w:r>
-      <w:proofErr w:type="gramStart"/>
-      <w:r>
-        <w:rPr>
-          <w:sz w:val="28"/>
-          <w:szCs w:val="28"/>
-          <w:lang w:val="en-US"/>
-        </w:rPr>
-        <w:t>DS[</w:t>
-      </w:r>
-      <w:proofErr w:type="gramEnd"/>
-      <w:r>
-        <w:rPr>
-          <w:sz w:val="28"/>
-          <w:szCs w:val="28"/>
-          <w:lang w:val="en-US"/>
-        </w:rPr>
-        <w:t>OFFSET X2]</w:t>
-      </w:r>
-    </w:p>
-    <w:p>
-      <w:pPr>
-        <w:spacing w:line="360" w:lineRule="auto"/>
-        <w:ind w:firstLine="709"/>
-        <w:jc w:val="both"/>
-        <w:rPr>
-          <w:sz w:val="28"/>
-          <w:szCs w:val="28"/>
-          <w:lang w:val="en-US"/>
-        </w:rPr>
-      </w:pPr>
-      <w:r>
-        <w:rPr>
-          <w:sz w:val="28"/>
-          <w:szCs w:val="28"/>
-          <w:lang w:val="en-US"/>
-        </w:rPr>
-        <w:t>PUSH AX</w:t>
-      </w:r>
-    </w:p>
-    <w:p>
-      <w:pPr>
-        <w:spacing w:line="360" w:lineRule="auto"/>
-        <w:ind w:firstLine="709"/>
-        <w:jc w:val="both"/>
-        <w:rPr>
-          <w:sz w:val="28"/>
-          <w:szCs w:val="28"/>
-          <w:lang w:val="en-US"/>
-        </w:rPr>
-      </w:pPr>
-    </w:p>
-    <w:p>
-      <w:pPr>
-        <w:spacing w:line="360" w:lineRule="auto"/>
-        <w:ind w:firstLine="709"/>
-        <w:jc w:val="both"/>
-        <w:rPr>
-          <w:sz w:val="28"/>
-          <w:szCs w:val="28"/>
-          <w:lang w:val="en-US"/>
-        </w:rPr>
-      </w:pPr>
-      <w:r>
-        <w:rPr>
-          <w:sz w:val="28"/>
-          <w:szCs w:val="28"/>
-          <w:lang w:val="en-US"/>
-        </w:rPr>
-        <w:t>; ----------- R4 = X3 / X1 (signed) -----------</w:t>
-      </w:r>
-    </w:p>
-    <w:p>
-      <w:pPr>
-        <w:spacing w:line="360" w:lineRule="auto"/>
-        <w:ind w:firstLine="709"/>
-        <w:jc w:val="both"/>
-        <w:rPr>
-          <w:sz w:val="28"/>
-          <w:szCs w:val="28"/>
-          <w:lang w:val="en-US"/>
-        </w:rPr>
-      </w:pPr>
-      <w:r>
-        <w:rPr>
-          <w:sz w:val="28"/>
-          <w:szCs w:val="28"/>
-          <w:lang w:val="en-US"/>
-        </w:rPr>
-        <w:lastRenderedPageBreak/>
-        <w:t xml:space="preserve">MOV AL, byte </w:t>
-      </w:r>
-      <w:proofErr w:type="gramStart"/>
-      <w:r>
-        <w:rPr>
-          <w:sz w:val="28"/>
-          <w:szCs w:val="28"/>
-          <w:lang w:val="en-US"/>
-        </w:rPr>
-        <w:t>DS[</w:t>
-      </w:r>
-      <w:proofErr w:type="gramEnd"/>
-      <w:r>
-        <w:rPr>
-          <w:sz w:val="28"/>
-          <w:szCs w:val="28"/>
-          <w:lang w:val="en-US"/>
-        </w:rPr>
-        <w:t>OFFSET X3] ; AL = X3</w:t>
-      </w:r>
-    </w:p>
-    <w:p>
-      <w:pPr>
-        <w:spacing w:line="360" w:lineRule="auto"/>
-        <w:ind w:firstLine="709"/>
-        <w:jc w:val="both"/>
-        <w:rPr>
-          <w:sz w:val="28"/>
-          <w:szCs w:val="28"/>
-          <w:lang w:val="en-US"/>
-        </w:rPr>
-      </w:pPr>
-      <w:r>
-        <w:rPr>
-          <w:sz w:val="28"/>
-          <w:szCs w:val="28"/>
-          <w:lang w:val="en-US"/>
-        </w:rPr>
-        <w:t xml:space="preserve">CBW                      </w:t>
-      </w:r>
-      <w:proofErr w:type="gramStart"/>
-      <w:r>
-        <w:rPr>
-          <w:sz w:val="28"/>
-          <w:szCs w:val="28"/>
-          <w:lang w:val="en-US"/>
-        </w:rPr>
-        <w:t xml:space="preserve">  ;</w:t>
-      </w:r>
-      <w:proofErr w:type="gramEnd"/>
-      <w:r>
-        <w:rPr>
-          <w:sz w:val="28"/>
-          <w:szCs w:val="28"/>
-          <w:lang w:val="en-US"/>
-        </w:rPr>
-        <w:t xml:space="preserve"> sign-extend AL-&gt;AX</w:t>
-      </w:r>
-    </w:p>
-    <w:p>
-      <w:pPr>
-        <w:spacing w:line="360" w:lineRule="auto"/>
-        <w:ind w:firstLine="709"/>
-        <w:jc w:val="both"/>
-        <w:rPr>
-          <w:sz w:val="28"/>
-          <w:szCs w:val="28"/>
-          <w:lang w:val="en-US"/>
-        </w:rPr>
-      </w:pPr>
-      <w:r>
-        <w:rPr>
-          <w:sz w:val="28"/>
-          <w:szCs w:val="28"/>
-          <w:lang w:val="en-US"/>
-        </w:rPr>
-        <w:t xml:space="preserve">IDIV byte </w:t>
-      </w:r>
-      <w:proofErr w:type="gramStart"/>
-      <w:r>
-        <w:rPr>
-          <w:sz w:val="28"/>
-          <w:szCs w:val="28"/>
-          <w:lang w:val="en-US"/>
-        </w:rPr>
-        <w:t>DS[</w:t>
-      </w:r>
-      <w:proofErr w:type="gramEnd"/>
-      <w:r>
-        <w:rPr>
-          <w:sz w:val="28"/>
-          <w:szCs w:val="28"/>
-          <w:lang w:val="en-US"/>
-        </w:rPr>
-        <w:t>OFFSET X1]    ; AX / X1  (signed) -&gt; AL quotient, AH remainder</w:t>
-      </w:r>
-    </w:p>
-    <w:p>
-      <w:pPr>
-        <w:spacing w:line="360" w:lineRule="auto"/>
-        <w:ind w:firstLine="709"/>
-        <w:jc w:val="both"/>
-        <w:rPr>
-          <w:sz w:val="28"/>
-          <w:szCs w:val="28"/>
-          <w:lang w:val="en-US"/>
-        </w:rPr>
-      </w:pPr>
-      <w:r>
-        <w:rPr>
-          <w:sz w:val="28"/>
-          <w:szCs w:val="28"/>
-          <w:lang w:val="en-US"/>
-        </w:rPr>
-        <w:t xml:space="preserve">MOV byte </w:t>
-      </w:r>
-      <w:proofErr w:type="gramStart"/>
-      <w:r>
-        <w:rPr>
-          <w:sz w:val="28"/>
-          <w:szCs w:val="28"/>
-          <w:lang w:val="en-US"/>
-        </w:rPr>
-        <w:t>DS[</w:t>
-      </w:r>
-      <w:proofErr w:type="gramEnd"/>
-      <w:r>
-        <w:rPr>
-          <w:sz w:val="28"/>
-          <w:szCs w:val="28"/>
-          <w:lang w:val="en-US"/>
-        </w:rPr>
-        <w:t>OFFSET R4], AL</w:t>
-      </w:r>
-    </w:p>
-    <w:p>
-      <w:pPr>
-        <w:spacing w:line="360" w:lineRule="auto"/>
-        <w:ind w:firstLine="709"/>
-        <w:jc w:val="both"/>
-        <w:rPr>
-          <w:sz w:val="28"/>
-          <w:szCs w:val="28"/>
-          <w:lang w:val="en-US"/>
-        </w:rPr>
-      </w:pPr>
-    </w:p>
-    <w:p>
-      <w:pPr>
-        <w:spacing w:line="360" w:lineRule="auto"/>
-        <w:ind w:firstLine="709"/>
-        <w:jc w:val="both"/>
-        <w:rPr>
-          <w:sz w:val="28"/>
-          <w:szCs w:val="28"/>
-        </w:rPr>
-      </w:pPr>
-      <w:r>
-        <w:rPr>
-          <w:sz w:val="28"/>
-          <w:szCs w:val="28"/>
-        </w:rPr>
-        <w:t>; очистим стек</w:t>
-      </w:r>
-    </w:p>
-    <w:p>
-      <w:pPr>
-        <w:spacing w:line="360" w:lineRule="auto"/>
-        <w:ind w:firstLine="709"/>
-        <w:jc w:val="both"/>
-        <w:rPr>
-          <w:sz w:val="28"/>
-          <w:szCs w:val="28"/>
-        </w:rPr>
-      </w:pPr>
-      <w:r>
-        <w:rPr>
-          <w:sz w:val="28"/>
-          <w:szCs w:val="28"/>
-        </w:rPr>
-        <w:t>POP AX</w:t>
-      </w:r>
-    </w:p>
-    <w:p>
-      <w:pPr>
-        <w:spacing w:line="360" w:lineRule="auto"/>
-        <w:ind w:firstLine="709"/>
-        <w:jc w:val="both"/>
-        <w:rPr>
-          <w:sz w:val="28"/>
-          <w:szCs w:val="28"/>
-        </w:rPr>
-      </w:pPr>
-    </w:p>
-    <w:p>
-      <w:pPr>
-        <w:spacing w:line="360" w:lineRule="auto"/>
-        <w:ind w:firstLine="709"/>
-        <w:jc w:val="both"/>
-        <w:rPr>
-          <w:sz w:val="28"/>
-          <w:szCs w:val="28"/>
-        </w:rPr>
-      </w:pPr>
-      <w:r>
-        <w:rPr>
-          <w:sz w:val="28"/>
-          <w:szCs w:val="28"/>
-        </w:rPr>
-        <w:t>; Вывести регистры и память (чтобы увидеть результаты)</w:t>
-      </w:r>
-    </w:p>
-    <w:p>
-      <w:pPr>
-        <w:spacing w:line="360" w:lineRule="auto"/>
-        <w:ind w:firstLine="709"/>
-        <w:jc w:val="both"/>
-        <w:rPr>
-          <w:sz w:val="28"/>
-          <w:szCs w:val="28"/>
-          <w:lang w:val="en-US"/>
-        </w:rPr>
-      </w:pPr>
-      <w:r>
-        <w:rPr>
-          <w:sz w:val="28"/>
-          <w:szCs w:val="28"/>
-          <w:lang w:val="en-US"/>
-        </w:rPr>
-        <w:t>print reg</w:t>
-      </w:r>
-    </w:p>
-    <w:p>
-      <w:pPr>
-        <w:spacing w:line="360" w:lineRule="auto"/>
-        <w:ind w:firstLine="709"/>
-        <w:jc w:val="both"/>
-        <w:rPr>
-          <w:sz w:val="28"/>
-          <w:szCs w:val="28"/>
-          <w:lang w:val="en-US"/>
-        </w:rPr>
-      </w:pPr>
-      <w:r>
-        <w:rPr>
-          <w:sz w:val="28"/>
-          <w:szCs w:val="28"/>
-          <w:lang w:val="en-US"/>
-        </w:rPr>
-        <w:t>print mem 0:16</w:t>
-      </w:r>
-    </w:p>
-    <w:p>
-      <w:pPr>
-        <w:spacing w:line="360" w:lineRule="auto"/>
-        <w:ind w:firstLine="709"/>
-        <w:jc w:val="both"/>
-        <w:rPr>
-          <w:sz w:val="28"/>
-          <w:szCs w:val="28"/>
-          <w:lang w:val="en-US"/>
-        </w:rPr>
-      </w:pPr>
-    </w:p>
-    <w:p>
-      <w:pPr>
-        <w:spacing w:line="360" w:lineRule="auto"/>
-        <w:ind w:firstLine="709"/>
-        <w:jc w:val="both"/>
+        <w:outlineLvl w:val="0"/>
+        <w:rPr>
+          <w:sz w:val="28"/>
+          <w:szCs w:val="28"/>
+          <w:lang w:val="en-US"/>
+        </w:rPr>
+      </w:pPr>
+    </w:p>
+    <w:p>
+      <w:pPr>
+        <w:spacing w:line="360" w:lineRule="auto"/>
+        <w:ind w:firstLine="709"/>
+        <w:jc w:val="both"/>
+        <w:outlineLvl w:val="0"/>
         <w:rPr>
           <w:b/>
           <w:bCs/>
           <w:sz w:val="28"/>
           <w:szCs w:val="28"/>
-          <w:lang w:val="en-US"/>
         </w:rPr>
       </w:pPr>
       <w:r>
@@ -4007,46 +4262,40 @@
         </w:rPr>
         <w:t>HLT</w:t>
       </w:r>
-    </w:p>
-    <w:p>
-      <w:pPr>
-        <w:spacing w:line="360" w:lineRule="auto"/>
-        <w:ind w:firstLine="709"/>
-        <w:jc w:val="both"/>
-        <w:outlineLvl w:val="0"/>
+      <w:r>
         <w:rPr>
           <w:b/>
           <w:bCs/>
           <w:sz w:val="28"/>
           <w:szCs w:val="28"/>
-          <w:lang w:val="en-US"/>
-        </w:rPr>
-      </w:pPr>
-      <w:r>
+        </w:rPr>
+        <w:br w:type="page"/>
+      </w:r>
+    </w:p>
+    <w:p>
+      <w:pPr>
+        <w:spacing w:line="360" w:lineRule="auto"/>
+        <w:ind w:firstLine="709"/>
+        <w:jc w:val="both"/>
+        <w:outlineLvl w:val="0"/>
         <w:rPr>
           <w:b/>
           <w:bCs/>
           <w:sz w:val="28"/>
           <w:szCs w:val="28"/>
-          <w:lang w:val="en-US"/>
-        </w:rPr>
-        <w:br w:type="page"/>
-      </w:r>
-    </w:p>
-    <w:p>
-      <w:pPr>
-        <w:spacing w:line="360" w:lineRule="auto"/>
-        <w:ind w:firstLine="709"/>
-        <w:jc w:val="both"/>
-        <w:outlineLvl w:val="0"/>
+        </w:rPr>
+      </w:pPr>
+      <w:bookmarkStart w:id="8" w:name="_Toc211849682"/>
+      <w:r>
         <w:rPr>
           <w:b/>
           <w:bCs/>
           <w:sz w:val="28"/>
           <w:szCs w:val="28"/>
         </w:rPr>
-      </w:pPr>
-      <w:bookmarkStart w:id="8" w:name="_Toc211849682"/>
+        <w:lastRenderedPageBreak/>
+        <w:t xml:space="preserve">5 </w:t>
+      </w:r>
       <w:r>
         <w:rPr>
           <w:b/>
@@ -4054,25 +4303,6 @@
           <w:sz w:val="28"/>
           <w:szCs w:val="28"/>
         </w:rPr>
-        <w:lastRenderedPageBreak/>
-        <w:t>5</w:t>
-      </w:r>
-      <w:r>
-        <w:rPr>
-          <w:b/>
-          <w:bCs/>
-          <w:sz w:val="28"/>
-          <w:szCs w:val="28"/>
-        </w:rPr>
-        <w:t xml:space="preserve"> </w:t>
-      </w:r>
-      <w:r>
-        <w:rPr>
-          <w:b/>
-          <w:bCs/>
-          <w:sz w:val="28"/>
-          <w:szCs w:val="28"/>
-        </w:rPr>
         <w:t>Результат трассировки программы</w:t>
       </w:r>
       <w:bookmarkEnd w:id="8"/>
@@ -4110,10 +4340,10 @@
           <w:szCs w:val="28"/>
         </w:rPr>
         <w:drawing>
-          <wp:inline distT="0" distB="0" distL="0" distR="0" wp14:anchorId="642FD867" wp14:editId="03EFEF70">
-            <wp:extent cx="5413973" cy="5613633"/>
-            <wp:effectExtent l="0" t="0" r="0" b="0"/>
-            <wp:docPr id="888657711" name="Рисунок 1"/>
+          <wp:inline distT="0" distB="0" distL="0" distR="0" wp14:anchorId="15AF8FC1" wp14:editId="463A31BF">
+            <wp:extent cx="5940425" cy="6092825"/>
+            <wp:effectExtent l="0" t="0" r="3175" b="3175"/>
+            <wp:docPr id="1929940367" name="Рисунок 1"/>
             <wp:cNvGraphicFramePr>
               <a:graphicFrameLocks xmlns:a="http://schemas.openxmlformats.org/drawingml/2006/main" noChangeAspect="1"/>
             </wp:cNvGraphicFramePr>
@@ -4121,7 +4351,7 @@
               <a:graphicData uri="http://schemas.openxmlformats.org/drawingml/2006/picture">
                 <pic:pic xmlns:pic="http://schemas.openxmlformats.org/drawingml/2006/picture">
                   <pic:nvPicPr>
-                    <pic:cNvPr id="888657711" name=""/>
+                    <pic:cNvPr id="1929940367" name=""/>
                     <pic:cNvPicPr/>
                   </pic:nvPicPr>
                   <pic:blipFill>
@@ -4133,7 +4363,7 @@
                   <pic:spPr>
                     <a:xfrm>
                       <a:off x="0" y="0"/>
-                      <a:ext cx="5430654" cy="5630929"/>
+                      <a:ext cx="5940425" cy="6092825"/>
                     </a:xfrm>
                     <a:prstGeom prst="rect">
                       <a:avLst/>

--- a/5_semester/ЭВМ/ЭВМ-2.docx
+++ b/5_semester/ЭВМ/ЭВМ-2.docx
@@ -1,6 +1,6 @@
 
 <file path=word/document.xml><?xml version="1.0" encoding="utf-8"?>
-<w:document xmlns:wpc="http://schemas.microsoft.com/office/word/2010/wordprocessingCanvas" xmlns:cx="http://schemas.microsoft.com/office/drawing/2014/chartex" xmlns:cx1="http://schemas.microsoft.com/office/drawing/2015/9/8/chartex" xmlns:cx2="http://schemas.microsoft.com/office/drawing/2015/10/21/chartex" xmlns:cx3="http://schemas.microsoft.com/office/drawing/2016/5/9/chartex" xmlns:cx4="http://schemas.microsoft.com/office/drawing/2016/5/10/chartex" xmlns:cx5="http://schemas.microsoft.com/office/drawing/2016/5/11/chartex" xmlns:cx6="http://schemas.microsoft.com/office/drawing/2016/5/12/chartex" xmlns:cx7="http://schemas.microsoft.com/office/drawing/2016/5/13/chartex" xmlns:cx8="http://schemas.microsoft.com/office/drawing/2016/5/14/chartex" xmlns:mc="http://schemas.openxmlformats.org/markup-compatibility/2006" xmlns:aink="http://schemas.microsoft.com/office/drawing/2016/ink" xmlns:am3d="http://schemas.microsoft.com/office/drawing/2017/model3d" xmlns:o="urn:schemas-microsoft-com:office:office" xmlns:oel="http://schemas.microsoft.com/office/2019/extlst" xmlns:r="http://schemas.openxmlformats.org/officeDocument/2006/relationships" xmlns:m="http://schemas.openxmlformats.org/officeDocument/2006/math" xmlns:v="urn:schemas-microsoft-com:vml" xmlns:wp14="http://schemas.microsoft.com/office/word/2010/wordprocessingDrawing" xmlns:wp="http://schemas.openxmlformats.org/drawingml/2006/wordprocessingDrawing" xmlns:w10="urn:schemas-microsoft-com:office:word" xmlns:w="http://schemas.openxmlformats.org/wordprocessingml/2006/main" xmlns:w14="http://schemas.microsoft.com/office/word/2010/wordml" xmlns:w15="http://schemas.microsoft.com/office/word/2012/wordml" xmlns:w16cex="http://schemas.microsoft.com/office/word/2018/wordml/cex" xmlns:w16cid="http://schemas.microsoft.com/office/word/2016/wordml/cid" xmlns:w16="http://schemas.microsoft.com/office/word/2018/wordml" xmlns:w16sdtdh="http://schemas.microsoft.com/office/word/2020/wordml/sdtdatahash" xmlns:w16se="http://schemas.microsoft.com/office/word/2015/wordml/symex" xmlns:wpg="http://schemas.microsoft.com/office/word/2010/wordprocessingGroup" xmlns:wpi="http://schemas.microsoft.com/office/word/2010/wordprocessingInk" xmlns:wne="http://schemas.microsoft.com/office/word/2006/wordml" xmlns:wps="http://schemas.microsoft.com/office/word/2010/wordprocessingShape" mc:Ignorable="w14 w15 w16se w16cid w16 w16cex w16sdtdh wp14">
+<w:document xmlns:wpc="http://schemas.microsoft.com/office/word/2010/wordprocessingCanvas" xmlns:cx="http://schemas.microsoft.com/office/drawing/2014/chartex" xmlns:cx1="http://schemas.microsoft.com/office/drawing/2015/9/8/chartex" xmlns:cx2="http://schemas.microsoft.com/office/drawing/2015/10/21/chartex" xmlns:cx3="http://schemas.microsoft.com/office/drawing/2016/5/9/chartex" xmlns:cx4="http://schemas.microsoft.com/office/drawing/2016/5/10/chartex" xmlns:cx5="http://schemas.microsoft.com/office/drawing/2016/5/11/chartex" xmlns:cx6="http://schemas.microsoft.com/office/drawing/2016/5/12/chartex" xmlns:cx7="http://schemas.microsoft.com/office/drawing/2016/5/13/chartex" xmlns:cx8="http://schemas.microsoft.com/office/drawing/2016/5/14/chartex" xmlns:mc="http://schemas.openxmlformats.org/markup-compatibility/2006" xmlns:aink="http://schemas.microsoft.com/office/drawing/2016/ink" xmlns:am3d="http://schemas.microsoft.com/office/drawing/2017/model3d" xmlns:o="urn:schemas-microsoft-com:office:office" xmlns:r="http://schemas.openxmlformats.org/officeDocument/2006/relationships" xmlns:m="http://schemas.openxmlformats.org/officeDocument/2006/math" xmlns:v="urn:schemas-microsoft-com:vml" xmlns:wp14="http://schemas.microsoft.com/office/word/2010/wordprocessingDrawing" xmlns:wp="http://schemas.openxmlformats.org/drawingml/2006/wordprocessingDrawing" xmlns:w10="urn:schemas-microsoft-com:office:word" xmlns:w="http://schemas.openxmlformats.org/wordprocessingml/2006/main" xmlns:w14="http://schemas.microsoft.com/office/word/2010/wordml" xmlns:w15="http://schemas.microsoft.com/office/word/2012/wordml" xmlns:w16cid="http://schemas.microsoft.com/office/word/2016/wordml/cid" xmlns:w16se="http://schemas.microsoft.com/office/word/2015/wordml/symex" xmlns:wpg="http://schemas.microsoft.com/office/word/2010/wordprocessingGroup" xmlns:wpi="http://schemas.microsoft.com/office/word/2010/wordprocessingInk" xmlns:wne="http://schemas.microsoft.com/office/word/2006/wordml" xmlns:wps="http://schemas.microsoft.com/office/word/2010/wordprocessingShape" mc:Ignorable="w14 w15 w16se w16cid wp14">
   <w:body>
     <w:p>
       <w:pPr>
@@ -2121,31 +2121,69 @@
     </w:p>
     <w:p>
       <w:pPr>
+        <w:spacing w:line="360" w:lineRule="auto"/>
+        <w:ind w:firstLine="709"/>
+        <w:jc w:val="both"/>
+        <w:rPr>
+          <w:sz w:val="28"/>
+          <w:szCs w:val="28"/>
+        </w:rPr>
+      </w:pPr>
+      <w:r>
+        <w:rPr>
+          <w:sz w:val="28"/>
+          <w:szCs w:val="28"/>
+        </w:rPr>
+        <w:t xml:space="preserve">Для варианта 1 и группы 4321 получаются значения X1 = </w:t>
+      </w:r>
+      <w:r>
+        <w:rPr>
+          <w:sz w:val="28"/>
+          <w:szCs w:val="28"/>
+        </w:rPr>
+        <w:t>-</w:t>
+      </w:r>
+      <w:r>
+        <w:rPr>
+          <w:sz w:val="28"/>
+          <w:szCs w:val="28"/>
+        </w:rPr>
+        <w:t xml:space="preserve">1, X2 = 21, X3 = </w:t>
+      </w:r>
+      <w:r>
+        <w:rPr>
+          <w:sz w:val="28"/>
+          <w:szCs w:val="28"/>
+        </w:rPr>
+        <w:t>-42</w:t>
+      </w:r>
+      <w:r>
+        <w:rPr>
+          <w:sz w:val="28"/>
+          <w:szCs w:val="28"/>
+        </w:rPr>
+        <w:t xml:space="preserve">, X4 = </w:t>
+      </w:r>
+      <w:r>
+        <w:rPr>
+          <w:sz w:val="28"/>
+          <w:szCs w:val="28"/>
+        </w:rPr>
+        <w:t>21</w:t>
+      </w:r>
+      <w:r>
+        <w:rPr>
+          <w:sz w:val="28"/>
+          <w:szCs w:val="28"/>
+        </w:rPr>
+        <w:t>. В соответствии с индивидуальным заданием требуется составить программу, выполняющую последовательность операций: вычисление R1 = X1 + X2, вычисление R2 = X3 * X2 с учётом знака, выполнение логической операции R3 = X2 AND X4, запись значения X2 в стек с помощью команды PUSH, вычисление R4 = X3 / X1 как знакового деления и снятие значения из стека с помощью команды POP. После выполнения всех операций необходимо вывести состояние регистров и области памяти, чтобы убедиться в правильности работы программы.</w:t>
+      </w:r>
+    </w:p>
+    <w:p>
+      <w:pPr>
         <w:pStyle w:val="ac"/>
         <w:spacing w:after="0" w:line="360" w:lineRule="auto"/>
         <w:ind w:left="709"/>
-        <w:rPr>
-          <w:rFonts w:ascii="Times New Roman" w:eastAsia="Times New Roman" w:hAnsi="Times New Roman" w:cs="Times New Roman"/>
-          <w:sz w:val="28"/>
-          <w:szCs w:val="28"/>
-          <w:lang w:eastAsia="ru-RU"/>
-        </w:rPr>
-      </w:pPr>
-      <w:r>
-        <w:rPr>
-          <w:rFonts w:ascii="Times New Roman" w:eastAsia="Times New Roman" w:hAnsi="Times New Roman" w:cs="Times New Roman"/>
-          <w:sz w:val="28"/>
-          <w:szCs w:val="28"/>
-          <w:lang w:eastAsia="ru-RU"/>
-        </w:rPr>
-        <w:t>Для варианта 1 и группы 4321 получаются значения X1 = 1, X2 = 4321, X3 = –8642, X4 = 4321. В соответствии с индивидуальным заданием требуется составить программу, выполняющую последовательность операций: вычисление R1 = X1 + X2, вычисление R2 = X3 * X2 с учётом знака, выполнение логической операции R3 = X2 AND X4, запись значения X2 в стек с помощью команды PUSH, вычисление R4 = X3 / X1 как знакового деления и снятие значения из стека с помощью команды POP. После выполнения всех операций необходимо вывести состояние регистров и области памяти, чтобы убедиться в правильности работы программы.</w:t>
-      </w:r>
-    </w:p>
-    <w:p>
-      <w:pPr>
-        <w:pStyle w:val="ac"/>
-        <w:spacing w:after="0" w:line="360" w:lineRule="auto"/>
-        <w:ind w:left="709"/>
         <w:outlineLvl w:val="0"/>
         <w:rPr>
           <w:rFonts w:ascii="Times New Roman" w:eastAsia="Times New Roman" w:hAnsi="Times New Roman" w:cs="Times New Roman"/>
@@ -2202,25 +2240,27 @@
           <w:sz w:val="28"/>
           <w:szCs w:val="28"/>
         </w:rPr>
-        <w:t xml:space="preserve">Алгоритм работы программы можно описать следующим образом. После запуска выполняется инициализация сегмента данных и вывод исходного состояния памяти и регистров для последующего сравнения. Далее программа поочерёдно выполняет арифметические и логические операции над исходными переменными X1–X4, записывая результаты в соответствующие ячейки памяти R1–R4. На первом этапе выполняется сложение X1 и X2: значения из памяти загружаются в регистры AL и BL, затем производится операция ADD, после чего результат записывается в ячейку R1. </w:t>
-      </w:r>
-    </w:p>
-    <w:p>
-      <w:pPr>
-        <w:spacing w:line="360" w:lineRule="auto"/>
-        <w:ind w:firstLine="709"/>
-        <w:jc w:val="both"/>
-        <w:rPr>
-          <w:sz w:val="28"/>
-          <w:szCs w:val="28"/>
-        </w:rPr>
-      </w:pPr>
-      <w:r>
-        <w:rPr>
-          <w:sz w:val="28"/>
-          <w:szCs w:val="28"/>
-        </w:rPr>
-        <w:t xml:space="preserve">На втором этапе вычисляется произведение X3 и X2 как знаковое умножение. В регистр AL загружается X3, в BL — X2, выполняется команда IMUL, которая сохраняет 16-битный результат в регистре AX. Содержимое регистра AX записывается в память по адресу R2. На третьем этапе выполняется побитовое логическое «И» (AND) между X2 и X4. В результате в регистр AL заносится значение X2, затем выполняется операция AND с содержимым X4, а результат сохраняется в ячейке R3. </w:t>
+        <w:t xml:space="preserve">Алгоритм работы программы можно описать следующим образом. После запуска выполняется инициализация сегмента данных и вывод исходного состояния памяти и регистров для последующего сравнения. Далее программа поочерёдно выполняет арифметические и логические операции над исходными переменными X1–X4, записывая результаты в соответствующие ячейки памяти R1–R4. </w:t>
+      </w:r>
+    </w:p>
+    <w:p>
+      <w:pPr>
+        <w:spacing w:line="360" w:lineRule="auto"/>
+        <w:ind w:firstLine="709"/>
+        <w:jc w:val="both"/>
+        <w:rPr>
+          <w:sz w:val="28"/>
+          <w:szCs w:val="28"/>
+        </w:rPr>
+      </w:pPr>
+      <w:bookmarkStart w:id="7" w:name="_GoBack"/>
+      <w:bookmarkEnd w:id="7"/>
+      <w:r>
+        <w:rPr>
+          <w:sz w:val="28"/>
+          <w:szCs w:val="28"/>
+        </w:rPr>
+        <w:t xml:space="preserve">На первом этапе выполняется сложение X1 и X2: значения из памяти загружаются в регистры AL и BL, затем производится операция ADD, после чего результат записывается в ячейку R1. На втором этапе вычисляется произведение X3 и X2 как знаковое умножение. В регистр AL загружается X3, в BL — X2, выполняется команда IMUL, которая сохраняет 16-битный результат в регистре AX. Содержимое регистра AX записывается в память по адресу R2. На третьем этапе выполняется побитовое логическое «И» (AND) между X2 и X4. В результате в регистр AL заносится значение X2, затем выполняется операция AND с содержимым X4, а результат сохраняется в ячейке R3. </w:t>
       </w:r>
     </w:p>
     <w:p>
@@ -2265,7 +2305,7 @@
           <w:szCs w:val="28"/>
         </w:rPr>
       </w:pPr>
-      <w:bookmarkStart w:id="7" w:name="_Toc211849681"/>
+      <w:bookmarkStart w:id="8" w:name="_Toc211849681"/>
       <w:r>
         <w:rPr>
           <w:b/>
@@ -2294,7 +2334,7 @@
         </w:rPr>
         <w:t>Текст программы с комментариями</w:t>
       </w:r>
-      <w:bookmarkEnd w:id="7"/>
+      <w:bookmarkEnd w:id="8"/>
     </w:p>
     <w:p>
       <w:pPr>
@@ -2346,6 +2386,7 @@
     <w:p>
       <w:pPr>
         <w:spacing w:line="360" w:lineRule="auto"/>
+        <w:ind w:firstLine="709"/>
         <w:jc w:val="both"/>
         <w:outlineLvl w:val="0"/>
         <w:rPr>
@@ -2662,23 +2703,60 @@
         <w:rPr>
           <w:sz w:val="28"/>
           <w:szCs w:val="28"/>
-          <w:lang w:val="en-US"/>
-        </w:rPr>
-      </w:pPr>
-      <w:r>
-        <w:rPr>
-          <w:sz w:val="28"/>
-          <w:szCs w:val="28"/>
-          <w:lang w:val="en-US"/>
-        </w:rPr>
-        <w:t xml:space="preserve">X1: DB 0xFF  </w:t>
+        </w:rPr>
+      </w:pPr>
+      <w:r>
+        <w:rPr>
+          <w:sz w:val="28"/>
+          <w:szCs w:val="28"/>
+          <w:lang w:val="en-US"/>
+        </w:rPr>
+        <w:t>X</w:t>
+      </w:r>
+      <w:r>
+        <w:rPr>
+          <w:sz w:val="28"/>
+          <w:szCs w:val="28"/>
+        </w:rPr>
+        <w:t xml:space="preserve">1: </w:t>
+      </w:r>
+      <w:r>
+        <w:rPr>
+          <w:sz w:val="28"/>
+          <w:szCs w:val="28"/>
+          <w:lang w:val="en-US"/>
+        </w:rPr>
+        <w:t>DB</w:t>
+      </w:r>
+      <w:r>
+        <w:rPr>
+          <w:sz w:val="28"/>
+          <w:szCs w:val="28"/>
+        </w:rPr>
+        <w:t xml:space="preserve"> 0</w:t>
+      </w:r>
+      <w:proofErr w:type="spellStart"/>
+      <w:r>
+        <w:rPr>
+          <w:sz w:val="28"/>
+          <w:szCs w:val="28"/>
+          <w:lang w:val="en-US"/>
+        </w:rPr>
+        <w:t>xFF</w:t>
+      </w:r>
+      <w:proofErr w:type="spellEnd"/>
+      <w:r>
+        <w:rPr>
+          <w:sz w:val="28"/>
+          <w:szCs w:val="28"/>
+        </w:rPr>
+        <w:t xml:space="preserve">  </w:t>
       </w:r>
       <w:proofErr w:type="gramStart"/>
       <w:r>
         <w:rPr>
           <w:sz w:val="28"/>
           <w:szCs w:val="28"/>
-          <w:lang w:val="en-US"/>
         </w:rPr>
         <w:t xml:space="preserve">  ;</w:t>
       </w:r>
@@ -2687,37 +2765,71 @@
         <w:rPr>
           <w:sz w:val="28"/>
           <w:szCs w:val="28"/>
-          <w:lang w:val="en-US"/>
-        </w:rPr>
-        <w:t xml:space="preserve"> -1</w:t>
-      </w:r>
-    </w:p>
-    <w:p>
-      <w:pPr>
-        <w:spacing w:line="360" w:lineRule="auto"/>
-        <w:ind w:firstLine="709"/>
-        <w:jc w:val="both"/>
-        <w:outlineLvl w:val="0"/>
-        <w:rPr>
-          <w:sz w:val="28"/>
-          <w:szCs w:val="28"/>
-          <w:lang w:val="en-US"/>
-        </w:rPr>
-      </w:pPr>
-      <w:r>
-        <w:rPr>
-          <w:sz w:val="28"/>
-          <w:szCs w:val="28"/>
-          <w:lang w:val="en-US"/>
-        </w:rPr>
-        <w:t xml:space="preserve">X2: DB 0x15  </w:t>
+        </w:rPr>
+        <w:t xml:space="preserve"> -1  (1 байт)</w:t>
+      </w:r>
+    </w:p>
+    <w:p>
+      <w:pPr>
+        <w:spacing w:line="360" w:lineRule="auto"/>
+        <w:ind w:firstLine="709"/>
+        <w:jc w:val="both"/>
+        <w:outlineLvl w:val="0"/>
+        <w:rPr>
+          <w:sz w:val="28"/>
+          <w:szCs w:val="28"/>
+        </w:rPr>
+      </w:pPr>
+      <w:r>
+        <w:rPr>
+          <w:sz w:val="28"/>
+          <w:szCs w:val="28"/>
+          <w:lang w:val="en-US"/>
+        </w:rPr>
+        <w:t>X</w:t>
+      </w:r>
+      <w:r>
+        <w:rPr>
+          <w:sz w:val="28"/>
+          <w:szCs w:val="28"/>
+        </w:rPr>
+        <w:t xml:space="preserve">2: </w:t>
+      </w:r>
+      <w:r>
+        <w:rPr>
+          <w:sz w:val="28"/>
+          <w:szCs w:val="28"/>
+          <w:lang w:val="en-US"/>
+        </w:rPr>
+        <w:t>DB</w:t>
+      </w:r>
+      <w:r>
+        <w:rPr>
+          <w:sz w:val="28"/>
+          <w:szCs w:val="28"/>
+        </w:rPr>
+        <w:t xml:space="preserve"> 0</w:t>
+      </w:r>
+      <w:r>
+        <w:rPr>
+          <w:sz w:val="28"/>
+          <w:szCs w:val="28"/>
+          <w:lang w:val="en-US"/>
+        </w:rPr>
+        <w:t>x</w:t>
+      </w:r>
+      <w:r>
+        <w:rPr>
+          <w:sz w:val="28"/>
+          <w:szCs w:val="28"/>
+        </w:rPr>
+        <w:t xml:space="preserve">15  </w:t>
       </w:r>
       <w:proofErr w:type="gramStart"/>
       <w:r>
         <w:rPr>
           <w:sz w:val="28"/>
           <w:szCs w:val="28"/>
-          <w:lang w:val="en-US"/>
         </w:rPr>
         <w:t xml:space="preserve">  ;</w:t>
       </w:r>
@@ -2726,9 +2838,8 @@
         <w:rPr>
           <w:sz w:val="28"/>
           <w:szCs w:val="28"/>
-          <w:lang w:val="en-US"/>
-        </w:rPr>
-        <w:t xml:space="preserve"> 21</w:t>
+        </w:rPr>
+        <w:t xml:space="preserve"> 21   (1 байт)</w:t>
       </w:r>
     </w:p>
     <w:p>
@@ -2803,7 +2914,7 @@
           <w:sz w:val="28"/>
           <w:szCs w:val="28"/>
         </w:rPr>
-        <w:t xml:space="preserve"> -42</w:t>
+        <w:t xml:space="preserve"> -42  (1 байт)</w:t>
       </w:r>
     </w:p>
     <w:p>
@@ -2876,7 +2987,7 @@
           <w:sz w:val="28"/>
           <w:szCs w:val="28"/>
         </w:rPr>
-        <w:t xml:space="preserve"> 21</w:t>
+        <w:t xml:space="preserve"> 21   (1 байт)</w:t>
       </w:r>
     </w:p>
     <w:p>
@@ -2919,69 +3030,6 @@
         <w:rPr>
           <w:sz w:val="28"/>
           <w:szCs w:val="28"/>
-          <w:lang w:val="en-US"/>
-        </w:rPr>
-      </w:pPr>
-      <w:r>
-        <w:rPr>
-          <w:sz w:val="28"/>
-          <w:szCs w:val="28"/>
-          <w:lang w:val="en-US"/>
-        </w:rPr>
-        <w:t>R1: DB 0x00</w:t>
-      </w:r>
-    </w:p>
-    <w:p>
-      <w:pPr>
-        <w:spacing w:line="360" w:lineRule="auto"/>
-        <w:ind w:firstLine="709"/>
-        <w:jc w:val="both"/>
-        <w:outlineLvl w:val="0"/>
-        <w:rPr>
-          <w:sz w:val="28"/>
-          <w:szCs w:val="28"/>
-          <w:lang w:val="en-US"/>
-        </w:rPr>
-      </w:pPr>
-      <w:r>
-        <w:rPr>
-          <w:sz w:val="28"/>
-          <w:szCs w:val="28"/>
-          <w:lang w:val="en-US"/>
-        </w:rPr>
-        <w:t>R2: DW 0x0000</w:t>
-      </w:r>
-    </w:p>
-    <w:p>
-      <w:pPr>
-        <w:spacing w:line="360" w:lineRule="auto"/>
-        <w:ind w:firstLine="709"/>
-        <w:jc w:val="both"/>
-        <w:outlineLvl w:val="0"/>
-        <w:rPr>
-          <w:sz w:val="28"/>
-          <w:szCs w:val="28"/>
-          <w:lang w:val="en-US"/>
-        </w:rPr>
-      </w:pPr>
-      <w:r>
-        <w:rPr>
-          <w:sz w:val="28"/>
-          <w:szCs w:val="28"/>
-          <w:lang w:val="en-US"/>
-        </w:rPr>
-        <w:t>R3: DB 0x00</w:t>
-      </w:r>
-    </w:p>
-    <w:p>
-      <w:pPr>
-        <w:spacing w:line="360" w:lineRule="auto"/>
-        <w:ind w:firstLine="709"/>
-        <w:jc w:val="both"/>
-        <w:outlineLvl w:val="0"/>
-        <w:rPr>
-          <w:sz w:val="28"/>
-          <w:szCs w:val="28"/>
         </w:rPr>
       </w:pPr>
       <w:r>
@@ -2997,6 +3045,218 @@
           <w:sz w:val="28"/>
           <w:szCs w:val="28"/>
         </w:rPr>
+        <w:t xml:space="preserve">1: </w:t>
+      </w:r>
+      <w:r>
+        <w:rPr>
+          <w:sz w:val="28"/>
+          <w:szCs w:val="28"/>
+          <w:lang w:val="en-US"/>
+        </w:rPr>
+        <w:t>DB</w:t>
+      </w:r>
+      <w:r>
+        <w:rPr>
+          <w:sz w:val="28"/>
+          <w:szCs w:val="28"/>
+        </w:rPr>
+        <w:t xml:space="preserve"> 0</w:t>
+      </w:r>
+      <w:r>
+        <w:rPr>
+          <w:sz w:val="28"/>
+          <w:szCs w:val="28"/>
+          <w:lang w:val="en-US"/>
+        </w:rPr>
+        <w:t>x</w:t>
+      </w:r>
+      <w:r>
+        <w:rPr>
+          <w:sz w:val="28"/>
+          <w:szCs w:val="28"/>
+        </w:rPr>
+        <w:t xml:space="preserve">00  </w:t>
+      </w:r>
+      <w:proofErr w:type="gramStart"/>
+      <w:r>
+        <w:rPr>
+          <w:sz w:val="28"/>
+          <w:szCs w:val="28"/>
+        </w:rPr>
+        <w:t xml:space="preserve">  ;</w:t>
+      </w:r>
+      <w:proofErr w:type="gramEnd"/>
+      <w:r>
+        <w:rPr>
+          <w:sz w:val="28"/>
+          <w:szCs w:val="28"/>
+        </w:rPr>
+        <w:t xml:space="preserve"> 1 байт</w:t>
+      </w:r>
+    </w:p>
+    <w:p>
+      <w:pPr>
+        <w:spacing w:line="360" w:lineRule="auto"/>
+        <w:ind w:firstLine="709"/>
+        <w:jc w:val="both"/>
+        <w:outlineLvl w:val="0"/>
+        <w:rPr>
+          <w:sz w:val="28"/>
+          <w:szCs w:val="28"/>
+        </w:rPr>
+      </w:pPr>
+      <w:r>
+        <w:rPr>
+          <w:sz w:val="28"/>
+          <w:szCs w:val="28"/>
+          <w:lang w:val="en-US"/>
+        </w:rPr>
+        <w:t>R</w:t>
+      </w:r>
+      <w:r>
+        <w:rPr>
+          <w:sz w:val="28"/>
+          <w:szCs w:val="28"/>
+        </w:rPr>
+        <w:t xml:space="preserve">2: </w:t>
+      </w:r>
+      <w:r>
+        <w:rPr>
+          <w:sz w:val="28"/>
+          <w:szCs w:val="28"/>
+          <w:lang w:val="en-US"/>
+        </w:rPr>
+        <w:t>DW</w:t>
+      </w:r>
+      <w:r>
+        <w:rPr>
+          <w:sz w:val="28"/>
+          <w:szCs w:val="28"/>
+        </w:rPr>
+        <w:t xml:space="preserve"> 0</w:t>
+      </w:r>
+      <w:r>
+        <w:rPr>
+          <w:sz w:val="28"/>
+          <w:szCs w:val="28"/>
+          <w:lang w:val="en-US"/>
+        </w:rPr>
+        <w:t>x</w:t>
+      </w:r>
+      <w:proofErr w:type="gramStart"/>
+      <w:r>
+        <w:rPr>
+          <w:sz w:val="28"/>
+          <w:szCs w:val="28"/>
+        </w:rPr>
+        <w:t>0000  ;</w:t>
+      </w:r>
+      <w:proofErr w:type="gramEnd"/>
+      <w:r>
+        <w:rPr>
+          <w:sz w:val="28"/>
+          <w:szCs w:val="28"/>
+        </w:rPr>
+        <w:t xml:space="preserve"> 2 байта, так как результат умножения может превышать 1 байт</w:t>
+      </w:r>
+    </w:p>
+    <w:p>
+      <w:pPr>
+        <w:spacing w:line="360" w:lineRule="auto"/>
+        <w:ind w:firstLine="709"/>
+        <w:jc w:val="both"/>
+        <w:outlineLvl w:val="0"/>
+        <w:rPr>
+          <w:sz w:val="28"/>
+          <w:szCs w:val="28"/>
+        </w:rPr>
+      </w:pPr>
+      <w:r>
+        <w:rPr>
+          <w:sz w:val="28"/>
+          <w:szCs w:val="28"/>
+          <w:lang w:val="en-US"/>
+        </w:rPr>
+        <w:t>R</w:t>
+      </w:r>
+      <w:r>
+        <w:rPr>
+          <w:sz w:val="28"/>
+          <w:szCs w:val="28"/>
+        </w:rPr>
+        <w:t xml:space="preserve">3: </w:t>
+      </w:r>
+      <w:r>
+        <w:rPr>
+          <w:sz w:val="28"/>
+          <w:szCs w:val="28"/>
+          <w:lang w:val="en-US"/>
+        </w:rPr>
+        <w:t>DB</w:t>
+      </w:r>
+      <w:r>
+        <w:rPr>
+          <w:sz w:val="28"/>
+          <w:szCs w:val="28"/>
+        </w:rPr>
+        <w:t xml:space="preserve"> 0</w:t>
+      </w:r>
+      <w:r>
+        <w:rPr>
+          <w:sz w:val="28"/>
+          <w:szCs w:val="28"/>
+          <w:lang w:val="en-US"/>
+        </w:rPr>
+        <w:t>x</w:t>
+      </w:r>
+      <w:r>
+        <w:rPr>
+          <w:sz w:val="28"/>
+          <w:szCs w:val="28"/>
+        </w:rPr>
+        <w:t xml:space="preserve">00  </w:t>
+      </w:r>
+      <w:proofErr w:type="gramStart"/>
+      <w:r>
+        <w:rPr>
+          <w:sz w:val="28"/>
+          <w:szCs w:val="28"/>
+        </w:rPr>
+        <w:t xml:space="preserve">  ;</w:t>
+      </w:r>
+      <w:proofErr w:type="gramEnd"/>
+      <w:r>
+        <w:rPr>
+          <w:sz w:val="28"/>
+          <w:szCs w:val="28"/>
+        </w:rPr>
+        <w:t xml:space="preserve"> 1 байт</w:t>
+      </w:r>
+    </w:p>
+    <w:p>
+      <w:pPr>
+        <w:spacing w:line="360" w:lineRule="auto"/>
+        <w:ind w:firstLine="709"/>
+        <w:jc w:val="both"/>
+        <w:outlineLvl w:val="0"/>
+        <w:rPr>
+          <w:sz w:val="28"/>
+          <w:szCs w:val="28"/>
+        </w:rPr>
+      </w:pPr>
+      <w:r>
+        <w:rPr>
+          <w:sz w:val="28"/>
+          <w:szCs w:val="28"/>
+          <w:lang w:val="en-US"/>
+        </w:rPr>
+        <w:t>R</w:t>
+      </w:r>
+      <w:r>
+        <w:rPr>
+          <w:sz w:val="28"/>
+          <w:szCs w:val="28"/>
+        </w:rPr>
         <w:t xml:space="preserve">4: </w:t>
       </w:r>
       <w:r>
@@ -3027,7 +3287,23 @@
           <w:sz w:val="28"/>
           <w:szCs w:val="28"/>
         </w:rPr>
-        <w:t>00</w:t>
+        <w:t xml:space="preserve">00  </w:t>
+      </w:r>
+      <w:proofErr w:type="gramStart"/>
+      <w:r>
+        <w:rPr>
+          <w:sz w:val="28"/>
+          <w:szCs w:val="28"/>
+        </w:rPr>
+        <w:t xml:space="preserve">  ;</w:t>
+      </w:r>
+      <w:proofErr w:type="gramEnd"/>
+      <w:r>
+        <w:rPr>
+          <w:sz w:val="28"/>
+          <w:szCs w:val="28"/>
+        </w:rPr>
+        <w:t xml:space="preserve"> 1 байт</w:t>
       </w:r>
     </w:p>
     <w:p>
@@ -3155,29 +3431,801 @@
           <w:szCs w:val="28"/>
           <w:lang w:val="en-US"/>
         </w:rPr>
+        <w:t>; ----------- R1 = X1 + X2 -----------</w:t>
+      </w:r>
+    </w:p>
+    <w:p>
+      <w:pPr>
+        <w:spacing w:line="360" w:lineRule="auto"/>
+        <w:ind w:firstLine="709"/>
+        <w:jc w:val="both"/>
+        <w:outlineLvl w:val="0"/>
+        <w:rPr>
+          <w:sz w:val="28"/>
+          <w:szCs w:val="28"/>
+          <w:lang w:val="en-US"/>
+        </w:rPr>
+      </w:pPr>
+      <w:r>
+        <w:rPr>
+          <w:sz w:val="28"/>
+          <w:szCs w:val="28"/>
+          <w:lang w:val="en-US"/>
+        </w:rPr>
+        <w:t xml:space="preserve">MOV SI, OFFSET X1    </w:t>
+      </w:r>
+      <w:proofErr w:type="gramStart"/>
+      <w:r>
+        <w:rPr>
+          <w:sz w:val="28"/>
+          <w:szCs w:val="28"/>
+          <w:lang w:val="en-US"/>
+        </w:rPr>
+        <w:t xml:space="preserve">  ;</w:t>
+      </w:r>
+      <w:proofErr w:type="gramEnd"/>
+      <w:r>
+        <w:rPr>
+          <w:sz w:val="28"/>
+          <w:szCs w:val="28"/>
+          <w:lang w:val="en-US"/>
+        </w:rPr>
+        <w:t xml:space="preserve"> SI -&gt; X1</w:t>
+      </w:r>
+    </w:p>
+    <w:p>
+      <w:pPr>
+        <w:spacing w:line="360" w:lineRule="auto"/>
+        <w:ind w:firstLine="709"/>
+        <w:jc w:val="both"/>
+        <w:outlineLvl w:val="0"/>
+        <w:rPr>
+          <w:sz w:val="28"/>
+          <w:szCs w:val="28"/>
+          <w:lang w:val="en-US"/>
+        </w:rPr>
+      </w:pPr>
+      <w:r>
+        <w:rPr>
+          <w:sz w:val="28"/>
+          <w:szCs w:val="28"/>
+          <w:lang w:val="en-US"/>
+        </w:rPr>
+        <w:t xml:space="preserve">MOV DI, OFFSET X2    </w:t>
+      </w:r>
+      <w:proofErr w:type="gramStart"/>
+      <w:r>
+        <w:rPr>
+          <w:sz w:val="28"/>
+          <w:szCs w:val="28"/>
+          <w:lang w:val="en-US"/>
+        </w:rPr>
+        <w:t xml:space="preserve">  ;</w:t>
+      </w:r>
+      <w:proofErr w:type="gramEnd"/>
+      <w:r>
+        <w:rPr>
+          <w:sz w:val="28"/>
+          <w:szCs w:val="28"/>
+          <w:lang w:val="en-US"/>
+        </w:rPr>
+        <w:t xml:space="preserve"> DI -&gt; X2</w:t>
+      </w:r>
+    </w:p>
+    <w:p>
+      <w:pPr>
+        <w:spacing w:line="360" w:lineRule="auto"/>
+        <w:ind w:firstLine="709"/>
+        <w:jc w:val="both"/>
+        <w:outlineLvl w:val="0"/>
+        <w:rPr>
+          <w:sz w:val="28"/>
+          <w:szCs w:val="28"/>
+          <w:lang w:val="en-US"/>
+        </w:rPr>
+      </w:pPr>
+      <w:r>
+        <w:rPr>
+          <w:sz w:val="28"/>
+          <w:szCs w:val="28"/>
+          <w:lang w:val="en-US"/>
+        </w:rPr>
+        <w:t>MOV AL, byte DS[</w:t>
+      </w:r>
+      <w:proofErr w:type="gramStart"/>
+      <w:r>
+        <w:rPr>
+          <w:sz w:val="28"/>
+          <w:szCs w:val="28"/>
+          <w:lang w:val="en-US"/>
+        </w:rPr>
+        <w:t xml:space="preserve">SI]   </w:t>
+      </w:r>
+      <w:proofErr w:type="gramEnd"/>
+      <w:r>
+        <w:rPr>
+          <w:sz w:val="28"/>
+          <w:szCs w:val="28"/>
+          <w:lang w:val="en-US"/>
+        </w:rPr>
+        <w:t xml:space="preserve"> ; AL = X1</w:t>
+      </w:r>
+    </w:p>
+    <w:p>
+      <w:pPr>
+        <w:spacing w:line="360" w:lineRule="auto"/>
+        <w:ind w:firstLine="709"/>
+        <w:jc w:val="both"/>
+        <w:outlineLvl w:val="0"/>
+        <w:rPr>
+          <w:sz w:val="28"/>
+          <w:szCs w:val="28"/>
+          <w:lang w:val="en-US"/>
+        </w:rPr>
+      </w:pPr>
+      <w:r>
+        <w:rPr>
+          <w:sz w:val="28"/>
+          <w:szCs w:val="28"/>
+          <w:lang w:val="en-US"/>
+        </w:rPr>
+        <w:t xml:space="preserve">MOV BL, byte DS[DI]  </w:t>
+      </w:r>
+      <w:proofErr w:type="gramStart"/>
+      <w:r>
+        <w:rPr>
+          <w:sz w:val="28"/>
+          <w:szCs w:val="28"/>
+          <w:lang w:val="en-US"/>
+        </w:rPr>
+        <w:t xml:space="preserve">  ;</w:t>
+      </w:r>
+      <w:proofErr w:type="gramEnd"/>
+      <w:r>
+        <w:rPr>
+          <w:sz w:val="28"/>
+          <w:szCs w:val="28"/>
+          <w:lang w:val="en-US"/>
+        </w:rPr>
+        <w:t xml:space="preserve"> BL = X2</w:t>
+      </w:r>
+    </w:p>
+    <w:p>
+      <w:pPr>
+        <w:spacing w:line="360" w:lineRule="auto"/>
+        <w:ind w:firstLine="709"/>
+        <w:jc w:val="both"/>
+        <w:outlineLvl w:val="0"/>
+        <w:rPr>
+          <w:sz w:val="28"/>
+          <w:szCs w:val="28"/>
+          <w:lang w:val="en-US"/>
+        </w:rPr>
+      </w:pPr>
+      <w:r>
+        <w:rPr>
+          <w:sz w:val="28"/>
+          <w:szCs w:val="28"/>
+          <w:lang w:val="en-US"/>
+        </w:rPr>
+        <w:t xml:space="preserve">ADD AL, BL           </w:t>
+      </w:r>
+      <w:proofErr w:type="gramStart"/>
+      <w:r>
+        <w:rPr>
+          <w:sz w:val="28"/>
+          <w:szCs w:val="28"/>
+          <w:lang w:val="en-US"/>
+        </w:rPr>
+        <w:t xml:space="preserve">  ;</w:t>
+      </w:r>
+      <w:proofErr w:type="gramEnd"/>
+      <w:r>
+        <w:rPr>
+          <w:sz w:val="28"/>
+          <w:szCs w:val="28"/>
+          <w:lang w:val="en-US"/>
+        </w:rPr>
+        <w:t xml:space="preserve"> AL = X1 + X2</w:t>
+      </w:r>
+    </w:p>
+    <w:p>
+      <w:pPr>
+        <w:spacing w:line="360" w:lineRule="auto"/>
+        <w:ind w:firstLine="709"/>
+        <w:jc w:val="both"/>
+        <w:outlineLvl w:val="0"/>
+        <w:rPr>
+          <w:sz w:val="28"/>
+          <w:szCs w:val="28"/>
+          <w:lang w:val="en-US"/>
+        </w:rPr>
+      </w:pPr>
+      <w:r>
+        <w:rPr>
+          <w:sz w:val="28"/>
+          <w:szCs w:val="28"/>
+          <w:lang w:val="en-US"/>
+        </w:rPr>
+        <w:t xml:space="preserve">MOV byte </w:t>
+      </w:r>
+      <w:proofErr w:type="gramStart"/>
+      <w:r>
+        <w:rPr>
+          <w:sz w:val="28"/>
+          <w:szCs w:val="28"/>
+          <w:lang w:val="en-US"/>
+        </w:rPr>
+        <w:t>DS[</w:t>
+      </w:r>
+      <w:proofErr w:type="gramEnd"/>
+      <w:r>
+        <w:rPr>
+          <w:sz w:val="28"/>
+          <w:szCs w:val="28"/>
+          <w:lang w:val="en-US"/>
+        </w:rPr>
+        <w:t>OFFSET R1], AL</w:t>
+      </w:r>
+    </w:p>
+    <w:p>
+      <w:pPr>
+        <w:spacing w:line="360" w:lineRule="auto"/>
+        <w:ind w:firstLine="709"/>
+        <w:jc w:val="both"/>
+        <w:outlineLvl w:val="0"/>
+        <w:rPr>
+          <w:sz w:val="28"/>
+          <w:szCs w:val="28"/>
+          <w:lang w:val="en-US"/>
+        </w:rPr>
+      </w:pPr>
+    </w:p>
+    <w:p>
+      <w:pPr>
+        <w:spacing w:line="360" w:lineRule="auto"/>
+        <w:ind w:firstLine="709"/>
+        <w:jc w:val="both"/>
+        <w:outlineLvl w:val="0"/>
+        <w:rPr>
+          <w:sz w:val="28"/>
+          <w:szCs w:val="28"/>
+          <w:lang w:val="en-US"/>
+        </w:rPr>
+      </w:pPr>
+      <w:r>
+        <w:rPr>
+          <w:sz w:val="28"/>
+          <w:szCs w:val="28"/>
+          <w:lang w:val="en-US"/>
+        </w:rPr>
+        <w:t>; ----------- R2 = X3 * X2 (signed) -----------</w:t>
+      </w:r>
+    </w:p>
+    <w:p>
+      <w:pPr>
+        <w:spacing w:line="360" w:lineRule="auto"/>
+        <w:ind w:firstLine="709"/>
+        <w:jc w:val="both"/>
+        <w:outlineLvl w:val="0"/>
+        <w:rPr>
+          <w:sz w:val="28"/>
+          <w:szCs w:val="28"/>
+          <w:lang w:val="en-US"/>
+        </w:rPr>
+      </w:pPr>
+      <w:r>
+        <w:rPr>
+          <w:sz w:val="28"/>
+          <w:szCs w:val="28"/>
+          <w:lang w:val="en-US"/>
+        </w:rPr>
+        <w:t>MOV SI, OFFSET X3</w:t>
+      </w:r>
+    </w:p>
+    <w:p>
+      <w:pPr>
+        <w:spacing w:line="360" w:lineRule="auto"/>
+        <w:ind w:firstLine="709"/>
+        <w:jc w:val="both"/>
+        <w:outlineLvl w:val="0"/>
+        <w:rPr>
+          <w:sz w:val="28"/>
+          <w:szCs w:val="28"/>
+          <w:lang w:val="en-US"/>
+        </w:rPr>
+      </w:pPr>
+      <w:r>
+        <w:rPr>
+          <w:sz w:val="28"/>
+          <w:szCs w:val="28"/>
+          <w:lang w:val="en-US"/>
+        </w:rPr>
+        <w:t>MOV DI, OFFSET X2</w:t>
+      </w:r>
+    </w:p>
+    <w:p>
+      <w:pPr>
+        <w:spacing w:line="360" w:lineRule="auto"/>
+        <w:ind w:firstLine="709"/>
+        <w:jc w:val="both"/>
+        <w:outlineLvl w:val="0"/>
+        <w:rPr>
+          <w:sz w:val="28"/>
+          <w:szCs w:val="28"/>
+          <w:lang w:val="en-US"/>
+        </w:rPr>
+      </w:pPr>
+      <w:r>
+        <w:rPr>
+          <w:sz w:val="28"/>
+          <w:szCs w:val="28"/>
+          <w:lang w:val="en-US"/>
+        </w:rPr>
+        <w:t>MOV AL, byte DS[</w:t>
+      </w:r>
+      <w:proofErr w:type="gramStart"/>
+      <w:r>
+        <w:rPr>
+          <w:sz w:val="28"/>
+          <w:szCs w:val="28"/>
+          <w:lang w:val="en-US"/>
+        </w:rPr>
+        <w:t xml:space="preserve">SI]   </w:t>
+      </w:r>
+      <w:proofErr w:type="gramEnd"/>
+      <w:r>
+        <w:rPr>
+          <w:sz w:val="28"/>
+          <w:szCs w:val="28"/>
+          <w:lang w:val="en-US"/>
+        </w:rPr>
+        <w:t xml:space="preserve"> ; AL = X3</w:t>
+      </w:r>
+    </w:p>
+    <w:p>
+      <w:pPr>
+        <w:spacing w:line="360" w:lineRule="auto"/>
+        <w:ind w:firstLine="709"/>
+        <w:jc w:val="both"/>
+        <w:outlineLvl w:val="0"/>
+        <w:rPr>
+          <w:sz w:val="28"/>
+          <w:szCs w:val="28"/>
+          <w:lang w:val="en-US"/>
+        </w:rPr>
+      </w:pPr>
+      <w:r>
+        <w:rPr>
+          <w:sz w:val="28"/>
+          <w:szCs w:val="28"/>
+          <w:lang w:val="en-US"/>
+        </w:rPr>
+        <w:t xml:space="preserve">MOV BL, byte DS[DI]  </w:t>
+      </w:r>
+      <w:proofErr w:type="gramStart"/>
+      <w:r>
+        <w:rPr>
+          <w:sz w:val="28"/>
+          <w:szCs w:val="28"/>
+          <w:lang w:val="en-US"/>
+        </w:rPr>
+        <w:t xml:space="preserve">  ;</w:t>
+      </w:r>
+      <w:proofErr w:type="gramEnd"/>
+      <w:r>
+        <w:rPr>
+          <w:sz w:val="28"/>
+          <w:szCs w:val="28"/>
+          <w:lang w:val="en-US"/>
+        </w:rPr>
+        <w:t xml:space="preserve"> BL = X2</w:t>
+      </w:r>
+    </w:p>
+    <w:p>
+      <w:pPr>
+        <w:spacing w:line="360" w:lineRule="auto"/>
+        <w:ind w:firstLine="709"/>
+        <w:jc w:val="both"/>
+        <w:outlineLvl w:val="0"/>
+        <w:rPr>
+          <w:sz w:val="28"/>
+          <w:szCs w:val="28"/>
+          <w:lang w:val="en-US"/>
+        </w:rPr>
+      </w:pPr>
+      <w:r>
+        <w:rPr>
+          <w:sz w:val="28"/>
+          <w:szCs w:val="28"/>
+          <w:lang w:val="en-US"/>
+        </w:rPr>
+        <w:t xml:space="preserve">IMUL BL              </w:t>
+      </w:r>
+      <w:proofErr w:type="gramStart"/>
+      <w:r>
+        <w:rPr>
+          <w:sz w:val="28"/>
+          <w:szCs w:val="28"/>
+          <w:lang w:val="en-US"/>
+        </w:rPr>
+        <w:t xml:space="preserve">  ;</w:t>
+      </w:r>
+      <w:proofErr w:type="gramEnd"/>
+      <w:r>
+        <w:rPr>
+          <w:sz w:val="28"/>
+          <w:szCs w:val="28"/>
+          <w:lang w:val="en-US"/>
+        </w:rPr>
+        <w:t xml:space="preserve"> AX = AL * BL (signed)</w:t>
+      </w:r>
+    </w:p>
+    <w:p>
+      <w:pPr>
+        <w:spacing w:line="360" w:lineRule="auto"/>
+        <w:ind w:firstLine="709"/>
+        <w:jc w:val="both"/>
+        <w:outlineLvl w:val="0"/>
+        <w:rPr>
+          <w:sz w:val="28"/>
+          <w:szCs w:val="28"/>
+          <w:lang w:val="en-US"/>
+        </w:rPr>
+      </w:pPr>
+      <w:r>
+        <w:rPr>
+          <w:sz w:val="28"/>
+          <w:szCs w:val="28"/>
+          <w:lang w:val="en-US"/>
+        </w:rPr>
+        <w:t xml:space="preserve">MOV word </w:t>
+      </w:r>
+      <w:proofErr w:type="gramStart"/>
+      <w:r>
+        <w:rPr>
+          <w:sz w:val="28"/>
+          <w:szCs w:val="28"/>
+          <w:lang w:val="en-US"/>
+        </w:rPr>
+        <w:t>DS[</w:t>
+      </w:r>
+      <w:proofErr w:type="gramEnd"/>
+      <w:r>
+        <w:rPr>
+          <w:sz w:val="28"/>
+          <w:szCs w:val="28"/>
+          <w:lang w:val="en-US"/>
+        </w:rPr>
+        <w:t>OFFSET R2], AX</w:t>
+      </w:r>
+    </w:p>
+    <w:p>
+      <w:pPr>
+        <w:spacing w:line="360" w:lineRule="auto"/>
+        <w:ind w:firstLine="709"/>
+        <w:jc w:val="both"/>
+        <w:outlineLvl w:val="0"/>
+        <w:rPr>
+          <w:sz w:val="28"/>
+          <w:szCs w:val="28"/>
+          <w:lang w:val="en-US"/>
+        </w:rPr>
+      </w:pPr>
+    </w:p>
+    <w:p>
+      <w:pPr>
+        <w:spacing w:line="360" w:lineRule="auto"/>
+        <w:ind w:firstLine="709"/>
+        <w:jc w:val="both"/>
+        <w:outlineLvl w:val="0"/>
+        <w:rPr>
+          <w:sz w:val="28"/>
+          <w:szCs w:val="28"/>
+          <w:lang w:val="en-US"/>
+        </w:rPr>
+      </w:pPr>
+      <w:r>
+        <w:rPr>
+          <w:sz w:val="28"/>
+          <w:szCs w:val="28"/>
+          <w:lang w:val="en-US"/>
+        </w:rPr>
+        <w:t>; ----------- R3 = X2 AND X4 -----------</w:t>
+      </w:r>
+    </w:p>
+    <w:p>
+      <w:pPr>
+        <w:spacing w:line="360" w:lineRule="auto"/>
+        <w:ind w:firstLine="709"/>
+        <w:jc w:val="both"/>
+        <w:outlineLvl w:val="0"/>
+        <w:rPr>
+          <w:sz w:val="28"/>
+          <w:szCs w:val="28"/>
+          <w:lang w:val="en-US"/>
+        </w:rPr>
+      </w:pPr>
+      <w:r>
+        <w:rPr>
+          <w:sz w:val="28"/>
+          <w:szCs w:val="28"/>
+          <w:lang w:val="en-US"/>
+        </w:rPr>
+        <w:t>MOV SI, OFFSET X2</w:t>
+      </w:r>
+    </w:p>
+    <w:p>
+      <w:pPr>
+        <w:spacing w:line="360" w:lineRule="auto"/>
+        <w:ind w:firstLine="709"/>
+        <w:jc w:val="both"/>
+        <w:outlineLvl w:val="0"/>
+        <w:rPr>
+          <w:sz w:val="28"/>
+          <w:szCs w:val="28"/>
+          <w:lang w:val="en-US"/>
+        </w:rPr>
+      </w:pPr>
+      <w:r>
+        <w:rPr>
+          <w:sz w:val="28"/>
+          <w:szCs w:val="28"/>
+          <w:lang w:val="en-US"/>
+        </w:rPr>
+        <w:t>MOV DI, OFFSET X4</w:t>
+      </w:r>
+    </w:p>
+    <w:p>
+      <w:pPr>
+        <w:spacing w:line="360" w:lineRule="auto"/>
+        <w:ind w:firstLine="709"/>
+        <w:jc w:val="both"/>
+        <w:outlineLvl w:val="0"/>
+        <w:rPr>
+          <w:sz w:val="28"/>
+          <w:szCs w:val="28"/>
+          <w:lang w:val="en-US"/>
+        </w:rPr>
+      </w:pPr>
+      <w:r>
+        <w:rPr>
+          <w:sz w:val="28"/>
+          <w:szCs w:val="28"/>
+          <w:lang w:val="en-US"/>
+        </w:rPr>
+        <w:t>MOV AL, byte DS[SI]</w:t>
+      </w:r>
+    </w:p>
+    <w:p>
+      <w:pPr>
+        <w:spacing w:line="360" w:lineRule="auto"/>
+        <w:ind w:firstLine="709"/>
+        <w:jc w:val="both"/>
+        <w:outlineLvl w:val="0"/>
+        <w:rPr>
+          <w:sz w:val="28"/>
+          <w:szCs w:val="28"/>
+          <w:lang w:val="en-US"/>
+        </w:rPr>
+      </w:pPr>
+      <w:r>
+        <w:rPr>
+          <w:sz w:val="28"/>
+          <w:szCs w:val="28"/>
+          <w:lang w:val="en-US"/>
+        </w:rPr>
+        <w:t>AND AL, byte DS[DI]</w:t>
+      </w:r>
+    </w:p>
+    <w:p>
+      <w:pPr>
+        <w:spacing w:line="360" w:lineRule="auto"/>
+        <w:ind w:firstLine="709"/>
+        <w:jc w:val="both"/>
+        <w:outlineLvl w:val="0"/>
+        <w:rPr>
+          <w:sz w:val="28"/>
+          <w:szCs w:val="28"/>
+          <w:lang w:val="en-US"/>
+        </w:rPr>
+      </w:pPr>
+      <w:r>
+        <w:rPr>
+          <w:sz w:val="28"/>
+          <w:szCs w:val="28"/>
+          <w:lang w:val="en-US"/>
+        </w:rPr>
+        <w:t xml:space="preserve">MOV byte </w:t>
+      </w:r>
+      <w:proofErr w:type="gramStart"/>
+      <w:r>
+        <w:rPr>
+          <w:sz w:val="28"/>
+          <w:szCs w:val="28"/>
+          <w:lang w:val="en-US"/>
+        </w:rPr>
+        <w:t>DS[</w:t>
+      </w:r>
+      <w:proofErr w:type="gramEnd"/>
+      <w:r>
+        <w:rPr>
+          <w:sz w:val="28"/>
+          <w:szCs w:val="28"/>
+          <w:lang w:val="en-US"/>
+        </w:rPr>
+        <w:t>OFFSET R3], AL</w:t>
+      </w:r>
+    </w:p>
+    <w:p>
+      <w:pPr>
+        <w:spacing w:line="360" w:lineRule="auto"/>
+        <w:ind w:firstLine="709"/>
+        <w:jc w:val="both"/>
+        <w:outlineLvl w:val="0"/>
+        <w:rPr>
+          <w:sz w:val="28"/>
+          <w:szCs w:val="28"/>
+          <w:lang w:val="en-US"/>
+        </w:rPr>
+      </w:pPr>
+    </w:p>
+    <w:p>
+      <w:pPr>
+        <w:spacing w:line="360" w:lineRule="auto"/>
+        <w:ind w:firstLine="709"/>
+        <w:jc w:val="both"/>
+        <w:outlineLvl w:val="0"/>
+        <w:rPr>
+          <w:sz w:val="28"/>
+          <w:szCs w:val="28"/>
+          <w:lang w:val="en-US"/>
+        </w:rPr>
+      </w:pPr>
+      <w:r>
+        <w:rPr>
+          <w:sz w:val="28"/>
+          <w:szCs w:val="28"/>
+          <w:lang w:val="en-US"/>
+        </w:rPr>
+        <w:t>; ----------- PUSH X2 (word) -----------</w:t>
+      </w:r>
+    </w:p>
+    <w:p>
+      <w:pPr>
+        <w:spacing w:line="360" w:lineRule="auto"/>
+        <w:ind w:firstLine="709"/>
+        <w:jc w:val="both"/>
+        <w:outlineLvl w:val="0"/>
+        <w:rPr>
+          <w:sz w:val="28"/>
+          <w:szCs w:val="28"/>
+          <w:lang w:val="en-US"/>
+        </w:rPr>
+      </w:pPr>
+      <w:r>
+        <w:rPr>
+          <w:sz w:val="28"/>
+          <w:szCs w:val="28"/>
+          <w:lang w:val="en-US"/>
+        </w:rPr>
+        <w:t>MOV AH, 0</w:t>
+      </w:r>
+    </w:p>
+    <w:p>
+      <w:pPr>
+        <w:spacing w:line="360" w:lineRule="auto"/>
+        <w:ind w:firstLine="709"/>
+        <w:jc w:val="both"/>
+        <w:outlineLvl w:val="0"/>
+        <w:rPr>
+          <w:sz w:val="28"/>
+          <w:szCs w:val="28"/>
+          <w:lang w:val="en-US"/>
+        </w:rPr>
+      </w:pPr>
+      <w:r>
+        <w:rPr>
+          <w:sz w:val="28"/>
+          <w:szCs w:val="28"/>
+          <w:lang w:val="en-US"/>
+        </w:rPr>
+        <w:t xml:space="preserve">MOV AL, byte </w:t>
+      </w:r>
+      <w:proofErr w:type="gramStart"/>
+      <w:r>
+        <w:rPr>
+          <w:sz w:val="28"/>
+          <w:szCs w:val="28"/>
+          <w:lang w:val="en-US"/>
+        </w:rPr>
+        <w:t>DS[</w:t>
+      </w:r>
+      <w:proofErr w:type="gramEnd"/>
+      <w:r>
+        <w:rPr>
+          <w:sz w:val="28"/>
+          <w:szCs w:val="28"/>
+          <w:lang w:val="en-US"/>
+        </w:rPr>
+        <w:t>OFFSET X2]</w:t>
+      </w:r>
+    </w:p>
+    <w:p>
+      <w:pPr>
+        <w:spacing w:line="360" w:lineRule="auto"/>
+        <w:ind w:firstLine="709"/>
+        <w:jc w:val="both"/>
+        <w:outlineLvl w:val="0"/>
+        <w:rPr>
+          <w:sz w:val="28"/>
+          <w:szCs w:val="28"/>
+          <w:lang w:val="en-US"/>
+        </w:rPr>
+      </w:pPr>
+      <w:r>
+        <w:rPr>
+          <w:sz w:val="28"/>
+          <w:szCs w:val="28"/>
+          <w:lang w:val="en-US"/>
+        </w:rPr>
+        <w:t>PUSH AX</w:t>
+      </w:r>
+    </w:p>
+    <w:p>
+      <w:pPr>
+        <w:spacing w:line="360" w:lineRule="auto"/>
+        <w:ind w:firstLine="709"/>
+        <w:jc w:val="both"/>
+        <w:outlineLvl w:val="0"/>
+        <w:rPr>
+          <w:sz w:val="28"/>
+          <w:szCs w:val="28"/>
+          <w:lang w:val="en-US"/>
+        </w:rPr>
+      </w:pPr>
+    </w:p>
+    <w:p>
+      <w:pPr>
+        <w:spacing w:line="360" w:lineRule="auto"/>
+        <w:ind w:firstLine="709"/>
+        <w:jc w:val="both"/>
+        <w:outlineLvl w:val="0"/>
+        <w:rPr>
+          <w:sz w:val="28"/>
+          <w:szCs w:val="28"/>
+          <w:lang w:val="en-US"/>
+        </w:rPr>
+      </w:pPr>
+      <w:r>
+        <w:rPr>
+          <w:sz w:val="28"/>
+          <w:szCs w:val="28"/>
+          <w:lang w:val="en-US"/>
+        </w:rPr>
+        <w:t>; ----------- R4 = X3 / X1 (signed) -----------</w:t>
+      </w:r>
+    </w:p>
+    <w:p>
+      <w:pPr>
+        <w:spacing w:line="360" w:lineRule="auto"/>
+        <w:ind w:firstLine="709"/>
+        <w:jc w:val="both"/>
+        <w:outlineLvl w:val="0"/>
+        <w:rPr>
+          <w:sz w:val="28"/>
+          <w:szCs w:val="28"/>
+          <w:lang w:val="en-US"/>
+        </w:rPr>
+      </w:pPr>
+      <w:r>
+        <w:rPr>
+          <w:sz w:val="28"/>
+          <w:szCs w:val="28"/>
+          <w:lang w:val="en-US"/>
+        </w:rPr>
         <w:lastRenderedPageBreak/>
-        <w:t>; ----------- R1 = X1 + X2 -----------</w:t>
-      </w:r>
-    </w:p>
-    <w:p>
-      <w:pPr>
-        <w:spacing w:line="360" w:lineRule="auto"/>
-        <w:ind w:firstLine="709"/>
-        <w:jc w:val="both"/>
-        <w:outlineLvl w:val="0"/>
-        <w:rPr>
-          <w:sz w:val="28"/>
-          <w:szCs w:val="28"/>
-          <w:lang w:val="en-US"/>
-        </w:rPr>
-      </w:pPr>
-      <w:r>
-        <w:rPr>
-          <w:sz w:val="28"/>
-          <w:szCs w:val="28"/>
-          <w:lang w:val="en-US"/>
-        </w:rPr>
-        <w:t xml:space="preserve">MOV SI, OFFSET X1    </w:t>
+        <w:t xml:space="preserve">MOV AL, byte </w:t>
       </w:r>
       <w:proofErr w:type="gramStart"/>
       <w:r>
@@ -3186,7 +4234,7 @@
           <w:szCs w:val="28"/>
           <w:lang w:val="en-US"/>
         </w:rPr>
-        <w:t xml:space="preserve">  ;</w:t>
+        <w:t>DS[</w:t>
       </w:r>
       <w:proofErr w:type="gramEnd"/>
       <w:r>
@@ -3195,778 +4243,6 @@
           <w:szCs w:val="28"/>
           <w:lang w:val="en-US"/>
         </w:rPr>
-        <w:t xml:space="preserve"> SI -&gt; X1</w:t>
-      </w:r>
-    </w:p>
-    <w:p>
-      <w:pPr>
-        <w:spacing w:line="360" w:lineRule="auto"/>
-        <w:ind w:firstLine="709"/>
-        <w:jc w:val="both"/>
-        <w:outlineLvl w:val="0"/>
-        <w:rPr>
-          <w:sz w:val="28"/>
-          <w:szCs w:val="28"/>
-          <w:lang w:val="en-US"/>
-        </w:rPr>
-      </w:pPr>
-      <w:r>
-        <w:rPr>
-          <w:sz w:val="28"/>
-          <w:szCs w:val="28"/>
-          <w:lang w:val="en-US"/>
-        </w:rPr>
-        <w:t xml:space="preserve">MOV DI, OFFSET X2    </w:t>
-      </w:r>
-      <w:proofErr w:type="gramStart"/>
-      <w:r>
-        <w:rPr>
-          <w:sz w:val="28"/>
-          <w:szCs w:val="28"/>
-          <w:lang w:val="en-US"/>
-        </w:rPr>
-        <w:t xml:space="preserve">  ;</w:t>
-      </w:r>
-      <w:proofErr w:type="gramEnd"/>
-      <w:r>
-        <w:rPr>
-          <w:sz w:val="28"/>
-          <w:szCs w:val="28"/>
-          <w:lang w:val="en-US"/>
-        </w:rPr>
-        <w:t xml:space="preserve"> DI -&gt; X2</w:t>
-      </w:r>
-    </w:p>
-    <w:p>
-      <w:pPr>
-        <w:spacing w:line="360" w:lineRule="auto"/>
-        <w:ind w:firstLine="709"/>
-        <w:jc w:val="both"/>
-        <w:outlineLvl w:val="0"/>
-        <w:rPr>
-          <w:sz w:val="28"/>
-          <w:szCs w:val="28"/>
-          <w:lang w:val="en-US"/>
-        </w:rPr>
-      </w:pPr>
-      <w:r>
-        <w:rPr>
-          <w:sz w:val="28"/>
-          <w:szCs w:val="28"/>
-          <w:lang w:val="en-US"/>
-        </w:rPr>
-        <w:t>MOV AL, byte DS[</w:t>
-      </w:r>
-      <w:proofErr w:type="gramStart"/>
-      <w:r>
-        <w:rPr>
-          <w:sz w:val="28"/>
-          <w:szCs w:val="28"/>
-          <w:lang w:val="en-US"/>
-        </w:rPr>
-        <w:t xml:space="preserve">SI]   </w:t>
-      </w:r>
-      <w:proofErr w:type="gramEnd"/>
-      <w:r>
-        <w:rPr>
-          <w:sz w:val="28"/>
-          <w:szCs w:val="28"/>
-          <w:lang w:val="en-US"/>
-        </w:rPr>
-        <w:t xml:space="preserve"> ; AL = X1</w:t>
-      </w:r>
-    </w:p>
-    <w:p>
-      <w:pPr>
-        <w:spacing w:line="360" w:lineRule="auto"/>
-        <w:ind w:firstLine="709"/>
-        <w:jc w:val="both"/>
-        <w:outlineLvl w:val="0"/>
-        <w:rPr>
-          <w:sz w:val="28"/>
-          <w:szCs w:val="28"/>
-          <w:lang w:val="en-US"/>
-        </w:rPr>
-      </w:pPr>
-      <w:r>
-        <w:rPr>
-          <w:sz w:val="28"/>
-          <w:szCs w:val="28"/>
-          <w:lang w:val="en-US"/>
-        </w:rPr>
-        <w:t xml:space="preserve">MOV BL, byte DS[DI]  </w:t>
-      </w:r>
-      <w:proofErr w:type="gramStart"/>
-      <w:r>
-        <w:rPr>
-          <w:sz w:val="28"/>
-          <w:szCs w:val="28"/>
-          <w:lang w:val="en-US"/>
-        </w:rPr>
-        <w:t xml:space="preserve">  ;</w:t>
-      </w:r>
-      <w:proofErr w:type="gramEnd"/>
-      <w:r>
-        <w:rPr>
-          <w:sz w:val="28"/>
-          <w:szCs w:val="28"/>
-          <w:lang w:val="en-US"/>
-        </w:rPr>
-        <w:t xml:space="preserve"> BL = X2</w:t>
-      </w:r>
-    </w:p>
-    <w:p>
-      <w:pPr>
-        <w:spacing w:line="360" w:lineRule="auto"/>
-        <w:ind w:firstLine="709"/>
-        <w:jc w:val="both"/>
-        <w:outlineLvl w:val="0"/>
-        <w:rPr>
-          <w:sz w:val="28"/>
-          <w:szCs w:val="28"/>
-          <w:lang w:val="en-US"/>
-        </w:rPr>
-      </w:pPr>
-      <w:r>
-        <w:rPr>
-          <w:sz w:val="28"/>
-          <w:szCs w:val="28"/>
-          <w:lang w:val="en-US"/>
-        </w:rPr>
-        <w:t xml:space="preserve">ADD AL, BL           </w:t>
-      </w:r>
-      <w:proofErr w:type="gramStart"/>
-      <w:r>
-        <w:rPr>
-          <w:sz w:val="28"/>
-          <w:szCs w:val="28"/>
-          <w:lang w:val="en-US"/>
-        </w:rPr>
-        <w:t xml:space="preserve">  ;</w:t>
-      </w:r>
-      <w:proofErr w:type="gramEnd"/>
-      <w:r>
-        <w:rPr>
-          <w:sz w:val="28"/>
-          <w:szCs w:val="28"/>
-          <w:lang w:val="en-US"/>
-        </w:rPr>
-        <w:t xml:space="preserve"> AL = X1 + X2</w:t>
-      </w:r>
-    </w:p>
-    <w:p>
-      <w:pPr>
-        <w:spacing w:line="360" w:lineRule="auto"/>
-        <w:ind w:firstLine="709"/>
-        <w:jc w:val="both"/>
-        <w:outlineLvl w:val="0"/>
-        <w:rPr>
-          <w:sz w:val="28"/>
-          <w:szCs w:val="28"/>
-          <w:lang w:val="en-US"/>
-        </w:rPr>
-      </w:pPr>
-      <w:r>
-        <w:rPr>
-          <w:sz w:val="28"/>
-          <w:szCs w:val="28"/>
-          <w:lang w:val="en-US"/>
-        </w:rPr>
-        <w:t xml:space="preserve">MOV byte </w:t>
-      </w:r>
-      <w:proofErr w:type="gramStart"/>
-      <w:r>
-        <w:rPr>
-          <w:sz w:val="28"/>
-          <w:szCs w:val="28"/>
-          <w:lang w:val="en-US"/>
-        </w:rPr>
-        <w:t>DS[</w:t>
-      </w:r>
-      <w:proofErr w:type="gramEnd"/>
-      <w:r>
-        <w:rPr>
-          <w:sz w:val="28"/>
-          <w:szCs w:val="28"/>
-          <w:lang w:val="en-US"/>
-        </w:rPr>
-        <w:t>OFFSET R1], AL</w:t>
-      </w:r>
-    </w:p>
-    <w:p>
-      <w:pPr>
-        <w:spacing w:line="360" w:lineRule="auto"/>
-        <w:ind w:firstLine="709"/>
-        <w:jc w:val="both"/>
-        <w:outlineLvl w:val="0"/>
-        <w:rPr>
-          <w:sz w:val="28"/>
-          <w:szCs w:val="28"/>
-          <w:lang w:val="en-US"/>
-        </w:rPr>
-      </w:pPr>
-    </w:p>
-    <w:p>
-      <w:pPr>
-        <w:spacing w:line="360" w:lineRule="auto"/>
-        <w:ind w:firstLine="709"/>
-        <w:jc w:val="both"/>
-        <w:outlineLvl w:val="0"/>
-        <w:rPr>
-          <w:sz w:val="28"/>
-          <w:szCs w:val="28"/>
-          <w:lang w:val="en-US"/>
-        </w:rPr>
-      </w:pPr>
-      <w:r>
-        <w:rPr>
-          <w:sz w:val="28"/>
-          <w:szCs w:val="28"/>
-          <w:lang w:val="en-US"/>
-        </w:rPr>
-        <w:t>; ----------- R2 = X3 * X2 (signed) -----------</w:t>
-      </w:r>
-    </w:p>
-    <w:p>
-      <w:pPr>
-        <w:spacing w:line="360" w:lineRule="auto"/>
-        <w:ind w:firstLine="709"/>
-        <w:jc w:val="both"/>
-        <w:outlineLvl w:val="0"/>
-        <w:rPr>
-          <w:sz w:val="28"/>
-          <w:szCs w:val="28"/>
-          <w:lang w:val="en-US"/>
-        </w:rPr>
-      </w:pPr>
-      <w:r>
-        <w:rPr>
-          <w:sz w:val="28"/>
-          <w:szCs w:val="28"/>
-          <w:lang w:val="en-US"/>
-        </w:rPr>
-        <w:t>MOV SI, OFFSET X3</w:t>
-      </w:r>
-    </w:p>
-    <w:p>
-      <w:pPr>
-        <w:spacing w:line="360" w:lineRule="auto"/>
-        <w:ind w:firstLine="709"/>
-        <w:jc w:val="both"/>
-        <w:outlineLvl w:val="0"/>
-        <w:rPr>
-          <w:sz w:val="28"/>
-          <w:szCs w:val="28"/>
-          <w:lang w:val="en-US"/>
-        </w:rPr>
-      </w:pPr>
-      <w:r>
-        <w:rPr>
-          <w:sz w:val="28"/>
-          <w:szCs w:val="28"/>
-          <w:lang w:val="en-US"/>
-        </w:rPr>
-        <w:t>MOV DI, OFFSET X2</w:t>
-      </w:r>
-    </w:p>
-    <w:p>
-      <w:pPr>
-        <w:spacing w:line="360" w:lineRule="auto"/>
-        <w:ind w:firstLine="709"/>
-        <w:jc w:val="both"/>
-        <w:outlineLvl w:val="0"/>
-        <w:rPr>
-          <w:sz w:val="28"/>
-          <w:szCs w:val="28"/>
-          <w:lang w:val="en-US"/>
-        </w:rPr>
-      </w:pPr>
-      <w:r>
-        <w:rPr>
-          <w:sz w:val="28"/>
-          <w:szCs w:val="28"/>
-          <w:lang w:val="en-US"/>
-        </w:rPr>
-        <w:t>MOV AL, byte DS[</w:t>
-      </w:r>
-      <w:proofErr w:type="gramStart"/>
-      <w:r>
-        <w:rPr>
-          <w:sz w:val="28"/>
-          <w:szCs w:val="28"/>
-          <w:lang w:val="en-US"/>
-        </w:rPr>
-        <w:t xml:space="preserve">SI]   </w:t>
-      </w:r>
-      <w:proofErr w:type="gramEnd"/>
-      <w:r>
-        <w:rPr>
-          <w:sz w:val="28"/>
-          <w:szCs w:val="28"/>
-          <w:lang w:val="en-US"/>
-        </w:rPr>
-        <w:t xml:space="preserve"> ; AL = X3</w:t>
-      </w:r>
-    </w:p>
-    <w:p>
-      <w:pPr>
-        <w:spacing w:line="360" w:lineRule="auto"/>
-        <w:ind w:firstLine="709"/>
-        <w:jc w:val="both"/>
-        <w:outlineLvl w:val="0"/>
-        <w:rPr>
-          <w:sz w:val="28"/>
-          <w:szCs w:val="28"/>
-          <w:lang w:val="en-US"/>
-        </w:rPr>
-      </w:pPr>
-      <w:r>
-        <w:rPr>
-          <w:sz w:val="28"/>
-          <w:szCs w:val="28"/>
-          <w:lang w:val="en-US"/>
-        </w:rPr>
-        <w:t xml:space="preserve">MOV BL, byte DS[DI]  </w:t>
-      </w:r>
-      <w:proofErr w:type="gramStart"/>
-      <w:r>
-        <w:rPr>
-          <w:sz w:val="28"/>
-          <w:szCs w:val="28"/>
-          <w:lang w:val="en-US"/>
-        </w:rPr>
-        <w:t xml:space="preserve">  ;</w:t>
-      </w:r>
-      <w:proofErr w:type="gramEnd"/>
-      <w:r>
-        <w:rPr>
-          <w:sz w:val="28"/>
-          <w:szCs w:val="28"/>
-          <w:lang w:val="en-US"/>
-        </w:rPr>
-        <w:t xml:space="preserve"> BL = X2</w:t>
-      </w:r>
-    </w:p>
-    <w:p>
-      <w:pPr>
-        <w:spacing w:line="360" w:lineRule="auto"/>
-        <w:ind w:firstLine="709"/>
-        <w:jc w:val="both"/>
-        <w:outlineLvl w:val="0"/>
-        <w:rPr>
-          <w:sz w:val="28"/>
-          <w:szCs w:val="28"/>
-          <w:lang w:val="en-US"/>
-        </w:rPr>
-      </w:pPr>
-      <w:r>
-        <w:rPr>
-          <w:sz w:val="28"/>
-          <w:szCs w:val="28"/>
-          <w:lang w:val="en-US"/>
-        </w:rPr>
-        <w:t xml:space="preserve">IMUL BL              </w:t>
-      </w:r>
-      <w:proofErr w:type="gramStart"/>
-      <w:r>
-        <w:rPr>
-          <w:sz w:val="28"/>
-          <w:szCs w:val="28"/>
-          <w:lang w:val="en-US"/>
-        </w:rPr>
-        <w:t xml:space="preserve">  ;</w:t>
-      </w:r>
-      <w:proofErr w:type="gramEnd"/>
-      <w:r>
-        <w:rPr>
-          <w:sz w:val="28"/>
-          <w:szCs w:val="28"/>
-          <w:lang w:val="en-US"/>
-        </w:rPr>
-        <w:t xml:space="preserve"> AX = AL * BL (signed)</w:t>
-      </w:r>
-    </w:p>
-    <w:p>
-      <w:pPr>
-        <w:spacing w:line="360" w:lineRule="auto"/>
-        <w:ind w:firstLine="709"/>
-        <w:jc w:val="both"/>
-        <w:outlineLvl w:val="0"/>
-        <w:rPr>
-          <w:sz w:val="28"/>
-          <w:szCs w:val="28"/>
-          <w:lang w:val="en-US"/>
-        </w:rPr>
-      </w:pPr>
-      <w:r>
-        <w:rPr>
-          <w:sz w:val="28"/>
-          <w:szCs w:val="28"/>
-          <w:lang w:val="en-US"/>
-        </w:rPr>
-        <w:t xml:space="preserve">MOV word </w:t>
-      </w:r>
-      <w:proofErr w:type="gramStart"/>
-      <w:r>
-        <w:rPr>
-          <w:sz w:val="28"/>
-          <w:szCs w:val="28"/>
-          <w:lang w:val="en-US"/>
-        </w:rPr>
-        <w:t>DS[</w:t>
-      </w:r>
-      <w:proofErr w:type="gramEnd"/>
-      <w:r>
-        <w:rPr>
-          <w:sz w:val="28"/>
-          <w:szCs w:val="28"/>
-          <w:lang w:val="en-US"/>
-        </w:rPr>
-        <w:t>OFFSET R2], AX</w:t>
-      </w:r>
-    </w:p>
-    <w:p>
-      <w:pPr>
-        <w:spacing w:line="360" w:lineRule="auto"/>
-        <w:ind w:firstLine="709"/>
-        <w:jc w:val="both"/>
-        <w:outlineLvl w:val="0"/>
-        <w:rPr>
-          <w:sz w:val="28"/>
-          <w:szCs w:val="28"/>
-          <w:lang w:val="en-US"/>
-        </w:rPr>
-      </w:pPr>
-    </w:p>
-    <w:p>
-      <w:pPr>
-        <w:spacing w:line="360" w:lineRule="auto"/>
-        <w:ind w:firstLine="709"/>
-        <w:jc w:val="both"/>
-        <w:outlineLvl w:val="0"/>
-        <w:rPr>
-          <w:sz w:val="28"/>
-          <w:szCs w:val="28"/>
-          <w:lang w:val="en-US"/>
-        </w:rPr>
-      </w:pPr>
-      <w:r>
-        <w:rPr>
-          <w:sz w:val="28"/>
-          <w:szCs w:val="28"/>
-          <w:lang w:val="en-US"/>
-        </w:rPr>
-        <w:t>; ----------- R3 = X2 AND X4 -----------</w:t>
-      </w:r>
-    </w:p>
-    <w:p>
-      <w:pPr>
-        <w:spacing w:line="360" w:lineRule="auto"/>
-        <w:ind w:firstLine="709"/>
-        <w:jc w:val="both"/>
-        <w:outlineLvl w:val="0"/>
-        <w:rPr>
-          <w:sz w:val="28"/>
-          <w:szCs w:val="28"/>
-          <w:lang w:val="en-US"/>
-        </w:rPr>
-      </w:pPr>
-      <w:r>
-        <w:rPr>
-          <w:sz w:val="28"/>
-          <w:szCs w:val="28"/>
-          <w:lang w:val="en-US"/>
-        </w:rPr>
-        <w:t>MOV SI, OFFSET X2</w:t>
-      </w:r>
-    </w:p>
-    <w:p>
-      <w:pPr>
-        <w:spacing w:line="360" w:lineRule="auto"/>
-        <w:ind w:firstLine="709"/>
-        <w:jc w:val="both"/>
-        <w:outlineLvl w:val="0"/>
-        <w:rPr>
-          <w:sz w:val="28"/>
-          <w:szCs w:val="28"/>
-          <w:lang w:val="en-US"/>
-        </w:rPr>
-      </w:pPr>
-      <w:r>
-        <w:rPr>
-          <w:sz w:val="28"/>
-          <w:szCs w:val="28"/>
-          <w:lang w:val="en-US"/>
-        </w:rPr>
-        <w:t>MOV DI, OFFSET X4</w:t>
-      </w:r>
-    </w:p>
-    <w:p>
-      <w:pPr>
-        <w:spacing w:line="360" w:lineRule="auto"/>
-        <w:ind w:firstLine="709"/>
-        <w:jc w:val="both"/>
-        <w:outlineLvl w:val="0"/>
-        <w:rPr>
-          <w:sz w:val="28"/>
-          <w:szCs w:val="28"/>
-          <w:lang w:val="en-US"/>
-        </w:rPr>
-      </w:pPr>
-      <w:r>
-        <w:rPr>
-          <w:sz w:val="28"/>
-          <w:szCs w:val="28"/>
-          <w:lang w:val="en-US"/>
-        </w:rPr>
-        <w:t>MOV AL, byte DS[SI]</w:t>
-      </w:r>
-    </w:p>
-    <w:p>
-      <w:pPr>
-        <w:spacing w:line="360" w:lineRule="auto"/>
-        <w:ind w:firstLine="709"/>
-        <w:jc w:val="both"/>
-        <w:outlineLvl w:val="0"/>
-        <w:rPr>
-          <w:sz w:val="28"/>
-          <w:szCs w:val="28"/>
-          <w:lang w:val="en-US"/>
-        </w:rPr>
-      </w:pPr>
-      <w:r>
-        <w:rPr>
-          <w:sz w:val="28"/>
-          <w:szCs w:val="28"/>
-          <w:lang w:val="en-US"/>
-        </w:rPr>
-        <w:t>AND AL, byte DS[DI]</w:t>
-      </w:r>
-    </w:p>
-    <w:p>
-      <w:pPr>
-        <w:spacing w:line="360" w:lineRule="auto"/>
-        <w:ind w:firstLine="709"/>
-        <w:jc w:val="both"/>
-        <w:outlineLvl w:val="0"/>
-        <w:rPr>
-          <w:sz w:val="28"/>
-          <w:szCs w:val="28"/>
-          <w:lang w:val="en-US"/>
-        </w:rPr>
-      </w:pPr>
-      <w:r>
-        <w:rPr>
-          <w:sz w:val="28"/>
-          <w:szCs w:val="28"/>
-          <w:lang w:val="en-US"/>
-        </w:rPr>
-        <w:t xml:space="preserve">MOV byte </w:t>
-      </w:r>
-      <w:proofErr w:type="gramStart"/>
-      <w:r>
-        <w:rPr>
-          <w:sz w:val="28"/>
-          <w:szCs w:val="28"/>
-          <w:lang w:val="en-US"/>
-        </w:rPr>
-        <w:t>DS[</w:t>
-      </w:r>
-      <w:proofErr w:type="gramEnd"/>
-      <w:r>
-        <w:rPr>
-          <w:sz w:val="28"/>
-          <w:szCs w:val="28"/>
-          <w:lang w:val="en-US"/>
-        </w:rPr>
-        <w:t>OFFSET R3], AL</w:t>
-      </w:r>
-    </w:p>
-    <w:p>
-      <w:pPr>
-        <w:spacing w:line="360" w:lineRule="auto"/>
-        <w:ind w:firstLine="709"/>
-        <w:jc w:val="both"/>
-        <w:outlineLvl w:val="0"/>
-        <w:rPr>
-          <w:sz w:val="28"/>
-          <w:szCs w:val="28"/>
-          <w:lang w:val="en-US"/>
-        </w:rPr>
-      </w:pPr>
-    </w:p>
-    <w:p>
-      <w:pPr>
-        <w:spacing w:line="360" w:lineRule="auto"/>
-        <w:ind w:firstLine="709"/>
-        <w:jc w:val="both"/>
-        <w:outlineLvl w:val="0"/>
-        <w:rPr>
-          <w:sz w:val="28"/>
-          <w:szCs w:val="28"/>
-          <w:lang w:val="en-US"/>
-        </w:rPr>
-      </w:pPr>
-      <w:r>
-        <w:rPr>
-          <w:sz w:val="28"/>
-          <w:szCs w:val="28"/>
-          <w:lang w:val="en-US"/>
-        </w:rPr>
-        <w:t>; ----------- PUSH X2 (word) -----------</w:t>
-      </w:r>
-    </w:p>
-    <w:p>
-      <w:pPr>
-        <w:spacing w:line="360" w:lineRule="auto"/>
-        <w:ind w:firstLine="709"/>
-        <w:jc w:val="both"/>
-        <w:outlineLvl w:val="0"/>
-        <w:rPr>
-          <w:sz w:val="28"/>
-          <w:szCs w:val="28"/>
-          <w:lang w:val="en-US"/>
-        </w:rPr>
-      </w:pPr>
-      <w:r>
-        <w:rPr>
-          <w:sz w:val="28"/>
-          <w:szCs w:val="28"/>
-          <w:lang w:val="en-US"/>
-        </w:rPr>
-        <w:t>MOV AH, 0</w:t>
-      </w:r>
-    </w:p>
-    <w:p>
-      <w:pPr>
-        <w:spacing w:line="360" w:lineRule="auto"/>
-        <w:ind w:firstLine="709"/>
-        <w:jc w:val="both"/>
-        <w:outlineLvl w:val="0"/>
-        <w:rPr>
-          <w:sz w:val="28"/>
-          <w:szCs w:val="28"/>
-          <w:lang w:val="en-US"/>
-        </w:rPr>
-      </w:pPr>
-      <w:r>
-        <w:rPr>
-          <w:sz w:val="28"/>
-          <w:szCs w:val="28"/>
-          <w:lang w:val="en-US"/>
-        </w:rPr>
-        <w:t xml:space="preserve">MOV AL, byte </w:t>
-      </w:r>
-      <w:proofErr w:type="gramStart"/>
-      <w:r>
-        <w:rPr>
-          <w:sz w:val="28"/>
-          <w:szCs w:val="28"/>
-          <w:lang w:val="en-US"/>
-        </w:rPr>
-        <w:t>DS[</w:t>
-      </w:r>
-      <w:proofErr w:type="gramEnd"/>
-      <w:r>
-        <w:rPr>
-          <w:sz w:val="28"/>
-          <w:szCs w:val="28"/>
-          <w:lang w:val="en-US"/>
-        </w:rPr>
-        <w:t>OFFSET X2]</w:t>
-      </w:r>
-    </w:p>
-    <w:p>
-      <w:pPr>
-        <w:spacing w:line="360" w:lineRule="auto"/>
-        <w:ind w:firstLine="709"/>
-        <w:jc w:val="both"/>
-        <w:outlineLvl w:val="0"/>
-        <w:rPr>
-          <w:sz w:val="28"/>
-          <w:szCs w:val="28"/>
-          <w:lang w:val="en-US"/>
-        </w:rPr>
-      </w:pPr>
-      <w:r>
-        <w:rPr>
-          <w:sz w:val="28"/>
-          <w:szCs w:val="28"/>
-          <w:lang w:val="en-US"/>
-        </w:rPr>
-        <w:t>PUSH AX</w:t>
-      </w:r>
-    </w:p>
-    <w:p>
-      <w:pPr>
-        <w:spacing w:line="360" w:lineRule="auto"/>
-        <w:ind w:firstLine="709"/>
-        <w:jc w:val="both"/>
-        <w:outlineLvl w:val="0"/>
-        <w:rPr>
-          <w:sz w:val="28"/>
-          <w:szCs w:val="28"/>
-          <w:lang w:val="en-US"/>
-        </w:rPr>
-      </w:pPr>
-    </w:p>
-    <w:p>
-      <w:pPr>
-        <w:spacing w:line="360" w:lineRule="auto"/>
-        <w:ind w:firstLine="709"/>
-        <w:jc w:val="both"/>
-        <w:outlineLvl w:val="0"/>
-        <w:rPr>
-          <w:sz w:val="28"/>
-          <w:szCs w:val="28"/>
-          <w:lang w:val="en-US"/>
-        </w:rPr>
-      </w:pPr>
-      <w:r>
-        <w:rPr>
-          <w:sz w:val="28"/>
-          <w:szCs w:val="28"/>
-          <w:lang w:val="en-US"/>
-        </w:rPr>
-        <w:t>; ----------- R4 = X3 / X1 (signed) -----------</w:t>
-      </w:r>
-    </w:p>
-    <w:p>
-      <w:pPr>
-        <w:spacing w:line="360" w:lineRule="auto"/>
-        <w:ind w:firstLine="709"/>
-        <w:jc w:val="both"/>
-        <w:outlineLvl w:val="0"/>
-        <w:rPr>
-          <w:sz w:val="28"/>
-          <w:szCs w:val="28"/>
-          <w:lang w:val="en-US"/>
-        </w:rPr>
-      </w:pPr>
-      <w:r>
-        <w:rPr>
-          <w:sz w:val="28"/>
-          <w:szCs w:val="28"/>
-          <w:lang w:val="en-US"/>
-        </w:rPr>
-        <w:t xml:space="preserve">MOV AL, byte </w:t>
-      </w:r>
-      <w:proofErr w:type="gramStart"/>
-      <w:r>
-        <w:rPr>
-          <w:sz w:val="28"/>
-          <w:szCs w:val="28"/>
-          <w:lang w:val="en-US"/>
-        </w:rPr>
-        <w:t>DS[</w:t>
-      </w:r>
-      <w:proofErr w:type="gramEnd"/>
-      <w:r>
-        <w:rPr>
-          <w:sz w:val="28"/>
-          <w:szCs w:val="28"/>
-          <w:lang w:val="en-US"/>
-        </w:rPr>
         <w:t>OFFSET X3] ; AL = X3</w:t>
       </w:r>
     </w:p>
@@ -3988,7 +4264,6 @@
           <w:szCs w:val="28"/>
           <w:lang w:val="en-US"/>
         </w:rPr>
-        <w:lastRenderedPageBreak/>
         <w:t xml:space="preserve">CBW                   </w:t>
       </w:r>
       <w:proofErr w:type="gramStart"/>
@@ -4252,6 +4527,7 @@
           <w:bCs/>
           <w:sz w:val="28"/>
           <w:szCs w:val="28"/>
+          <w:lang w:val="en-US"/>
         </w:rPr>
       </w:pPr>
       <w:r>
@@ -4268,31 +4544,42 @@
           <w:bCs/>
           <w:sz w:val="28"/>
           <w:szCs w:val="28"/>
-        </w:rPr>
-        <w:br w:type="page"/>
-      </w:r>
-    </w:p>
-    <w:p>
-      <w:pPr>
-        <w:spacing w:line="360" w:lineRule="auto"/>
-        <w:ind w:firstLine="709"/>
-        <w:jc w:val="both"/>
-        <w:outlineLvl w:val="0"/>
+          <w:lang w:val="en-US"/>
+        </w:rPr>
+        <w:t xml:space="preserve"> </w:t>
+      </w:r>
+      <w:r>
         <w:rPr>
           <w:b/>
           <w:bCs/>
           <w:sz w:val="28"/>
           <w:szCs w:val="28"/>
-        </w:rPr>
-      </w:pPr>
-      <w:bookmarkStart w:id="8" w:name="_Toc211849682"/>
-      <w:r>
+          <w:lang w:val="en-US"/>
+        </w:rPr>
+        <w:br w:type="page"/>
+      </w:r>
+    </w:p>
+    <w:p>
+      <w:pPr>
+        <w:spacing w:line="360" w:lineRule="auto"/>
+        <w:ind w:firstLine="709"/>
+        <w:jc w:val="both"/>
+        <w:outlineLvl w:val="0"/>
         <w:rPr>
           <w:b/>
           <w:bCs/>
           <w:sz w:val="28"/>
           <w:szCs w:val="28"/>
         </w:rPr>
+      </w:pPr>
+      <w:bookmarkStart w:id="9" w:name="_Toc211849682"/>
+      <w:r>
+        <w:rPr>
+          <w:b/>
+          <w:bCs/>
+          <w:sz w:val="28"/>
+          <w:szCs w:val="28"/>
+        </w:rPr>
         <w:lastRenderedPageBreak/>
         <w:t xml:space="preserve">5 </w:t>
       </w:r>
@@ -4305,7 +4592,7 @@
         </w:rPr>
         <w:t>Результат трассировки программы</w:t>
       </w:r>
-      <w:bookmarkEnd w:id="8"/>
+      <w:bookmarkEnd w:id="9"/>
     </w:p>
     <w:p>
       <w:pPr>
@@ -4336,6 +4623,7 @@
       </w:pPr>
       <w:r>
         <w:rPr>
+          <w:noProof/>
           <w:sz w:val="28"/>
           <w:szCs w:val="28"/>
         </w:rPr>
@@ -4457,7 +4745,7 @@
           <w:szCs w:val="28"/>
         </w:rPr>
       </w:pPr>
-      <w:bookmarkStart w:id="9" w:name="_Toc211849683"/>
+      <w:bookmarkStart w:id="10" w:name="_Toc211849683"/>
       <w:r>
         <w:rPr>
           <w:b/>
@@ -4486,7 +4774,7 @@
         </w:rPr>
         <w:t>Вывод</w:t>
       </w:r>
-      <w:bookmarkEnd w:id="9"/>
+      <w:bookmarkEnd w:id="10"/>
     </w:p>
     <w:p>
       <w:pPr>
@@ -4523,7 +4811,7 @@
 </file>
 
 <file path=word/endnotes.xml><?xml version="1.0" encoding="utf-8"?>
-<w:endnotes xmlns:wpc="http://schemas.microsoft.com/office/word/2010/wordprocessingCanvas" xmlns:cx="http://schemas.microsoft.com/office/drawing/2014/chartex" xmlns:cx1="http://schemas.microsoft.com/office/drawing/2015/9/8/chartex" xmlns:cx2="http://schemas.microsoft.com/office/drawing/2015/10/21/chartex" xmlns:cx3="http://schemas.microsoft.com/office/drawing/2016/5/9/chartex" xmlns:cx4="http://schemas.microsoft.com/office/drawing/2016/5/10/chartex" xmlns:cx5="http://schemas.microsoft.com/office/drawing/2016/5/11/chartex" xmlns:cx6="http://schemas.microsoft.com/office/drawing/2016/5/12/chartex" xmlns:cx7="http://schemas.microsoft.com/office/drawing/2016/5/13/chartex" xmlns:cx8="http://schemas.microsoft.com/office/drawing/2016/5/14/chartex" xmlns:mc="http://schemas.openxmlformats.org/markup-compatibility/2006" xmlns:aink="http://schemas.microsoft.com/office/drawing/2016/ink" xmlns:am3d="http://schemas.microsoft.com/office/drawing/2017/model3d" xmlns:o="urn:schemas-microsoft-com:office:office" xmlns:oel="http://schemas.microsoft.com/office/2019/extlst" xmlns:r="http://schemas.openxmlformats.org/officeDocument/2006/relationships" xmlns:m="http://schemas.openxmlformats.org/officeDocument/2006/math" xmlns:v="urn:schemas-microsoft-com:vml" xmlns:wp14="http://schemas.microsoft.com/office/word/2010/wordprocessingDrawing" xmlns:wp="http://schemas.openxmlformats.org/drawingml/2006/wordprocessingDrawing" xmlns:w10="urn:schemas-microsoft-com:office:word" xmlns:w="http://schemas.openxmlformats.org/wordprocessingml/2006/main" xmlns:w14="http://schemas.microsoft.com/office/word/2010/wordml" xmlns:w15="http://schemas.microsoft.com/office/word/2012/wordml" xmlns:w16cex="http://schemas.microsoft.com/office/word/2018/wordml/cex" xmlns:w16cid="http://schemas.microsoft.com/office/word/2016/wordml/cid" xmlns:w16="http://schemas.microsoft.com/office/word/2018/wordml" xmlns:w16sdtdh="http://schemas.microsoft.com/office/word/2020/wordml/sdtdatahash" xmlns:w16se="http://schemas.microsoft.com/office/word/2015/wordml/symex" xmlns:wpg="http://schemas.microsoft.com/office/word/2010/wordprocessingGroup" xmlns:wpi="http://schemas.microsoft.com/office/word/2010/wordprocessingInk" xmlns:wne="http://schemas.microsoft.com/office/word/2006/wordml" xmlns:wps="http://schemas.microsoft.com/office/word/2010/wordprocessingShape" mc:Ignorable="w14 w15 w16se w16cid w16 w16cex w16sdtdh wp14">
+<w:endnotes xmlns:wpc="http://schemas.microsoft.com/office/word/2010/wordprocessingCanvas" xmlns:cx="http://schemas.microsoft.com/office/drawing/2014/chartex" xmlns:cx1="http://schemas.microsoft.com/office/drawing/2015/9/8/chartex" xmlns:cx2="http://schemas.microsoft.com/office/drawing/2015/10/21/chartex" xmlns:cx3="http://schemas.microsoft.com/office/drawing/2016/5/9/chartex" xmlns:cx4="http://schemas.microsoft.com/office/drawing/2016/5/10/chartex" xmlns:cx5="http://schemas.microsoft.com/office/drawing/2016/5/11/chartex" xmlns:cx6="http://schemas.microsoft.com/office/drawing/2016/5/12/chartex" xmlns:cx7="http://schemas.microsoft.com/office/drawing/2016/5/13/chartex" xmlns:cx8="http://schemas.microsoft.com/office/drawing/2016/5/14/chartex" xmlns:mc="http://schemas.openxmlformats.org/markup-compatibility/2006" xmlns:aink="http://schemas.microsoft.com/office/drawing/2016/ink" xmlns:am3d="http://schemas.microsoft.com/office/drawing/2017/model3d" xmlns:o="urn:schemas-microsoft-com:office:office" xmlns:r="http://schemas.openxmlformats.org/officeDocument/2006/relationships" xmlns:m="http://schemas.openxmlformats.org/officeDocument/2006/math" xmlns:v="urn:schemas-microsoft-com:vml" xmlns:wp14="http://schemas.microsoft.com/office/word/2010/wordprocessingDrawing" xmlns:wp="http://schemas.openxmlformats.org/drawingml/2006/wordprocessingDrawing" xmlns:w10="urn:schemas-microsoft-com:office:word" xmlns:w="http://schemas.openxmlformats.org/wordprocessingml/2006/main" xmlns:w14="http://schemas.microsoft.com/office/word/2010/wordml" xmlns:w15="http://schemas.microsoft.com/office/word/2012/wordml" xmlns:w16cid="http://schemas.microsoft.com/office/word/2016/wordml/cid" xmlns:w16se="http://schemas.microsoft.com/office/word/2015/wordml/symex" xmlns:wpg="http://schemas.microsoft.com/office/word/2010/wordprocessingGroup" xmlns:wpi="http://schemas.microsoft.com/office/word/2010/wordprocessingInk" xmlns:wne="http://schemas.microsoft.com/office/word/2006/wordml" xmlns:wps="http://schemas.microsoft.com/office/word/2010/wordprocessingShape" mc:Ignorable="w14 w15 w16se w16cid wp14">
   <w:endnote w:type="separator" w:id="-1">
     <w:p>
       <w:r>
@@ -4542,7 +4830,7 @@
 </file>
 
 <file path=word/footer1.xml><?xml version="1.0" encoding="utf-8"?>
-<w:ftr xmlns:wpc="http://schemas.microsoft.com/office/word/2010/wordprocessingCanvas" xmlns:cx="http://schemas.microsoft.com/office/drawing/2014/chartex" xmlns:cx1="http://schemas.microsoft.com/office/drawing/2015/9/8/chartex" xmlns:cx2="http://schemas.microsoft.com/office/drawing/2015/10/21/chartex" xmlns:cx3="http://schemas.microsoft.com/office/drawing/2016/5/9/chartex" xmlns:cx4="http://schemas.microsoft.com/office/drawing/2016/5/10/chartex" xmlns:cx5="http://schemas.microsoft.com/office/drawing/2016/5/11/chartex" xmlns:cx6="http://schemas.microsoft.com/office/drawing/2016/5/12/chartex" xmlns:cx7="http://schemas.microsoft.com/office/drawing/2016/5/13/chartex" xmlns:cx8="http://schemas.microsoft.com/office/drawing/2016/5/14/chartex" xmlns:mc="http://schemas.openxmlformats.org/markup-compatibility/2006" xmlns:aink="http://schemas.microsoft.com/office/drawing/2016/ink" xmlns:am3d="http://schemas.microsoft.com/office/drawing/2017/model3d" xmlns:o="urn:schemas-microsoft-com:office:office" xmlns:oel="http://schemas.microsoft.com/office/2019/extlst" xmlns:r="http://schemas.openxmlformats.org/officeDocument/2006/relationships" xmlns:m="http://schemas.openxmlformats.org/officeDocument/2006/math" xmlns:v="urn:schemas-microsoft-com:vml" xmlns:wp14="http://schemas.microsoft.com/office/word/2010/wordprocessingDrawing" xmlns:wp="http://schemas.openxmlformats.org/drawingml/2006/wordprocessingDrawing" xmlns:w10="urn:schemas-microsoft-com:office:word" xmlns:w="http://schemas.openxmlformats.org/wordprocessingml/2006/main" xmlns:w14="http://schemas.microsoft.com/office/word/2010/wordml" xmlns:w15="http://schemas.microsoft.com/office/word/2012/wordml" xmlns:w16cex="http://schemas.microsoft.com/office/word/2018/wordml/cex" xmlns:w16cid="http://schemas.microsoft.com/office/word/2016/wordml/cid" xmlns:w16="http://schemas.microsoft.com/office/word/2018/wordml" xmlns:w16sdtdh="http://schemas.microsoft.com/office/word/2020/wordml/sdtdatahash" xmlns:w16se="http://schemas.microsoft.com/office/word/2015/wordml/symex" xmlns:wpg="http://schemas.microsoft.com/office/word/2010/wordprocessingGroup" xmlns:wpi="http://schemas.microsoft.com/office/word/2010/wordprocessingInk" xmlns:wne="http://schemas.microsoft.com/office/word/2006/wordml" xmlns:wps="http://schemas.microsoft.com/office/word/2010/wordprocessingShape" mc:Ignorable="w14 w15 w16se w16cid w16 w16cex w16sdtdh wp14">
+<w:ftr xmlns:wpc="http://schemas.microsoft.com/office/word/2010/wordprocessingCanvas" xmlns:cx="http://schemas.microsoft.com/office/drawing/2014/chartex" xmlns:cx1="http://schemas.microsoft.com/office/drawing/2015/9/8/chartex" xmlns:cx2="http://schemas.microsoft.com/office/drawing/2015/10/21/chartex" xmlns:cx3="http://schemas.microsoft.com/office/drawing/2016/5/9/chartex" xmlns:cx4="http://schemas.microsoft.com/office/drawing/2016/5/10/chartex" xmlns:cx5="http://schemas.microsoft.com/office/drawing/2016/5/11/chartex" xmlns:cx6="http://schemas.microsoft.com/office/drawing/2016/5/12/chartex" xmlns:cx7="http://schemas.microsoft.com/office/drawing/2016/5/13/chartex" xmlns:cx8="http://schemas.microsoft.com/office/drawing/2016/5/14/chartex" xmlns:mc="http://schemas.openxmlformats.org/markup-compatibility/2006" xmlns:aink="http://schemas.microsoft.com/office/drawing/2016/ink" xmlns:am3d="http://schemas.microsoft.com/office/drawing/2017/model3d" xmlns:o="urn:schemas-microsoft-com:office:office" xmlns:r="http://schemas.openxmlformats.org/officeDocument/2006/relationships" xmlns:m="http://schemas.openxmlformats.org/officeDocument/2006/math" xmlns:v="urn:schemas-microsoft-com:vml" xmlns:wp14="http://schemas.microsoft.com/office/word/2010/wordprocessingDrawing" xmlns:wp="http://schemas.openxmlformats.org/drawingml/2006/wordprocessingDrawing" xmlns:w10="urn:schemas-microsoft-com:office:word" xmlns:w="http://schemas.openxmlformats.org/wordprocessingml/2006/main" xmlns:w14="http://schemas.microsoft.com/office/word/2010/wordml" xmlns:w15="http://schemas.microsoft.com/office/word/2012/wordml" xmlns:w16cid="http://schemas.microsoft.com/office/word/2016/wordml/cid" xmlns:w16se="http://schemas.microsoft.com/office/word/2015/wordml/symex" xmlns:wpg="http://schemas.microsoft.com/office/word/2010/wordprocessingGroup" xmlns:wpi="http://schemas.microsoft.com/office/word/2010/wordprocessingInk" xmlns:wne="http://schemas.microsoft.com/office/word/2006/wordml" xmlns:wps="http://schemas.microsoft.com/office/word/2010/wordprocessingShape" mc:Ignorable="w14 w15 w16se w16cid wp14">
   <w:p>
     <w:pPr>
       <w:pStyle w:val="a3"/>
@@ -4645,7 +4933,7 @@
               <v:stroke joinstyle="miter"/>
               <v:path gradientshapeok="t" o:connecttype="rect"/>
             </v:shapetype>
-            <v:shape id="Textbox 1" o:spid="_x0000_s1026" type="#_x0000_t202" style="position:absolute;margin-left:310.55pt;margin-top:793.75pt;width:18.05pt;height:13.05pt;z-index:-251657216;visibility:visible;mso-wrap-style:square;mso-wrap-distance-left:0;mso-wrap-distance-top:0;mso-wrap-distance-right:0;mso-wrap-distance-bottom:0;mso-position-horizontal:absolute;mso-position-horizontal-relative:page;mso-position-vertical:absolute;mso-position-vertical-relative:page;v-text-anchor:top" o:gfxdata="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" filled="f" stroked="f">
+            <v:shape id="Textbox 1" o:spid="_x0000_s1026" type="#_x0000_t202" style="position:absolute;margin-left:310.55pt;margin-top:793.75pt;width:18.05pt;height:13.05pt;z-index:-251657216;visibility:visible;mso-wrap-style:square;mso-wrap-distance-left:0;mso-wrap-distance-top:0;mso-wrap-distance-right:0;mso-wrap-distance-bottom:0;mso-position-horizontal:absolute;mso-position-horizontal-relative:page;mso-position-vertical:absolute;mso-position-vertical-relative:page;v-text-anchor:top" o:gfxdata="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" filled="f" stroked="f">
               <v:textbox inset="0,0,0,0">
                 <w:txbxContent>
                   <w:p>
@@ -4705,7 +4993,7 @@
 </file>
 
 <file path=word/footer2.xml><?xml version="1.0" encoding="utf-8"?>
-<w:ftr xmlns:wpc="http://schemas.microsoft.com/office/word/2010/wordprocessingCanvas" xmlns:cx="http://schemas.microsoft.com/office/drawing/2014/chartex" xmlns:cx1="http://schemas.microsoft.com/office/drawing/2015/9/8/chartex" xmlns:cx2="http://schemas.microsoft.com/office/drawing/2015/10/21/chartex" xmlns:cx3="http://schemas.microsoft.com/office/drawing/2016/5/9/chartex" xmlns:cx4="http://schemas.microsoft.com/office/drawing/2016/5/10/chartex" xmlns:cx5="http://schemas.microsoft.com/office/drawing/2016/5/11/chartex" xmlns:cx6="http://schemas.microsoft.com/office/drawing/2016/5/12/chartex" xmlns:cx7="http://schemas.microsoft.com/office/drawing/2016/5/13/chartex" xmlns:cx8="http://schemas.microsoft.com/office/drawing/2016/5/14/chartex" xmlns:mc="http://schemas.openxmlformats.org/markup-compatibility/2006" xmlns:aink="http://schemas.microsoft.com/office/drawing/2016/ink" xmlns:am3d="http://schemas.microsoft.com/office/drawing/2017/model3d" xmlns:o="urn:schemas-microsoft-com:office:office" xmlns:oel="http://schemas.microsoft.com/office/2019/extlst" xmlns:r="http://schemas.openxmlformats.org/officeDocument/2006/relationships" xmlns:m="http://schemas.openxmlformats.org/officeDocument/2006/math" xmlns:v="urn:schemas-microsoft-com:vml" xmlns:wp14="http://schemas.microsoft.com/office/word/2010/wordprocessingDrawing" xmlns:wp="http://schemas.openxmlformats.org/drawingml/2006/wordprocessingDrawing" xmlns:w10="urn:schemas-microsoft-com:office:word" xmlns:w="http://schemas.openxmlformats.org/wordprocessingml/2006/main" xmlns:w14="http://schemas.microsoft.com/office/word/2010/wordml" xmlns:w15="http://schemas.microsoft.com/office/word/2012/wordml" xmlns:w16cex="http://schemas.microsoft.com/office/word/2018/wordml/cex" xmlns:w16cid="http://schemas.microsoft.com/office/word/2016/wordml/cid" xmlns:w16="http://schemas.microsoft.com/office/word/2018/wordml" xmlns:w16sdtdh="http://schemas.microsoft.com/office/word/2020/wordml/sdtdatahash" xmlns:w16se="http://schemas.microsoft.com/office/word/2015/wordml/symex" xmlns:wpg="http://schemas.microsoft.com/office/word/2010/wordprocessingGroup" xmlns:wpi="http://schemas.microsoft.com/office/word/2010/wordprocessingInk" xmlns:wne="http://schemas.microsoft.com/office/word/2006/wordml" xmlns:wps="http://schemas.microsoft.com/office/word/2010/wordprocessingShape" mc:Ignorable="w14 w15 w16se w16cid w16 w16cex w16sdtdh wp14">
+<w:ftr xmlns:wpc="http://schemas.microsoft.com/office/word/2010/wordprocessingCanvas" xmlns:cx="http://schemas.microsoft.com/office/drawing/2014/chartex" xmlns:cx1="http://schemas.microsoft.com/office/drawing/2015/9/8/chartex" xmlns:cx2="http://schemas.microsoft.com/office/drawing/2015/10/21/chartex" xmlns:cx3="http://schemas.microsoft.com/office/drawing/2016/5/9/chartex" xmlns:cx4="http://schemas.microsoft.com/office/drawing/2016/5/10/chartex" xmlns:cx5="http://schemas.microsoft.com/office/drawing/2016/5/11/chartex" xmlns:cx6="http://schemas.microsoft.com/office/drawing/2016/5/12/chartex" xmlns:cx7="http://schemas.microsoft.com/office/drawing/2016/5/13/chartex" xmlns:cx8="http://schemas.microsoft.com/office/drawing/2016/5/14/chartex" xmlns:mc="http://schemas.openxmlformats.org/markup-compatibility/2006" xmlns:aink="http://schemas.microsoft.com/office/drawing/2016/ink" xmlns:am3d="http://schemas.microsoft.com/office/drawing/2017/model3d" xmlns:o="urn:schemas-microsoft-com:office:office" xmlns:r="http://schemas.openxmlformats.org/officeDocument/2006/relationships" xmlns:m="http://schemas.openxmlformats.org/officeDocument/2006/math" xmlns:v="urn:schemas-microsoft-com:vml" xmlns:wp14="http://schemas.microsoft.com/office/word/2010/wordprocessingDrawing" xmlns:wp="http://schemas.openxmlformats.org/drawingml/2006/wordprocessingDrawing" xmlns:w10="urn:schemas-microsoft-com:office:word" xmlns:w="http://schemas.openxmlformats.org/wordprocessingml/2006/main" xmlns:w14="http://schemas.microsoft.com/office/word/2010/wordml" xmlns:w15="http://schemas.microsoft.com/office/word/2012/wordml" xmlns:w16cid="http://schemas.microsoft.com/office/word/2016/wordml/cid" xmlns:w16se="http://schemas.microsoft.com/office/word/2015/wordml/symex" xmlns:wpg="http://schemas.microsoft.com/office/word/2010/wordprocessingGroup" xmlns:wpi="http://schemas.microsoft.com/office/word/2010/wordprocessingInk" xmlns:wne="http://schemas.microsoft.com/office/word/2006/wordml" xmlns:wps="http://schemas.microsoft.com/office/word/2010/wordprocessingShape" mc:Ignorable="w14 w15 w16se w16cid wp14">
   <w:sdt>
     <w:sdtPr>
       <w:rPr>
@@ -4717,6 +5005,11 @@
         <w:docPartUnique/>
       </w:docPartObj>
     </w:sdtPr>
+    <w:sdtEndPr>
+      <w:rPr>
+        <w:rStyle w:val="a4"/>
+      </w:rPr>
+    </w:sdtEndPr>
     <w:sdtContent>
       <w:p>
         <w:pPr>
@@ -4757,7 +5050,7 @@
 </file>
 
 <file path=word/footer3.xml><?xml version="1.0" encoding="utf-8"?>
-<w:ftr xmlns:wpc="http://schemas.microsoft.com/office/word/2010/wordprocessingCanvas" xmlns:cx="http://schemas.microsoft.com/office/drawing/2014/chartex" xmlns:cx1="http://schemas.microsoft.com/office/drawing/2015/9/8/chartex" xmlns:cx2="http://schemas.microsoft.com/office/drawing/2015/10/21/chartex" xmlns:cx3="http://schemas.microsoft.com/office/drawing/2016/5/9/chartex" xmlns:cx4="http://schemas.microsoft.com/office/drawing/2016/5/10/chartex" xmlns:cx5="http://schemas.microsoft.com/office/drawing/2016/5/11/chartex" xmlns:cx6="http://schemas.microsoft.com/office/drawing/2016/5/12/chartex" xmlns:cx7="http://schemas.microsoft.com/office/drawing/2016/5/13/chartex" xmlns:cx8="http://schemas.microsoft.com/office/drawing/2016/5/14/chartex" xmlns:mc="http://schemas.openxmlformats.org/markup-compatibility/2006" xmlns:aink="http://schemas.microsoft.com/office/drawing/2016/ink" xmlns:am3d="http://schemas.microsoft.com/office/drawing/2017/model3d" xmlns:o="urn:schemas-microsoft-com:office:office" xmlns:oel="http://schemas.microsoft.com/office/2019/extlst" xmlns:r="http://schemas.openxmlformats.org/officeDocument/2006/relationships" xmlns:m="http://schemas.openxmlformats.org/officeDocument/2006/math" xmlns:v="urn:schemas-microsoft-com:vml" xmlns:wp14="http://schemas.microsoft.com/office/word/2010/wordprocessingDrawing" xmlns:wp="http://schemas.openxmlformats.org/drawingml/2006/wordprocessingDrawing" xmlns:w10="urn:schemas-microsoft-com:office:word" xmlns:w="http://schemas.openxmlformats.org/wordprocessingml/2006/main" xmlns:w14="http://schemas.microsoft.com/office/word/2010/wordml" xmlns:w15="http://schemas.microsoft.com/office/word/2012/wordml" xmlns:w16cex="http://schemas.microsoft.com/office/word/2018/wordml/cex" xmlns:w16cid="http://schemas.microsoft.com/office/word/2016/wordml/cid" xmlns:w16="http://schemas.microsoft.com/office/word/2018/wordml" xmlns:w16sdtdh="http://schemas.microsoft.com/office/word/2020/wordml/sdtdatahash" xmlns:w16se="http://schemas.microsoft.com/office/word/2015/wordml/symex" xmlns:wpg="http://schemas.microsoft.com/office/word/2010/wordprocessingGroup" xmlns:wpi="http://schemas.microsoft.com/office/word/2010/wordprocessingInk" xmlns:wne="http://schemas.microsoft.com/office/word/2006/wordml" xmlns:wps="http://schemas.microsoft.com/office/word/2010/wordprocessingShape" mc:Ignorable="w14 w15 w16se w16cid w16 w16cex w16sdtdh wp14">
+<w:ftr xmlns:wpc="http://schemas.microsoft.com/office/word/2010/wordprocessingCanvas" xmlns:cx="http://schemas.microsoft.com/office/drawing/2014/chartex" xmlns:cx1="http://schemas.microsoft.com/office/drawing/2015/9/8/chartex" xmlns:cx2="http://schemas.microsoft.com/office/drawing/2015/10/21/chartex" xmlns:cx3="http://schemas.microsoft.com/office/drawing/2016/5/9/chartex" xmlns:cx4="http://schemas.microsoft.com/office/drawing/2016/5/10/chartex" xmlns:cx5="http://schemas.microsoft.com/office/drawing/2016/5/11/chartex" xmlns:cx6="http://schemas.microsoft.com/office/drawing/2016/5/12/chartex" xmlns:cx7="http://schemas.microsoft.com/office/drawing/2016/5/13/chartex" xmlns:cx8="http://schemas.microsoft.com/office/drawing/2016/5/14/chartex" xmlns:mc="http://schemas.openxmlformats.org/markup-compatibility/2006" xmlns:aink="http://schemas.microsoft.com/office/drawing/2016/ink" xmlns:am3d="http://schemas.microsoft.com/office/drawing/2017/model3d" xmlns:o="urn:schemas-microsoft-com:office:office" xmlns:r="http://schemas.openxmlformats.org/officeDocument/2006/relationships" xmlns:m="http://schemas.openxmlformats.org/officeDocument/2006/math" xmlns:v="urn:schemas-microsoft-com:vml" xmlns:wp14="http://schemas.microsoft.com/office/word/2010/wordprocessingDrawing" xmlns:wp="http://schemas.openxmlformats.org/drawingml/2006/wordprocessingDrawing" xmlns:w10="urn:schemas-microsoft-com:office:word" xmlns:w="http://schemas.openxmlformats.org/wordprocessingml/2006/main" xmlns:w14="http://schemas.microsoft.com/office/word/2010/wordml" xmlns:w15="http://schemas.microsoft.com/office/word/2012/wordml" xmlns:w16cid="http://schemas.microsoft.com/office/word/2016/wordml/cid" xmlns:w16se="http://schemas.microsoft.com/office/word/2015/wordml/symex" xmlns:wpg="http://schemas.microsoft.com/office/word/2010/wordprocessingGroup" xmlns:wpi="http://schemas.microsoft.com/office/word/2010/wordprocessingInk" xmlns:wne="http://schemas.microsoft.com/office/word/2006/wordml" xmlns:wps="http://schemas.microsoft.com/office/word/2010/wordprocessingShape" mc:Ignorable="w14 w15 w16se w16cid wp14">
   <w:sdt>
     <w:sdtPr>
       <w:rPr>
@@ -4769,6 +5062,11 @@
         <w:docPartUnique/>
       </w:docPartObj>
     </w:sdtPr>
+    <w:sdtEndPr>
+      <w:rPr>
+        <w:rStyle w:val="a4"/>
+      </w:rPr>
+    </w:sdtEndPr>
     <w:sdtContent>
       <w:p>
         <w:pPr>
@@ -4822,7 +5120,7 @@
 </file>
 
 <file path=word/footnotes.xml><?xml version="1.0" encoding="utf-8"?>
-<w:footnotes xmlns:wpc="http://schemas.microsoft.com/office/word/2010/wordprocessingCanvas" xmlns:cx="http://schemas.microsoft.com/office/drawing/2014/chartex" xmlns:cx1="http://schemas.microsoft.com/office/drawing/2015/9/8/chartex" xmlns:cx2="http://schemas.microsoft.com/office/drawing/2015/10/21/chartex" xmlns:cx3="http://schemas.microsoft.com/office/drawing/2016/5/9/chartex" xmlns:cx4="http://schemas.microsoft.com/office/drawing/2016/5/10/chartex" xmlns:cx5="http://schemas.microsoft.com/office/drawing/2016/5/11/chartex" xmlns:cx6="http://schemas.microsoft.com/office/drawing/2016/5/12/chartex" xmlns:cx7="http://schemas.microsoft.com/office/drawing/2016/5/13/chartex" xmlns:cx8="http://schemas.microsoft.com/office/drawing/2016/5/14/chartex" xmlns:mc="http://schemas.openxmlformats.org/markup-compatibility/2006" xmlns:aink="http://schemas.microsoft.com/office/drawing/2016/ink" xmlns:am3d="http://schemas.microsoft.com/office/drawing/2017/model3d" xmlns:o="urn:schemas-microsoft-com:office:office" xmlns:oel="http://schemas.microsoft.com/office/2019/extlst" xmlns:r="http://schemas.openxmlformats.org/officeDocument/2006/relationships" xmlns:m="http://schemas.openxmlformats.org/officeDocument/2006/math" xmlns:v="urn:schemas-microsoft-com:vml" xmlns:wp14="http://schemas.microsoft.com/office/word/2010/wordprocessingDrawing" xmlns:wp="http://schemas.openxmlformats.org/drawingml/2006/wordprocessingDrawing" xmlns:w10="urn:schemas-microsoft-com:office:word" xmlns:w="http://schemas.openxmlformats.org/wordprocessingml/2006/main" xmlns:w14="http://schemas.microsoft.com/office/word/2010/wordml" xmlns:w15="http://schemas.microsoft.com/office/word/2012/wordml" xmlns:w16cex="http://schemas.microsoft.com/office/word/2018/wordml/cex" xmlns:w16cid="http://schemas.microsoft.com/office/word/2016/wordml/cid" xmlns:w16="http://schemas.microsoft.com/office/word/2018/wordml" xmlns:w16sdtdh="http://schemas.microsoft.com/office/word/2020/wordml/sdtdatahash" xmlns:w16se="http://schemas.microsoft.com/office/word/2015/wordml/symex" xmlns:wpg="http://schemas.microsoft.com/office/word/2010/wordprocessingGroup" xmlns:wpi="http://schemas.microsoft.com/office/word/2010/wordprocessingInk" xmlns:wne="http://schemas.microsoft.com/office/word/2006/wordml" xmlns:wps="http://schemas.microsoft.com/office/word/2010/wordprocessingShape" mc:Ignorable="w14 w15 w16se w16cid w16 w16cex w16sdtdh wp14">
+<w:footnotes xmlns:wpc="http://schemas.microsoft.com/office/word/2010/wordprocessingCanvas" xmlns:cx="http://schemas.microsoft.com/office/drawing/2014/chartex" xmlns:cx1="http://schemas.microsoft.com/office/drawing/2015/9/8/chartex" xmlns:cx2="http://schemas.microsoft.com/office/drawing/2015/10/21/chartex" xmlns:cx3="http://schemas.microsoft.com/office/drawing/2016/5/9/chartex" xmlns:cx4="http://schemas.microsoft.com/office/drawing/2016/5/10/chartex" xmlns:cx5="http://schemas.microsoft.com/office/drawing/2016/5/11/chartex" xmlns:cx6="http://schemas.microsoft.com/office/drawing/2016/5/12/chartex" xmlns:cx7="http://schemas.microsoft.com/office/drawing/2016/5/13/chartex" xmlns:cx8="http://schemas.microsoft.com/office/drawing/2016/5/14/chartex" xmlns:mc="http://schemas.openxmlformats.org/markup-compatibility/2006" xmlns:aink="http://schemas.microsoft.com/office/drawing/2016/ink" xmlns:am3d="http://schemas.microsoft.com/office/drawing/2017/model3d" xmlns:o="urn:schemas-microsoft-com:office:office" xmlns:r="http://schemas.openxmlformats.org/officeDocument/2006/relationships" xmlns:m="http://schemas.openxmlformats.org/officeDocument/2006/math" xmlns:v="urn:schemas-microsoft-com:vml" xmlns:wp14="http://schemas.microsoft.com/office/word/2010/wordprocessingDrawing" xmlns:wp="http://schemas.openxmlformats.org/drawingml/2006/wordprocessingDrawing" xmlns:w10="urn:schemas-microsoft-com:office:word" xmlns:w="http://schemas.openxmlformats.org/wordprocessingml/2006/main" xmlns:w14="http://schemas.microsoft.com/office/word/2010/wordml" xmlns:w15="http://schemas.microsoft.com/office/word/2012/wordml" xmlns:w16cid="http://schemas.microsoft.com/office/word/2016/wordml/cid" xmlns:w16se="http://schemas.microsoft.com/office/word/2015/wordml/symex" xmlns:wpg="http://schemas.microsoft.com/office/word/2010/wordprocessingGroup" xmlns:wpi="http://schemas.microsoft.com/office/word/2010/wordprocessingInk" xmlns:wne="http://schemas.microsoft.com/office/word/2006/wordml" xmlns:wps="http://schemas.microsoft.com/office/word/2010/wordprocessingShape" mc:Ignorable="w14 w15 w16se w16cid wp14">
   <w:footnote w:type="separator" w:id="-1">
     <w:p>
       <w:r>
@@ -4841,7 +5139,7 @@
 </file>
 
 <file path=word/numbering.xml><?xml version="1.0" encoding="utf-8"?>
-<w:numbering xmlns:wpc="http://schemas.microsoft.com/office/word/2010/wordprocessingCanvas" xmlns:cx="http://schemas.microsoft.com/office/drawing/2014/chartex" xmlns:cx1="http://schemas.microsoft.com/office/drawing/2015/9/8/chartex" xmlns:cx2="http://schemas.microsoft.com/office/drawing/2015/10/21/chartex" xmlns:cx3="http://schemas.microsoft.com/office/drawing/2016/5/9/chartex" xmlns:cx4="http://schemas.microsoft.com/office/drawing/2016/5/10/chartex" xmlns:cx5="http://schemas.microsoft.com/office/drawing/2016/5/11/chartex" xmlns:cx6="http://schemas.microsoft.com/office/drawing/2016/5/12/chartex" xmlns:cx7="http://schemas.microsoft.com/office/drawing/2016/5/13/chartex" xmlns:cx8="http://schemas.microsoft.com/office/drawing/2016/5/14/chartex" xmlns:mc="http://schemas.openxmlformats.org/markup-compatibility/2006" xmlns:aink="http://schemas.microsoft.com/office/drawing/2016/ink" xmlns:am3d="http://schemas.microsoft.com/office/drawing/2017/model3d" xmlns:o="urn:schemas-microsoft-com:office:office" xmlns:oel="http://schemas.microsoft.com/office/2019/extlst" xmlns:r="http://schemas.openxmlformats.org/officeDocument/2006/relationships" xmlns:m="http://schemas.openxmlformats.org/officeDocument/2006/math" xmlns:v="urn:schemas-microsoft-com:vml" xmlns:wp14="http://schemas.microsoft.com/office/word/2010/wordprocessingDrawing" xmlns:wp="http://schemas.openxmlformats.org/drawingml/2006/wordprocessingDrawing" xmlns:w10="urn:schemas-microsoft-com:office:word" xmlns:w="http://schemas.openxmlformats.org/wordprocessingml/2006/main" xmlns:w14="http://schemas.microsoft.com/office/word/2010/wordml" xmlns:w15="http://schemas.microsoft.com/office/word/2012/wordml" xmlns:w16cex="http://schemas.microsoft.com/office/word/2018/wordml/cex" xmlns:w16cid="http://schemas.microsoft.com/office/word/2016/wordml/cid" xmlns:w16="http://schemas.microsoft.com/office/word/2018/wordml" xmlns:w16sdtdh="http://schemas.microsoft.com/office/word/2020/wordml/sdtdatahash" xmlns:w16se="http://schemas.microsoft.com/office/word/2015/wordml/symex" xmlns:wpg="http://schemas.microsoft.com/office/word/2010/wordprocessingGroup" xmlns:wpi="http://schemas.microsoft.com/office/word/2010/wordprocessingInk" xmlns:wne="http://schemas.microsoft.com/office/word/2006/wordml" xmlns:wps="http://schemas.microsoft.com/office/word/2010/wordprocessingShape" mc:Ignorable="w14 w15 w16se w16cid w16 w16cex w16sdtdh wp14">
+<w:numbering xmlns:wpc="http://schemas.microsoft.com/office/word/2010/wordprocessingCanvas" xmlns:cx="http://schemas.microsoft.com/office/drawing/2014/chartex" xmlns:cx1="http://schemas.microsoft.com/office/drawing/2015/9/8/chartex" xmlns:cx2="http://schemas.microsoft.com/office/drawing/2015/10/21/chartex" xmlns:cx3="http://schemas.microsoft.com/office/drawing/2016/5/9/chartex" xmlns:cx4="http://schemas.microsoft.com/office/drawing/2016/5/10/chartex" xmlns:cx5="http://schemas.microsoft.com/office/drawing/2016/5/11/chartex" xmlns:cx6="http://schemas.microsoft.com/office/drawing/2016/5/12/chartex" xmlns:cx7="http://schemas.microsoft.com/office/drawing/2016/5/13/chartex" xmlns:cx8="http://schemas.microsoft.com/office/drawing/2016/5/14/chartex" xmlns:mc="http://schemas.openxmlformats.org/markup-compatibility/2006" xmlns:aink="http://schemas.microsoft.com/office/drawing/2016/ink" xmlns:am3d="http://schemas.microsoft.com/office/drawing/2017/model3d" xmlns:o="urn:schemas-microsoft-com:office:office" xmlns:r="http://schemas.openxmlformats.org/officeDocument/2006/relationships" xmlns:m="http://schemas.openxmlformats.org/officeDocument/2006/math" xmlns:v="urn:schemas-microsoft-com:vml" xmlns:wp14="http://schemas.microsoft.com/office/word/2010/wordprocessingDrawing" xmlns:wp="http://schemas.openxmlformats.org/drawingml/2006/wordprocessingDrawing" xmlns:w10="urn:schemas-microsoft-com:office:word" xmlns:w="http://schemas.openxmlformats.org/wordprocessingml/2006/main" xmlns:w14="http://schemas.microsoft.com/office/word/2010/wordml" xmlns:w15="http://schemas.microsoft.com/office/word/2012/wordml" xmlns:w16cid="http://schemas.microsoft.com/office/word/2016/wordml/cid" xmlns:w16se="http://schemas.microsoft.com/office/word/2015/wordml/symex" xmlns:wpg="http://schemas.microsoft.com/office/word/2010/wordprocessingGroup" xmlns:wpi="http://schemas.microsoft.com/office/word/2010/wordprocessingInk" xmlns:wne="http://schemas.microsoft.com/office/word/2006/wordml" xmlns:wps="http://schemas.microsoft.com/office/word/2010/wordprocessingShape" mc:Ignorable="w14 w15 w16se w16cid wp14">
   <w:abstractNum w:abstractNumId="0" w15:restartNumberingAfterBreak="0">
     <w:nsid w:val="15396499"/>
     <w:multiLevelType w:val="hybridMultilevel"/>
@@ -5196,23 +5494,23 @@
       </w:pPr>
     </w:lvl>
   </w:abstractNum>
-  <w:num w:numId="1" w16cid:durableId="578252566">
+  <w:num w:numId="1">
     <w:abstractNumId w:val="3"/>
   </w:num>
-  <w:num w:numId="2" w16cid:durableId="329144285">
+  <w:num w:numId="2">
     <w:abstractNumId w:val="1"/>
   </w:num>
-  <w:num w:numId="3" w16cid:durableId="1556427803">
+  <w:num w:numId="3">
     <w:abstractNumId w:val="2"/>
   </w:num>
-  <w:num w:numId="4" w16cid:durableId="1996450715">
+  <w:num w:numId="4">
     <w:abstractNumId w:val="0"/>
   </w:num>
 </w:numbering>
 </file>
 
 <file path=word/styles.xml><?xml version="1.0" encoding="utf-8"?>
-<w:styles xmlns:mc="http://schemas.openxmlformats.org/markup-compatibility/2006" xmlns:r="http://schemas.openxmlformats.org/officeDocument/2006/relationships" xmlns:w="http://schemas.openxmlformats.org/wordprocessingml/2006/main" xmlns:w14="http://schemas.microsoft.com/office/word/2010/wordml" xmlns:w15="http://schemas.microsoft.com/office/word/2012/wordml" xmlns:w16cex="http://schemas.microsoft.com/office/word/2018/wordml/cex" xmlns:w16cid="http://schemas.microsoft.com/office/word/2016/wordml/cid" xmlns:w16="http://schemas.microsoft.com/office/word/2018/wordml" xmlns:w16sdtdh="http://schemas.microsoft.com/office/word/2020/wordml/sdtdatahash" xmlns:w16se="http://schemas.microsoft.com/office/word/2015/wordml/symex" mc:Ignorable="w14 w15 w16se w16cid w16 w16cex w16sdtdh">
+<w:styles xmlns:mc="http://schemas.openxmlformats.org/markup-compatibility/2006" xmlns:r="http://schemas.openxmlformats.org/officeDocument/2006/relationships" xmlns:w="http://schemas.openxmlformats.org/wordprocessingml/2006/main" xmlns:w14="http://schemas.microsoft.com/office/word/2010/wordml" xmlns:w15="http://schemas.microsoft.com/office/word/2012/wordml" xmlns:w16cid="http://schemas.microsoft.com/office/word/2016/wordml/cid" xmlns:w16se="http://schemas.microsoft.com/office/word/2015/wordml/symex" mc:Ignorable="w14 w15 w16se w16cid">
   <w:docDefaults>
     <w:rPrDefault>
       <w:rPr>
@@ -5222,7 +5520,7 @@
     </w:rPrDefault>
     <w:pPrDefault/>
   </w:docDefaults>
-  <w:latentStyles w:defLockedState="0" w:defUIPriority="0" w:defSemiHidden="0" w:defUnhideWhenUsed="0" w:defQFormat="0" w:count="376">
+  <w:latentStyles w:defLockedState="0" w:defUIPriority="0" w:defSemiHidden="0" w:defUnhideWhenUsed="0" w:defQFormat="0" w:count="375">
     <w:lsdException w:name="Normal" w:qFormat="1"/>
     <w:lsdException w:name="heading 1" w:uiPriority="9" w:qFormat="1"/>
     <w:lsdException w:name="heading 2" w:semiHidden="1" w:unhideWhenUsed="1" w:qFormat="1"/>
@@ -5505,7 +5803,6 @@
     <w:lsdException w:name="Smart Hyperlink" w:semiHidden="1" w:uiPriority="99" w:unhideWhenUsed="1"/>
     <w:lsdException w:name="Hashtag" w:semiHidden="1" w:uiPriority="99" w:unhideWhenUsed="1"/>
     <w:lsdException w:name="Unresolved Mention" w:semiHidden="1" w:uiPriority="99" w:unhideWhenUsed="1"/>
-    <w:lsdException w:name="Smart Link" w:semiHidden="1" w:uiPriority="99" w:unhideWhenUsed="1"/>
   </w:latentStyles>
   <w:style w:type="paragraph" w:default="1" w:styleId="a">
     <w:name w:val="Normal"/>
@@ -6080,7 +6377,7 @@
 </file>
 
 <file path=customXml/itemProps1.xml><?xml version="1.0" encoding="utf-8"?>
-<ds:datastoreItem xmlns:ds="http://schemas.openxmlformats.org/officeDocument/2006/customXml" ds:itemID="{132A2764-9086-4B23-BC7E-EEF5BA084ED8}">
+<ds:datastoreItem xmlns:ds="http://schemas.openxmlformats.org/officeDocument/2006/customXml" ds:itemID="{FD424249-E480-4079-BAFF-AF69CF9A36EA}">
   <ds:schemaRefs>
     <ds:schemaRef ds:uri="http://schemas.openxmlformats.org/officeDocument/2006/bibliography"/>
   </ds:schemaRefs>

--- a/5_semester/ЭВМ/ЭВМ-2.docx
+++ b/5_semester/ЭВМ/ЭВМ-2.docx
@@ -2253,8 +2253,6 @@
           <w:szCs w:val="28"/>
         </w:rPr>
       </w:pPr>
-      <w:bookmarkStart w:id="7" w:name="_GoBack"/>
-      <w:bookmarkEnd w:id="7"/>
       <w:r>
         <w:rPr>
           <w:sz w:val="28"/>
@@ -2305,7 +2303,7 @@
           <w:szCs w:val="28"/>
         </w:rPr>
       </w:pPr>
-      <w:bookmarkStart w:id="8" w:name="_Toc211849681"/>
+      <w:bookmarkStart w:id="7" w:name="_Toc211849681"/>
       <w:r>
         <w:rPr>
           <w:b/>
@@ -2334,7 +2332,7 @@
         </w:rPr>
         <w:t>Текст программы с комментариями</w:t>
       </w:r>
-      <w:bookmarkEnd w:id="8"/>
+      <w:bookmarkEnd w:id="7"/>
     </w:p>
     <w:p>
       <w:pPr>
@@ -2512,16 +2510,44 @@
         <w:rPr>
           <w:sz w:val="28"/>
           <w:szCs w:val="28"/>
-          <w:lang w:val="en-US"/>
-        </w:rPr>
-      </w:pPr>
-      <w:r>
-        <w:rPr>
-          <w:sz w:val="28"/>
-          <w:szCs w:val="28"/>
-          <w:lang w:val="en-US"/>
-        </w:rPr>
-        <w:t>; PUSH X2</w:t>
+        </w:rPr>
+      </w:pPr>
+      <w:r>
+        <w:rPr>
+          <w:sz w:val="28"/>
+          <w:szCs w:val="28"/>
+        </w:rPr>
+        <w:t xml:space="preserve">; </w:t>
+      </w:r>
+      <w:r>
+        <w:rPr>
+          <w:sz w:val="28"/>
+          <w:szCs w:val="28"/>
+          <w:lang w:val="en-US"/>
+        </w:rPr>
+        <w:t>PUSH</w:t>
+      </w:r>
+      <w:r>
+        <w:rPr>
+          <w:sz w:val="28"/>
+          <w:szCs w:val="28"/>
+        </w:rPr>
+        <w:t xml:space="preserve"> </w:t>
+      </w:r>
+      <w:r>
+        <w:rPr>
+          <w:sz w:val="28"/>
+          <w:szCs w:val="28"/>
+          <w:lang w:val="en-US"/>
+        </w:rPr>
+        <w:t>X</w:t>
+      </w:r>
+      <w:r>
+        <w:rPr>
+          <w:sz w:val="28"/>
+          <w:szCs w:val="28"/>
+        </w:rPr>
+        <w:t>2</w:t>
       </w:r>
     </w:p>
     <w:p>
@@ -4572,7 +4598,7 @@
           <w:szCs w:val="28"/>
         </w:rPr>
       </w:pPr>
-      <w:bookmarkStart w:id="9" w:name="_Toc211849682"/>
+      <w:bookmarkStart w:id="8" w:name="_Toc211849682"/>
       <w:r>
         <w:rPr>
           <w:b/>
@@ -4592,7 +4618,25 @@
         </w:rPr>
         <w:t>Результат трассировки программы</w:t>
       </w:r>
-      <w:bookmarkEnd w:id="9"/>
+      <w:bookmarkEnd w:id="8"/>
+    </w:p>
+    <w:p>
+      <w:pPr>
+        <w:spacing w:line="360" w:lineRule="auto"/>
+        <w:ind w:firstLine="709"/>
+        <w:jc w:val="both"/>
+        <w:rPr>
+          <w:sz w:val="28"/>
+          <w:szCs w:val="28"/>
+        </w:rPr>
+      </w:pPr>
+      <w:r>
+        <w:rPr>
+          <w:sz w:val="28"/>
+          <w:szCs w:val="28"/>
+        </w:rPr>
+        <w:t>Для проверки результатов вычислений в эмуляторе выполнены следующие ручные расчёты: для операции R1 = X1 + X2: 0xFF (X1 = -1) + 0x15 (X2 = 21) = 0x14 (20), что совпадает с содержимым ячейки R1 (0x14); для операции R2 = X3 * X2 (знаковое): (-42) * 21 = -882, что в 16-битном дополнительном коде даёт 0xFC8E, что соответствует записи в памяти (младший байт R2 = 0x8E, старший байт R2+1 = 0xFC); для операции R3 = X2 AND X4: 0x15 AND 0x15 = 0x15, что совпадает со значением в R3; для операции R4 = X3 / X1 (знаковое): (-42) / (-1) = 42, что в шестнадцатеричной системе равно 0x2A, что соответствует содержимому R4. Все ручные вычисления подтверждают корректность работы программы в эмуляторе.</w:t>
+      </w:r>
     </w:p>
     <w:p>
       <w:pPr>
@@ -4621,6 +4665,7 @@
           <w:szCs w:val="28"/>
         </w:rPr>
       </w:pPr>
+      <w:bookmarkStart w:id="9" w:name="_GoBack"/>
       <w:r>
         <w:rPr>
           <w:noProof/>
@@ -4628,9 +4673,9 @@
           <w:szCs w:val="28"/>
         </w:rPr>
         <w:drawing>
-          <wp:inline distT="0" distB="0" distL="0" distR="0" wp14:anchorId="15AF8FC1" wp14:editId="463A31BF">
-            <wp:extent cx="5940425" cy="6092825"/>
-            <wp:effectExtent l="0" t="0" r="3175" b="3175"/>
+          <wp:inline distT="0" distB="0" distL="0" distR="0" wp14:anchorId="15AF8FC1" wp14:editId="673BEF78">
+            <wp:extent cx="4343104" cy="4454525"/>
+            <wp:effectExtent l="0" t="0" r="635" b="3175"/>
             <wp:docPr id="1929940367" name="Рисунок 1"/>
             <wp:cNvGraphicFramePr>
               <a:graphicFrameLocks xmlns:a="http://schemas.openxmlformats.org/drawingml/2006/main" noChangeAspect="1"/>
@@ -4651,7 +4696,7 @@
                   <pic:spPr>
                     <a:xfrm>
                       <a:off x="0" y="0"/>
-                      <a:ext cx="5940425" cy="6092825"/>
+                      <a:ext cx="4349310" cy="4460890"/>
                     </a:xfrm>
                     <a:prstGeom prst="rect">
                       <a:avLst/>
@@ -4663,6 +4708,7 @@
           </wp:inline>
         </w:drawing>
       </w:r>
+      <w:bookmarkEnd w:id="9"/>
     </w:p>
     <w:p>
       <w:pPr>
@@ -6377,7 +6423,7 @@
 </file>
 
 <file path=customXml/itemProps1.xml><?xml version="1.0" encoding="utf-8"?>
-<ds:datastoreItem xmlns:ds="http://schemas.openxmlformats.org/officeDocument/2006/customXml" ds:itemID="{FD424249-E480-4079-BAFF-AF69CF9A36EA}">
+<ds:datastoreItem xmlns:ds="http://schemas.openxmlformats.org/officeDocument/2006/customXml" ds:itemID="{8797D042-3E30-49F7-A701-3752A4935B71}">
   <ds:schemaRefs>
     <ds:schemaRef ds:uri="http://schemas.openxmlformats.org/officeDocument/2006/bibliography"/>
   </ds:schemaRefs>
